--- a/docs/Fleet_IDS_User_Manual.docx
+++ b/docs/Fleet_IDS_User_Manual.docx
@@ -918,7 +918,7 @@
                 <w:rStyle w:val="Hyperlink"/>
                 <w:noProof/>
               </w:rPr>
-              <w:t xml:space="preserve">Tune detections and the event catalog</w:t>
+              <w:t xml:space="preserve">Tune detections, suppression rules and the event catalog</w:t>
             </w:r>
             <w:r>
               <w:rPr>
@@ -932,7 +932,7 @@
                 <w:rStyle w:val="Hyperlink"/>
                 <w:noProof/>
               </w:rPr>
-              <w:t xml:space="preserve">11</w:t>
+              <w:t xml:space="preserve">13</w:t>
             </w:r>
           </w:hyperlink>
         </w:p>
@@ -974,7 +974,7 @@
                 <w:rStyle w:val="Hyperlink"/>
                 <w:noProof/>
               </w:rPr>
-              <w:t xml:space="preserve">12</w:t>
+              <w:t xml:space="preserve">14</w:t>
             </w:r>
           </w:hyperlink>
         </w:p>
@@ -1016,7 +1016,7 @@
                 <w:rStyle w:val="Hyperlink"/>
                 <w:noProof/>
               </w:rPr>
-              <w:t xml:space="preserve">13</w:t>
+              <w:t xml:space="preserve">15</w:t>
             </w:r>
           </w:hyperlink>
         </w:p>
@@ -1058,7 +1058,7 @@
                 <w:rStyle w:val="Hyperlink"/>
                 <w:noProof/>
               </w:rPr>
-              <w:t xml:space="preserve">14</w:t>
+              <w:t xml:space="preserve">16</w:t>
             </w:r>
           </w:hyperlink>
         </w:p>
@@ -1100,7 +1100,7 @@
                 <w:rStyle w:val="Hyperlink"/>
                 <w:noProof/>
               </w:rPr>
-              <w:t xml:space="preserve">15</w:t>
+              <w:t xml:space="preserve">17</w:t>
             </w:r>
           </w:hyperlink>
         </w:p>
@@ -1142,7 +1142,7 @@
                 <w:rStyle w:val="Hyperlink"/>
                 <w:noProof/>
               </w:rPr>
-              <w:t xml:space="preserve">15</w:t>
+              <w:t xml:space="preserve">17</w:t>
             </w:r>
           </w:hyperlink>
         </w:p>
@@ -1184,7 +1184,7 @@
                 <w:rStyle w:val="Hyperlink"/>
                 <w:noProof/>
               </w:rPr>
-              <w:t xml:space="preserve">15</w:t>
+              <w:t xml:space="preserve">17</w:t>
             </w:r>
           </w:hyperlink>
         </w:p>
@@ -1226,7 +1226,7 @@
                 <w:rStyle w:val="Hyperlink"/>
                 <w:noProof/>
               </w:rPr>
-              <w:t xml:space="preserve">16</w:t>
+              <w:t xml:space="preserve">18</w:t>
             </w:r>
           </w:hyperlink>
           <w:r>
@@ -1540,7 +1540,7 @@
                 <w:sz w:val="20"/>
                 <w:szCs w:val="20"/>
               </w:rPr>
-              <w:t xml:space="preserve">Everything a viewer can do. Triage alerts, create and work cases, add notes, classify event types, import data, run detections.</w:t>
+              <w:t xml:space="preserve">Everything a viewer can do. Triage alerts, create and work cases and case reports, add notes, create suppression rules, classify event types, import data, run detections.</w:t>
             </w:r>
           </w:p>
         </w:tc>
@@ -2733,6 +2733,108 @@
                 <w:szCs w:val="20"/>
               </w:rPr>
               <w:t xml:space="preserve">, or export CSV instead.</w:t>
+            </w:r>
+          </w:p>
+        </w:tc>
+      </w:tr>
+      <w:tr>
+        <w:trPr>
+          <w:cantSplit/>
+        </w:trPr>
+        <w:tc>
+          <w:tcPr>
+            <w:tcW w:w="2700" w:type="dxa"/>
+            <w:hideMark/>
+          </w:tcPr>
+          <w:p>
+            <w:pPr>
+              <w:spacing w:line="276" w:lineRule="auto"/>
+              <w:rPr>
+                <w:rFonts w:ascii="Arial" w:hAnsi="Arial" w:cs="Arial"/>
+                <w:sz w:val="22"/>
+                <w:szCs w:val="22"/>
+                <w:lang w:val="en-GB"/>
+              </w:rPr>
+            </w:pPr>
+            <w:r>
+              <w:rPr>
+                <w:rFonts w:ascii="Arial" w:hAnsi="Arial" w:cs="Arial"/>
+                <w:lang w:val="en-GB"/>
+                <w:sz w:val="20"/>
+                <w:szCs w:val="20"/>
+              </w:rPr>
+              <w:t xml:space="preserve">An alert is missing from the open list</w:t>
+            </w:r>
+          </w:p>
+        </w:tc>
+        <w:tc>
+          <w:tcPr>
+            <w:tcW w:w="3300" w:type="dxa"/>
+            <w:hideMark/>
+          </w:tcPr>
+          <w:p>
+            <w:pPr>
+              <w:spacing w:line="276" w:lineRule="auto"/>
+              <w:rPr>
+                <w:rFonts w:ascii="Arial" w:hAnsi="Arial" w:cs="Arial"/>
+                <w:sz w:val="22"/>
+                <w:szCs w:val="22"/>
+                <w:lang w:val="en-GB"/>
+              </w:rPr>
+            </w:pPr>
+            <w:r>
+              <w:rPr>
+                <w:rFonts w:ascii="Arial" w:hAnsi="Arial" w:cs="Arial"/>
+                <w:lang w:val="en-GB"/>
+                <w:sz w:val="20"/>
+                <w:szCs w:val="20"/>
+              </w:rPr>
+              <w:t xml:space="preserve">A suppression rule hides it.</w:t>
+            </w:r>
+          </w:p>
+        </w:tc>
+        <w:tc>
+          <w:tcPr>
+            <w:tcW w:w="4207" w:type="dxa"/>
+            <w:hideMark/>
+          </w:tcPr>
+          <w:p>
+            <w:pPr>
+              <w:spacing w:line="276" w:lineRule="auto"/>
+              <w:rPr>
+                <w:rFonts w:ascii="Arial" w:hAnsi="Arial" w:cs="Arial"/>
+                <w:sz w:val="22"/>
+                <w:szCs w:val="22"/>
+                <w:lang w:val="en-GB"/>
+              </w:rPr>
+            </w:pPr>
+            <w:r>
+              <w:rPr>
+                <w:rFonts w:ascii="Arial" w:hAnsi="Arial" w:cs="Arial"/>
+                <w:lang w:val="en-GB"/>
+                <w:sz w:val="20"/>
+                <w:szCs w:val="20"/>
+              </w:rPr>
+              <w:t xml:space="preserve">Open the </w:t>
+            </w:r>
+            <w:r>
+              <w:rPr>
+                <w:b/>
+                <w:rFonts w:ascii="Arial" w:hAnsi="Arial" w:cs="Arial"/>
+                <w:lang w:val="en-GB"/>
+                <w:sz w:val="20"/>
+                <w:szCs w:val="20"/>
+              </w:rPr>
+              <w:t xml:space="preserve">Suppressed</w:t>
+            </w:r>
+            <w:r>
+              <w:rPr>
+                <w:rFonts w:ascii="Arial" w:hAnsi="Arial" w:cs="Arial"/>
+                <w:lang w:val="en-GB"/>
+                <w:sz w:val="20"/>
+                <w:szCs w:val="20"/>
+              </w:rPr>
+              <w:t xml:space="preserve"> tab on Alerts. The rule, its reason and its expiry are under Detections → Suppression rules.</w:t>
             </w:r>
           </w:p>
         </w:tc>
@@ -4768,7 +4870,7 @@
         <w:t xml:space="preserve">Alerts</w:t>
       </w:r>
       <w:r>
-        <w:t xml:space="preserve">. The tabs show Open, All, Resolved and False positive. Filter by text, severity, detection or case state.</w:t>
+        <w:t xml:space="preserve">. The tabs show Open, All, Resolved, False positive and Suppressed. Filter by text, severity, detection or case state.</w:t>
       </w:r>
     </w:p>
     <w:p>
@@ -4840,6 +4942,26 @@
         <w:t xml:space="preserve">5.</w:t>
         <w:tab/>
         <w:t xml:space="preserve">If the alert needs real investigation, create a case from it (next step).</w:t>
+      </w:r>
+    </w:p>
+    <w:p>
+      <w:pPr>
+        <w:spacing w:before="0" w:after="60" w:line="276" w:lineRule="auto"/>
+        <w:ind w:left="-37" w:right="-680" w:hanging="360"/>
+      </w:pPr>
+      <w:r>
+        <w:t xml:space="preserve">6.</w:t>
+        <w:tab/>
+        <w:t xml:space="preserve">If the same harmless pattern keeps coming back, choose </w:t>
+      </w:r>
+      <w:r>
+        <w:rPr>
+          <w:b/>
+        </w:rPr>
+        <w:t xml:space="preserve">Suppress similar alerts</w:t>
+      </w:r>
+      <w:r>
+        <w:t xml:space="preserve"> in the drawer (analyst). See section 7.9.</w:t>
       </w:r>
     </w:p>
     <w:p>
@@ -5062,6 +5184,26 @@
     </w:p>
     <w:p>
       <w:pPr>
+        <w:spacing w:before="0" w:after="60" w:line="276" w:lineRule="auto"/>
+        <w:ind w:left="-37" w:right="-680" w:hanging="360"/>
+      </w:pPr>
+      <w:r>
+        <w:t xml:space="preserve">7.</w:t>
+        <w:tab/>
+        <w:t xml:space="preserve">Choose </w:t>
+      </w:r>
+      <w:r>
+        <w:rPr>
+          <w:b/>
+        </w:rPr>
+        <w:t xml:space="preserve">Export report</w:t>
+      </w:r>
+      <w:r>
+        <w:t xml:space="preserve"> at any time to open a printable report of the case. In the print dialog choose Save as PDF. Each export is written to the audit log.</w:t>
+      </w:r>
+    </w:p>
+    <w:p>
+      <w:pPr>
         <w:keepNext/>
         <w:spacing w:before="80" w:after="40"/>
         <w:spacing w:line="276" w:lineRule="auto"/>
@@ -5118,6 +5260,71 @@
     </w:p>
     <w:p>
       <w:pPr>
+        <w:spacing w:before="60" w:after="60" w:line="276" w:lineRule="auto"/>
+        <w:ind w:left="-397" w:right="-680"/>
+      </w:pPr>
+      <w:r>
+        <w:t xml:space="preserve">The report contains the case facts, summary, findings and decision, the vehicles with their decoded VIN, the linked alerts, the checklist and the full activity log, all in UTC.</w:t>
+      </w:r>
+    </w:p>
+    <w:p>
+      <w:pPr>
+        <w:keepNext/>
+        <w:spacing w:before="80" w:after="40"/>
+        <w:spacing w:line="276" w:lineRule="auto"/>
+        <w:ind w:left="-397" w:right="-680"/>
+      </w:pPr>
+      <w:r>
+        <w:drawing>
+          <wp:inline xmlns:a="http://schemas.openxmlformats.org/drawingml/2006/main" xmlns:pic="http://schemas.openxmlformats.org/drawingml/2006/picture">
+            <wp:extent cx="4937760" cy="6748272"/>
+            <wp:docPr id="1" name="Picture 1"/>
+            <wp:cNvGraphicFramePr>
+              <a:graphicFrameLocks noChangeAspect="1"/>
+            </wp:cNvGraphicFramePr>
+            <a:graphic>
+              <a:graphicData uri="http://schemas.openxmlformats.org/drawingml/2006/picture">
+                <pic:pic>
+                  <pic:nvPicPr>
+                    <pic:cNvPr id="0" name="15_report.png"/>
+                    <pic:cNvPicPr/>
+                  </pic:nvPicPr>
+                  <pic:blipFill>
+                    <a:blip r:embed="rId22"/>
+                    <a:stretch>
+                      <a:fillRect/>
+                    </a:stretch>
+                  </pic:blipFill>
+                  <pic:spPr>
+                    <a:xfrm>
+                      <a:off x="0" y="0"/>
+                      <a:ext cx="4937760" cy="6748272"/>
+                    </a:xfrm>
+                    <a:prstGeom prst="rect"/>
+                  </pic:spPr>
+                </pic:pic>
+              </a:graphicData>
+            </a:graphic>
+          </wp:inline>
+        </w:drawing>
+      </w:r>
+    </w:p>
+    <w:p>
+      <w:pPr>
+        <w:spacing w:before="0" w:after="140" w:line="276" w:lineRule="auto"/>
+        <w:ind w:left="-397" w:right="-680"/>
+      </w:pPr>
+      <w:r>
+        <w:rPr>
+          <w:i/>
+          <w:sz w:val="18"/>
+          <w:szCs w:val="18"/>
+        </w:rPr>
+        <w:t xml:space="preserve">Figure 8: Case report (top part)</w:t>
+      </w:r>
+    </w:p>
+    <w:p>
+      <w:pPr>
         <w:spacing w:before="60" w:after="100" w:line="276" w:lineRule="auto"/>
         <w:ind w:left="-397" w:right="-680"/>
       </w:pPr>
@@ -5148,7 +5355,7 @@
           <w:bCs/>
           <w:lang w:val="en-GB"/>
         </w:rPr>
-        <w:t xml:space="preserve">Tune detections and the event catalog</w:t>
+        <w:t xml:space="preserve">Tune detections, suppression rules and the event catalog</w:t>
       </w:r>
       <w:bookmarkEnd w:id="9021"/>
     </w:p>
@@ -5201,6 +5408,26 @@
         <w:t xml:space="preserve">3.</w:t>
         <w:tab/>
         <w:t xml:space="preserve">Unclassified event types raise their own alert until you classify them.</w:t>
+      </w:r>
+    </w:p>
+    <w:p>
+      <w:pPr>
+        <w:spacing w:before="0" w:after="60" w:line="276" w:lineRule="auto"/>
+        <w:ind w:left="-37" w:right="-680" w:hanging="360"/>
+      </w:pPr>
+      <w:r>
+        <w:t xml:space="preserve">4.</w:t>
+        <w:tab/>
+        <w:t xml:space="preserve">Silence a known-benign pattern with a </w:t>
+      </w:r>
+      <w:r>
+        <w:rPr>
+          <w:b/>
+        </w:rPr>
+        <w:t xml:space="preserve">suppression rule</w:t>
+      </w:r>
+      <w:r>
+        <w:t xml:space="preserve"> (below).</w:t>
       </w:r>
     </w:p>
     <w:tbl>
@@ -5648,171 +5875,6 @@
                 <pic:pic>
                   <pic:nvPicPr>
                     <pic:cNvPr id="0" name="10_detections.png"/>
-                    <pic:cNvPicPr/>
-                  </pic:nvPicPr>
-                  <pic:blipFill>
-                    <a:blip r:embed="rId22"/>
-                    <a:stretch>
-                      <a:fillRect/>
-                    </a:stretch>
-                  </pic:blipFill>
-                  <pic:spPr>
-                    <a:xfrm>
-                      <a:off x="0" y="0"/>
-                      <a:ext cx="5486400" cy="3477908"/>
-                    </a:xfrm>
-                    <a:prstGeom prst="rect"/>
-                  </pic:spPr>
-                </pic:pic>
-              </a:graphicData>
-            </a:graphic>
-          </wp:inline>
-        </w:drawing>
-      </w:r>
-    </w:p>
-    <w:p>
-      <w:pPr>
-        <w:spacing w:before="0" w:after="140" w:line="276" w:lineRule="auto"/>
-        <w:ind w:left="-397" w:right="-680"/>
-      </w:pPr>
-      <w:r>
-        <w:rPr>
-          <w:i/>
-          <w:sz w:val="18"/>
-          <w:szCs w:val="18"/>
-        </w:rPr>
-        <w:t xml:space="preserve">Figure 8: Detection rules</w:t>
-      </w:r>
-    </w:p>
-    <w:p>
-      <w:pPr>
-        <w:pStyle w:val="berschrift2"/>
-        <w:rPr>
-          <w:lang w:val="en-GB"/>
-        </w:rPr>
-        <w:ind w:left="133" w:hanging="757"/>
-      </w:pPr>
-      <w:bookmarkStart w:id="9022" w:name="_Toc000009022"/>
-      <w:r>
-        <w:rPr>
-          <w:bCs/>
-          <w:lang w:val="en-GB"/>
-        </w:rPr>
-        <w:t xml:space="preserve">Manage users, tokens and sign-in rules</w:t>
-      </w:r>
-      <w:bookmarkEnd w:id="9022"/>
-    </w:p>
-    <w:p>
-      <w:pPr>
-        <w:spacing w:before="0" w:after="60" w:line="276" w:lineRule="auto"/>
-        <w:ind w:left="-397" w:right="-680"/>
-      </w:pPr>
-      <w:r>
-        <w:rPr>
-          <w:b/>
-        </w:rPr>
-        <w:t xml:space="preserve">Your own account:</w:t>
-      </w:r>
-      <w:r>
-        <w:t xml:space="preserve"> choose your name in the top bar. There you change your password and create or revoke your own API tokens. Give a token a permission (view, modify, full) and an expiry. It is shown once.</w:t>
-      </w:r>
-    </w:p>
-    <w:p>
-      <w:pPr>
-        <w:keepNext/>
-        <w:spacing w:before="0" w:after="40" w:line="276" w:lineRule="auto"/>
-        <w:ind w:left="-397" w:right="-680"/>
-      </w:pPr>
-      <w:r>
-        <w:rPr>
-          <w:b/>
-        </w:rPr>
-        <w:t xml:space="preserve">Administrators</w:t>
-      </w:r>
-      <w:r>
-        <w:t xml:space="preserve"> open </w:t>
-      </w:r>
-      <w:r>
-        <w:rPr>
-          <w:b/>
-        </w:rPr>
-        <w:t xml:space="preserve">Users</w:t>
-      </w:r>
-      <w:r>
-        <w:t xml:space="preserve">:</w:t>
-      </w:r>
-    </w:p>
-    <w:p>
-      <w:pPr>
-        <w:spacing w:before="0" w:after="60" w:line="276" w:lineRule="auto"/>
-        <w:ind w:left="-37" w:right="-680" w:hanging="360"/>
-      </w:pPr>
-      <w:r>
-        <w:t xml:space="preserve">1.</w:t>
-        <w:tab/>
-        <w:t xml:space="preserve">Choose </w:t>
-      </w:r>
-      <w:r>
-        <w:rPr>
-          <w:b/>
-        </w:rPr>
-        <w:t xml:space="preserve">New user</w:t>
-      </w:r>
-      <w:r>
-        <w:t xml:space="preserve">, enter user name, name, role and a starting password, and tell the person the password in person.</w:t>
-      </w:r>
-    </w:p>
-    <w:p>
-      <w:pPr>
-        <w:spacing w:before="0" w:after="60" w:line="276" w:lineRule="auto"/>
-        <w:ind w:left="-37" w:right="-680" w:hanging="360"/>
-      </w:pPr>
-      <w:r>
-        <w:t xml:space="preserve">2.</w:t>
-        <w:tab/>
-        <w:t xml:space="preserve">Select an account to change its role, reset its password, deactivate or delete it. Such a change signs the person out everywhere.</w:t>
-      </w:r>
-    </w:p>
-    <w:p>
-      <w:pPr>
-        <w:spacing w:before="0" w:after="60" w:line="276" w:lineRule="auto"/>
-        <w:ind w:left="-37" w:right="-680" w:hanging="360"/>
-      </w:pPr>
-      <w:r>
-        <w:t xml:space="preserve">3.</w:t>
-        <w:tab/>
-        <w:t xml:space="preserve">Under </w:t>
-      </w:r>
-      <w:r>
-        <w:rPr>
-          <w:b/>
-        </w:rPr>
-        <w:t xml:space="preserve">Sign-in and token rules</w:t>
-      </w:r>
-      <w:r>
-        <w:t xml:space="preserve"> set the idle session time, the minimum password length, the default and longest token lifetime, and whether API tokens are allowed at all. Switching tokens off stops every existing token at once.</w:t>
-      </w:r>
-    </w:p>
-    <w:p>
-      <w:pPr>
-        <w:keepNext/>
-        <w:spacing w:before="80" w:after="40"/>
-        <w:spacing w:line="276" w:lineRule="auto"/>
-        <w:ind w:left="-397" w:right="-680"/>
-      </w:pPr>
-      <w:r>
-        <w:drawing>
-          <wp:inline xmlns:a="http://schemas.openxmlformats.org/drawingml/2006/main" xmlns:pic="http://schemas.openxmlformats.org/drawingml/2006/picture">
-            <wp:extent cx="5486400" cy="3477908"/>
-            <wp:docPr id="1" name="Picture 1"/>
-            <wp:cNvGraphicFramePr>
-              <a:graphicFrameLocks noChangeAspect="1"/>
-            </wp:cNvGraphicFramePr>
-            <a:graphic>
-              <a:graphicData uri="http://schemas.openxmlformats.org/drawingml/2006/picture">
-                <pic:pic>
-                  <pic:nvPicPr>
-                    <pic:cNvPr id="0" name="12_users.png"/>
                     <pic:cNvPicPr/>
                   </pic:nvPicPr>
                   <pic:blipFill>
@@ -5846,25 +5908,203 @@
           <w:sz w:val="18"/>
           <w:szCs w:val="18"/>
         </w:rPr>
-        <w:t xml:space="preserve">Figure 9: Users page</w:t>
-      </w:r>
-    </w:p>
-    <w:p>
-      <w:pPr>
-        <w:spacing w:before="60" w:after="100" w:line="276" w:lineRule="auto"/>
+        <w:t xml:space="preserve">Figure 9: Detection rules</w:t>
+      </w:r>
+    </w:p>
+    <w:p>
+      <w:pPr>
+        <w:keepNext/>
+        <w:spacing w:before="80" w:after="60" w:line="276" w:lineRule="auto"/>
         <w:ind w:left="-397" w:right="-680"/>
       </w:pPr>
       <w:r>
-        <w:t xml:space="preserve">A token is used with the header </w:t>
-      </w:r>
-      <w:r>
         <w:rPr>
           <w:b/>
         </w:rPr>
-        <w:t xml:space="preserve">Authorization: Bearer ids_…</w:t>
-      </w:r>
-      <w:r>
-        <w:t xml:space="preserve"> on the tool’s API. The effective access is the lower of the token and its owner’s role.</w:t>
+        <w:t xml:space="preserve">Suppression rules</w:t>
+      </w:r>
+      <w:r>
+        <w:t xml:space="preserve"> hide alerts for a pattern you have judged harmless, for example an event type that a bench diagnostic tool always triggers.</w:t>
+      </w:r>
+    </w:p>
+    <w:p>
+      <w:pPr>
+        <w:spacing w:before="0" w:after="60" w:line="276" w:lineRule="auto"/>
+        <w:ind w:left="-37" w:right="-680" w:hanging="360"/>
+      </w:pPr>
+      <w:r>
+        <w:t xml:space="preserve">1.</w:t>
+        <w:tab/>
+        <w:t xml:space="preserve">Open the alert and choose </w:t>
+      </w:r>
+      <w:r>
+        <w:rPr>
+          <w:b/>
+        </w:rPr>
+        <w:t xml:space="preserve">Suppress similar alerts</w:t>
+      </w:r>
+      <w:r>
+        <w:t xml:space="preserve">, or choose </w:t>
+      </w:r>
+      <w:r>
+        <w:rPr>
+          <w:b/>
+        </w:rPr>
+        <w:t xml:space="preserve">New rule</w:t>
+      </w:r>
+      <w:r>
+        <w:t xml:space="preserve"> under Detections → Suppression rules.</w:t>
+      </w:r>
+    </w:p>
+    <w:p>
+      <w:pPr>
+        <w:spacing w:before="0" w:after="60" w:line="276" w:lineRule="auto"/>
+        <w:ind w:left="-37" w:right="-680" w:hanging="360"/>
+      </w:pPr>
+      <w:r>
+        <w:t xml:space="preserve">2.</w:t>
+        <w:tab/>
+        <w:t xml:space="preserve">Choose what the rule matches: detection, ECU, event type and, if wanted, one vehicle. Leave a field empty to match anything. At least one field is required.</w:t>
+      </w:r>
+    </w:p>
+    <w:p>
+      <w:pPr>
+        <w:spacing w:before="0" w:after="60" w:line="276" w:lineRule="auto"/>
+        <w:ind w:left="-37" w:right="-680" w:hanging="360"/>
+      </w:pPr>
+      <w:r>
+        <w:t xml:space="preserve">3.</w:t>
+        <w:tab/>
+        <w:t xml:space="preserve">Write the reason. Everyone who opens a suppressed alert reads it, and the audit log keeps it.</w:t>
+      </w:r>
+    </w:p>
+    <w:p>
+      <w:pPr>
+        <w:spacing w:before="0" w:after="60" w:line="276" w:lineRule="auto"/>
+        <w:ind w:left="-37" w:right="-680" w:hanging="360"/>
+      </w:pPr>
+      <w:r>
+        <w:t xml:space="preserve">4.</w:t>
+        <w:tab/>
+        <w:t xml:space="preserve">Choose how long the rule lasts (30 days to 1 year, or no expiry; 90 days is preset) and create the rule.</w:t>
+      </w:r>
+    </w:p>
+    <w:p>
+      <w:pPr>
+        <w:keepNext/>
+        <w:spacing w:before="80" w:after="40"/>
+        <w:spacing w:line="276" w:lineRule="auto"/>
+        <w:ind w:left="-397" w:right="-680"/>
+      </w:pPr>
+      <w:r>
+        <w:drawing>
+          <wp:inline xmlns:a="http://schemas.openxmlformats.org/drawingml/2006/main" xmlns:pic="http://schemas.openxmlformats.org/drawingml/2006/picture">
+            <wp:extent cx="5669280" cy="1326973"/>
+            <wp:docPr id="1" name="Picture 1"/>
+            <wp:cNvGraphicFramePr>
+              <a:graphicFrameLocks noChangeAspect="1"/>
+            </wp:cNvGraphicFramePr>
+            <a:graphic>
+              <a:graphicData uri="http://schemas.openxmlformats.org/drawingml/2006/picture">
+                <pic:pic>
+                  <pic:nvPicPr>
+                    <pic:cNvPr id="0" name="14_suppression.png"/>
+                    <pic:cNvPicPr/>
+                  </pic:nvPicPr>
+                  <pic:blipFill>
+                    <a:blip r:embed="rId24"/>
+                    <a:stretch>
+                      <a:fillRect/>
+                    </a:stretch>
+                  </pic:blipFill>
+                  <pic:spPr>
+                    <a:xfrm>
+                      <a:off x="0" y="0"/>
+                      <a:ext cx="5669280" cy="1326973"/>
+                    </a:xfrm>
+                    <a:prstGeom prst="rect"/>
+                  </pic:spPr>
+                </pic:pic>
+              </a:graphicData>
+            </a:graphic>
+          </wp:inline>
+        </w:drawing>
+      </w:r>
+    </w:p>
+    <w:p>
+      <w:pPr>
+        <w:spacing w:before="0" w:after="140" w:line="276" w:lineRule="auto"/>
+        <w:ind w:left="-397" w:right="-680"/>
+      </w:pPr>
+      <w:r>
+        <w:rPr>
+          <w:i/>
+          <w:sz w:val="18"/>
+          <w:szCs w:val="18"/>
+        </w:rPr>
+        <w:t xml:space="preserve">Figure 10: Suppression rules on the Detections page</w:t>
+      </w:r>
+    </w:p>
+    <w:p>
+      <w:pPr>
+        <w:spacing w:before="0" w:after="40" w:line="276" w:lineRule="auto"/>
+        <w:ind w:left="-37" w:right="-680" w:hanging="360"/>
+      </w:pPr>
+      <w:r>
+        <w:t xml:space="preserve">•</w:t>
+        <w:tab/>
+        <w:t xml:space="preserve">Matching alerts get the status </w:t>
+      </w:r>
+      <w:r>
+        <w:rPr>
+          <w:b/>
+        </w:rPr>
+        <w:t xml:space="preserve">Suppressed</w:t>
+      </w:r>
+      <w:r>
+        <w:t xml:space="preserve"> and move to the Suppressed tab. They are not deleted and still count there.</w:t>
+      </w:r>
+    </w:p>
+    <w:p>
+      <w:pPr>
+        <w:spacing w:before="0" w:after="40" w:line="276" w:lineRule="auto"/>
+        <w:ind w:left="-37" w:right="-680" w:hanging="360"/>
+      </w:pPr>
+      <w:r>
+        <w:t xml:space="preserve">•</w:t>
+        <w:tab/>
+        <w:t xml:space="preserve">Alerts that someone already works on (in progress or in a case) are never suppressed.</w:t>
+      </w:r>
+    </w:p>
+    <w:p>
+      <w:pPr>
+        <w:spacing w:before="0" w:after="40" w:line="276" w:lineRule="auto"/>
+        <w:ind w:left="-37" w:right="-680" w:hanging="360"/>
+      </w:pPr>
+      <w:r>
+        <w:t xml:space="preserve">•</w:t>
+        <w:tab/>
+        <w:t xml:space="preserve">When a rule is switched off, deleted or expires, its alerts return to </w:t>
+      </w:r>
+      <w:r>
+        <w:rPr>
+          <w:b/>
+        </w:rPr>
+        <w:t xml:space="preserve">New</w:t>
+      </w:r>
+      <w:r>
+        <w:t xml:space="preserve">.</w:t>
+      </w:r>
+    </w:p>
+    <w:p>
+      <w:pPr>
+        <w:spacing w:before="0" w:after="40" w:line="276" w:lineRule="auto"/>
+        <w:ind w:left="-37" w:right="-680" w:hanging="360"/>
+      </w:pPr>
+      <w:r>
+        <w:t xml:space="preserve">•</w:t>
+        <w:tab/>
+        <w:t xml:space="preserve">Events are never hidden. Only the alerts made from them are.</w:t>
       </w:r>
     </w:p>
     <w:p>
@@ -5875,15 +6115,55 @@
         </w:rPr>
         <w:ind w:left="133" w:hanging="757"/>
       </w:pPr>
-      <w:bookmarkStart w:id="9023" w:name="_Toc000009023"/>
+      <w:bookmarkStart w:id="9022" w:name="_Toc000009022"/>
       <w:r>
         <w:rPr>
           <w:bCs/>
           <w:lang w:val="en-GB"/>
         </w:rPr>
-        <w:t xml:space="preserve">Check the audit log</w:t>
-      </w:r>
-      <w:bookmarkEnd w:id="9023"/>
+        <w:t xml:space="preserve">Manage users, tokens and sign-in rules</w:t>
+      </w:r>
+      <w:bookmarkEnd w:id="9022"/>
+    </w:p>
+    <w:p>
+      <w:pPr>
+        <w:spacing w:before="0" w:after="60" w:line="276" w:lineRule="auto"/>
+        <w:ind w:left="-397" w:right="-680"/>
+      </w:pPr>
+      <w:r>
+        <w:rPr>
+          <w:b/>
+        </w:rPr>
+        <w:t xml:space="preserve">Your own account:</w:t>
+      </w:r>
+      <w:r>
+        <w:t xml:space="preserve"> choose your name in the top bar. There you change your password and create or revoke your own API tokens. Give a token a permission (view, modify, full) and an expiry. It is shown once.</w:t>
+      </w:r>
+    </w:p>
+    <w:p>
+      <w:pPr>
+        <w:keepNext/>
+        <w:spacing w:before="0" w:after="40" w:line="276" w:lineRule="auto"/>
+        <w:ind w:left="-397" w:right="-680"/>
+      </w:pPr>
+      <w:r>
+        <w:rPr>
+          <w:b/>
+        </w:rPr>
+        <w:t xml:space="preserve">Administrators</w:t>
+      </w:r>
+      <w:r>
+        <w:t xml:space="preserve"> open </w:t>
+      </w:r>
+      <w:r>
+        <w:rPr>
+          <w:b/>
+        </w:rPr>
+        <w:t xml:space="preserve">Users</w:t>
+      </w:r>
+      <w:r>
+        <w:t xml:space="preserve">:</w:t>
+      </w:r>
     </w:p>
     <w:p>
       <w:pPr>
@@ -5893,16 +6173,16 @@
       <w:r>
         <w:t xml:space="preserve">1.</w:t>
         <w:tab/>
-        <w:t xml:space="preserve">Open </w:t>
+        <w:t xml:space="preserve">Choose </w:t>
       </w:r>
       <w:r>
         <w:rPr>
           <w:b/>
         </w:rPr>
-        <w:t xml:space="preserve">Audit log</w:t>
-      </w:r>
-      <w:r>
-        <w:t xml:space="preserve"> (administrator).</w:t>
+        <w:t xml:space="preserve">New user</w:t>
+      </w:r>
+      <w:r>
+        <w:t xml:space="preserve">, enter user name, name, role and a starting password, and tell the person the password in person.</w:t>
       </w:r>
     </w:p>
     <w:p>
@@ -5913,7 +6193,7 @@
       <w:r>
         <w:t xml:space="preserve">2.</w:t>
         <w:tab/>
-        <w:t xml:space="preserve">Search for a person, action or target, or filter by person, action group and date.</w:t>
+        <w:t xml:space="preserve">Select an account to change its role, reset its password, deactivate or delete it. Such a change signs the person out everywhere.</w:t>
       </w:r>
     </w:p>
     <w:p>
@@ -5924,36 +6204,16 @@
       <w:r>
         <w:t xml:space="preserve">3.</w:t>
         <w:tab/>
-        <w:t xml:space="preserve">Choose </w:t>
+        <w:t xml:space="preserve">Under </w:t>
       </w:r>
       <w:r>
         <w:rPr>
           <w:b/>
         </w:rPr>
-        <w:t xml:space="preserve">Verify integrity</w:t>
-      </w:r>
-      <w:r>
-        <w:t xml:space="preserve"> to check the hash chain. It reports where the chain breaks.</w:t>
-      </w:r>
-    </w:p>
-    <w:p>
-      <w:pPr>
-        <w:spacing w:before="0" w:after="60" w:line="276" w:lineRule="auto"/>
-        <w:ind w:left="-37" w:right="-680" w:hanging="360"/>
-      </w:pPr>
-      <w:r>
-        <w:t xml:space="preserve">4.</w:t>
-        <w:tab/>
-        <w:t xml:space="preserve">Choose </w:t>
-      </w:r>
-      <w:r>
-        <w:rPr>
-          <w:b/>
-        </w:rPr>
-        <w:t xml:space="preserve">Export CSV</w:t>
-      </w:r>
-      <w:r>
-        <w:t xml:space="preserve"> to hand the log to an auditor.</w:t>
+        <w:t xml:space="preserve">Sign-in and token rules</w:t>
+      </w:r>
+      <w:r>
+        <w:t xml:space="preserve"> set the idle session time, the minimum password length, the default and longest token lifetime, and whether API tokens are allowed at all. Switching tokens off stops every existing token at once.</w:t>
       </w:r>
     </w:p>
     <w:p>
@@ -5975,11 +6235,11 @@
               <a:graphicData uri="http://schemas.openxmlformats.org/drawingml/2006/picture">
                 <pic:pic>
                   <pic:nvPicPr>
-                    <pic:cNvPr id="0" name="13_audit.png"/>
+                    <pic:cNvPr id="0" name="12_users.png"/>
                     <pic:cNvPicPr/>
                   </pic:nvPicPr>
                   <pic:blipFill>
-                    <a:blip r:embed="rId24"/>
+                    <a:blip r:embed="rId25"/>
                     <a:stretch>
                       <a:fillRect/>
                     </a:stretch>
@@ -6009,7 +6269,170 @@
           <w:sz w:val="18"/>
           <w:szCs w:val="18"/>
         </w:rPr>
-        <w:t xml:space="preserve">Figure 10: Audit log</w:t>
+        <w:t xml:space="preserve">Figure 11: Users page</w:t>
+      </w:r>
+    </w:p>
+    <w:p>
+      <w:pPr>
+        <w:spacing w:before="60" w:after="100" w:line="276" w:lineRule="auto"/>
+        <w:ind w:left="-397" w:right="-680"/>
+      </w:pPr>
+      <w:r>
+        <w:t xml:space="preserve">A token is used with the header </w:t>
+      </w:r>
+      <w:r>
+        <w:rPr>
+          <w:b/>
+        </w:rPr>
+        <w:t xml:space="preserve">Authorization: Bearer ids_…</w:t>
+      </w:r>
+      <w:r>
+        <w:t xml:space="preserve"> on the tool’s API. The effective access is the lower of the token and its owner’s role.</w:t>
+      </w:r>
+    </w:p>
+    <w:p>
+      <w:pPr>
+        <w:pStyle w:val="berschrift2"/>
+        <w:rPr>
+          <w:lang w:val="en-GB"/>
+        </w:rPr>
+        <w:ind w:left="133" w:hanging="757"/>
+      </w:pPr>
+      <w:bookmarkStart w:id="9023" w:name="_Toc000009023"/>
+      <w:r>
+        <w:rPr>
+          <w:bCs/>
+          <w:lang w:val="en-GB"/>
+        </w:rPr>
+        <w:t xml:space="preserve">Check the audit log</w:t>
+      </w:r>
+      <w:bookmarkEnd w:id="9023"/>
+    </w:p>
+    <w:p>
+      <w:pPr>
+        <w:spacing w:before="0" w:after="60" w:line="276" w:lineRule="auto"/>
+        <w:ind w:left="-37" w:right="-680" w:hanging="360"/>
+      </w:pPr>
+      <w:r>
+        <w:t xml:space="preserve">1.</w:t>
+        <w:tab/>
+        <w:t xml:space="preserve">Open </w:t>
+      </w:r>
+      <w:r>
+        <w:rPr>
+          <w:b/>
+        </w:rPr>
+        <w:t xml:space="preserve">Audit log</w:t>
+      </w:r>
+      <w:r>
+        <w:t xml:space="preserve"> (administrator).</w:t>
+      </w:r>
+    </w:p>
+    <w:p>
+      <w:pPr>
+        <w:spacing w:before="0" w:after="60" w:line="276" w:lineRule="auto"/>
+        <w:ind w:left="-37" w:right="-680" w:hanging="360"/>
+      </w:pPr>
+      <w:r>
+        <w:t xml:space="preserve">2.</w:t>
+        <w:tab/>
+        <w:t xml:space="preserve">Search for a person, action or target, or filter by person, action group and date.</w:t>
+      </w:r>
+    </w:p>
+    <w:p>
+      <w:pPr>
+        <w:spacing w:before="0" w:after="60" w:line="276" w:lineRule="auto"/>
+        <w:ind w:left="-37" w:right="-680" w:hanging="360"/>
+      </w:pPr>
+      <w:r>
+        <w:t xml:space="preserve">3.</w:t>
+        <w:tab/>
+        <w:t xml:space="preserve">Choose </w:t>
+      </w:r>
+      <w:r>
+        <w:rPr>
+          <w:b/>
+        </w:rPr>
+        <w:t xml:space="preserve">Verify integrity</w:t>
+      </w:r>
+      <w:r>
+        <w:t xml:space="preserve"> to check the hash chain. It reports where the chain breaks.</w:t>
+      </w:r>
+    </w:p>
+    <w:p>
+      <w:pPr>
+        <w:spacing w:before="0" w:after="60" w:line="276" w:lineRule="auto"/>
+        <w:ind w:left="-37" w:right="-680" w:hanging="360"/>
+      </w:pPr>
+      <w:r>
+        <w:t xml:space="preserve">4.</w:t>
+        <w:tab/>
+        <w:t xml:space="preserve">Choose </w:t>
+      </w:r>
+      <w:r>
+        <w:rPr>
+          <w:b/>
+        </w:rPr>
+        <w:t xml:space="preserve">Export CSV</w:t>
+      </w:r>
+      <w:r>
+        <w:t xml:space="preserve"> to hand the log to an auditor.</w:t>
+      </w:r>
+    </w:p>
+    <w:p>
+      <w:pPr>
+        <w:keepNext/>
+        <w:spacing w:before="80" w:after="40"/>
+        <w:spacing w:line="276" w:lineRule="auto"/>
+        <w:ind w:left="-397" w:right="-680"/>
+      </w:pPr>
+      <w:r>
+        <w:drawing>
+          <wp:inline xmlns:a="http://schemas.openxmlformats.org/drawingml/2006/main" xmlns:pic="http://schemas.openxmlformats.org/drawingml/2006/picture">
+            <wp:extent cx="5486400" cy="3477908"/>
+            <wp:docPr id="1" name="Picture 1"/>
+            <wp:cNvGraphicFramePr>
+              <a:graphicFrameLocks noChangeAspect="1"/>
+            </wp:cNvGraphicFramePr>
+            <a:graphic>
+              <a:graphicData uri="http://schemas.openxmlformats.org/drawingml/2006/picture">
+                <pic:pic>
+                  <pic:nvPicPr>
+                    <pic:cNvPr id="0" name="13_audit.png"/>
+                    <pic:cNvPicPr/>
+                  </pic:nvPicPr>
+                  <pic:blipFill>
+                    <a:blip r:embed="rId26"/>
+                    <a:stretch>
+                      <a:fillRect/>
+                    </a:stretch>
+                  </pic:blipFill>
+                  <pic:spPr>
+                    <a:xfrm>
+                      <a:off x="0" y="0"/>
+                      <a:ext cx="5486400" cy="3477908"/>
+                    </a:xfrm>
+                    <a:prstGeom prst="rect"/>
+                  </pic:spPr>
+                </pic:pic>
+              </a:graphicData>
+            </a:graphic>
+          </wp:inline>
+        </w:drawing>
+      </w:r>
+    </w:p>
+    <w:p>
+      <w:pPr>
+        <w:spacing w:before="0" w:after="140" w:line="276" w:lineRule="auto"/>
+        <w:ind w:left="-397" w:right="-680"/>
+      </w:pPr>
+      <w:r>
+        <w:rPr>
+          <w:i/>
+          <w:sz w:val="18"/>
+          <w:szCs w:val="18"/>
+        </w:rPr>
+        <w:t xml:space="preserve">Figure 12: Audit log</w:t>
       </w:r>
     </w:p>
     <w:p>
@@ -6018,7 +6441,7 @@
         <w:ind w:left="-397" w:right="-680"/>
       </w:pPr>
       <w:r>
-        <w:t xml:space="preserve">Every state-changing action is recorded: sign-ins and failures, user and token changes, alert and case work, imports, syncs, detection runs and exports. Note text is not copied; the log only records that a note was added. Entries cannot be changed or deleted in the application, not even by “Delete all data”.</w:t>
+        <w:t xml:space="preserve">Every state-changing action is recorded: sign-ins and failures, user and token changes, alert and case work, suppression rules, case reports, imports, syncs, detection runs and exports. Note text is not copied; the log only records that a note was added. Entries cannot be changed or deleted in the application, not even by “Delete all data”.</w:t>
       </w:r>
     </w:p>
     <w:p>
@@ -7078,7 +7501,7 @@
         <w:t xml:space="preserve">Alert:</w:t>
       </w:r>
       <w:r>
-        <w:t xml:space="preserve"> New → In progress → Resolved or False positive. An alert becomes In progress when you set it or when a case is created from it. A resolved alert is re-opened if new matching events show up, and the case it belongs to is told.</w:t>
+        <w:t xml:space="preserve"> New → In progress → Resolved or False positive. A matching suppression rule moves a new alert to Suppressed. An alert becomes In progress when you set it or when a case is created from it. A resolved alert is re-opened if new matching events show up, and the case it belongs to is told.</w:t>
       </w:r>
     </w:p>
     <w:p>
@@ -7568,6 +7991,111 @@
               <w:spacing w:line="276" w:lineRule="auto"/>
               <w:rPr>
                 <w:lang w:val="de-DE"/>
+              </w:rPr>
+            </w:pPr>
+            <w:r>
+              <w:rPr>
+                <w:lang w:val="en-GB"/>
+              </w:rPr>
+              <w:t xml:space="preserve">14.10.2026</w:t>
+            </w:r>
+          </w:p>
+        </w:tc>
+      </w:tr>
+      <w:tr>
+        <w:trPr>
+          <w:trHeight w:val="300"/>
+        </w:trPr>
+        <w:tc>
+          <w:tcPr>
+            <w:tcW w:w="920" w:type="dxa"/>
+            <w:tcBorders>
+              <w:top w:val="single" w:sz="6" w:space="0" w:color="auto"/>
+              <w:left w:val="single" w:sz="6" w:space="0" w:color="auto"/>
+              <w:bottom w:val="single" w:sz="6" w:space="0" w:color="auto"/>
+              <w:right w:val="single" w:sz="6" w:space="0" w:color="auto"/>
+            </w:tcBorders>
+          </w:tcPr>
+          <w:p>
+            <w:pPr>
+              <w:spacing w:line="276" w:lineRule="auto"/>
+              <w:rPr>
+                <w:lang w:val="en-GB"/>
+              </w:rPr>
+            </w:pPr>
+            <w:r>
+              <w:rPr>
+                <w:lang w:val="en-GB"/>
+              </w:rPr>
+              <w:t xml:space="preserve">002</w:t>
+            </w:r>
+          </w:p>
+        </w:tc>
+        <w:tc>
+          <w:tcPr>
+            <w:tcW w:w="5885" w:type="dxa"/>
+            <w:tcBorders>
+              <w:top w:val="single" w:sz="6" w:space="0" w:color="auto"/>
+              <w:left w:val="single" w:sz="6" w:space="0" w:color="auto"/>
+              <w:bottom w:val="single" w:sz="6" w:space="0" w:color="auto"/>
+              <w:right w:val="single" w:sz="6" w:space="0" w:color="auto"/>
+            </w:tcBorders>
+          </w:tcPr>
+          <w:p>
+            <w:pPr>
+              <w:spacing w:line="276" w:lineRule="auto"/>
+              <w:rPr>
+                <w:lang w:val="en-GB"/>
+              </w:rPr>
+            </w:pPr>
+            <w:r>
+              <w:rPr>
+                <w:lang w:val="en-GB"/>
+              </w:rPr>
+              <w:t xml:space="preserve">Added suppression rules, case report export and phone layout</w:t>
+            </w:r>
+          </w:p>
+        </w:tc>
+        <w:tc>
+          <w:tcPr>
+            <w:tcW w:w="2268" w:type="dxa"/>
+            <w:tcBorders>
+              <w:top w:val="single" w:sz="6" w:space="0" w:color="auto"/>
+              <w:left w:val="single" w:sz="6" w:space="0" w:color="auto"/>
+              <w:bottom w:val="single" w:sz="6" w:space="0" w:color="auto"/>
+              <w:right w:val="single" w:sz="6" w:space="0" w:color="auto"/>
+            </w:tcBorders>
+          </w:tcPr>
+          <w:p>
+            <w:pPr>
+              <w:spacing w:line="276" w:lineRule="auto"/>
+              <w:rPr>
+                <w:lang w:val="en-GB"/>
+              </w:rPr>
+            </w:pPr>
+            <w:r>
+              <w:rPr>
+                <w:lang w:val="en-GB"/>
+              </w:rPr>
+              <w:t xml:space="preserve">M. Wachs</w:t>
+            </w:r>
+          </w:p>
+        </w:tc>
+        <w:tc>
+          <w:tcPr>
+            <w:tcW w:w="1134" w:type="dxa"/>
+            <w:tcBorders>
+              <w:top w:val="single" w:sz="6" w:space="0" w:color="auto"/>
+              <w:left w:val="single" w:sz="6" w:space="0" w:color="auto"/>
+              <w:bottom w:val="single" w:sz="6" w:space="0" w:color="auto"/>
+              <w:right w:val="single" w:sz="6" w:space="0" w:color="auto"/>
+            </w:tcBorders>
+          </w:tcPr>
+          <w:p>
+            <w:pPr>
+              <w:spacing w:line="276" w:lineRule="auto"/>
+              <w:rPr>
+                <w:lang w:val="en-GB"/>
               </w:rPr>
             </w:pPr>
             <w:r>
@@ -8089,7 +8617,7 @@
         </w:tcPr>
         <w:p>
           <w:r>
-            <w:t>Revision: 001</w:t>
+            <w:t>Revision: 002</w:t>
           </w:r>
           <w:r/>
         </w:p>

--- a/docs/Fleet_IDS_User_Manual.docx
+++ b/docs/Fleet_IDS_User_Manual.docx
@@ -1002,7 +1002,7 @@
                 <w:rStyle w:val="Hyperlink"/>
                 <w:noProof/>
               </w:rPr>
-              <w:t xml:space="preserve">Check the audit log</w:t>
+              <w:t xml:space="preserve">Run the demonstration mode</w:t>
             </w:r>
             <w:r>
               <w:rPr>
@@ -1044,6 +1044,48 @@
                 <w:rStyle w:val="Hyperlink"/>
                 <w:noProof/>
               </w:rPr>
+              <w:t xml:space="preserve">Check the audit log</w:t>
+            </w:r>
+            <w:r>
+              <w:rPr>
+                <w:rStyle w:val="Hyperlink"/>
+                <w:noProof/>
+              </w:rPr>
+              <w:tab/>
+            </w:r>
+            <w:r>
+              <w:rPr>
+                <w:rStyle w:val="Hyperlink"/>
+                <w:noProof/>
+              </w:rPr>
+              <w:t xml:space="preserve">16</w:t>
+            </w:r>
+          </w:hyperlink>
+        </w:p>
+        <w:p>
+          <w:pPr>
+            <w:pStyle w:val="Verzeichnis2"/>
+          </w:pPr>
+          <w:hyperlink w:anchor="_Toc000009025" w:history="1">
+            <w:r>
+              <w:rPr>
+                <w:rStyle w:val="Hyperlink"/>
+                <w:noProof/>
+              </w:rPr>
+              <w:t xml:space="preserve">7.13</w:t>
+            </w:r>
+            <w:r>
+              <w:rPr>
+                <w:rStyle w:val="Hyperlink"/>
+                <w:noProof/>
+              </w:rPr>
+              <w:tab/>
+            </w:r>
+            <w:r>
+              <w:rPr>
+                <w:rStyle w:val="Hyperlink"/>
+                <w:noProof/>
+              </w:rPr>
               <w:t xml:space="preserve">Back up and remove data</w:t>
             </w:r>
             <w:r>
@@ -1058,7 +1100,7 @@
                 <w:rStyle w:val="Hyperlink"/>
                 <w:noProof/>
               </w:rPr>
-              <w:t xml:space="preserve">16</w:t>
+              <w:t xml:space="preserve">17</w:t>
             </w:r>
           </w:hyperlink>
         </w:p>
@@ -1066,7 +1108,7 @@
           <w:pPr>
             <w:pStyle w:val="Verzeichnis1"/>
           </w:pPr>
-          <w:hyperlink w:anchor="_Toc000009025" w:history="1">
+          <w:hyperlink w:anchor="_Toc000009026" w:history="1">
             <w:r>
               <w:rPr>
                 <w:rStyle w:val="Hyperlink"/>
@@ -1108,7 +1150,7 @@
           <w:pPr>
             <w:pStyle w:val="Verzeichnis2"/>
           </w:pPr>
-          <w:hyperlink w:anchor="_Toc000009026" w:history="1">
+          <w:hyperlink w:anchor="_Toc000009027" w:history="1">
             <w:r>
               <w:rPr>
                 <w:rStyle w:val="Hyperlink"/>
@@ -1142,49 +1184,7 @@
                 <w:rStyle w:val="Hyperlink"/>
                 <w:noProof/>
               </w:rPr>
-              <w:t xml:space="preserve">17</w:t>
-            </w:r>
-          </w:hyperlink>
-        </w:p>
-        <w:p>
-          <w:pPr>
-            <w:pStyle w:val="Verzeichnis1"/>
-          </w:pPr>
-          <w:hyperlink w:anchor="_Toc000009028" w:history="1">
-            <w:r>
-              <w:rPr>
-                <w:rStyle w:val="Hyperlink"/>
-                <w:noProof/>
-              </w:rPr>
-              <w:t xml:space="preserve">9</w:t>
-            </w:r>
-            <w:r>
-              <w:rPr>
-                <w:rStyle w:val="Hyperlink"/>
-                <w:noProof/>
-              </w:rPr>
-              <w:tab/>
-            </w:r>
-            <w:r>
-              <w:rPr>
-                <w:rStyle w:val="Hyperlink"/>
-                <w:noProof/>
-              </w:rPr>
-              <w:t xml:space="preserve">DOCUMENTS &amp; RECORDS</w:t>
-            </w:r>
-            <w:r>
-              <w:rPr>
-                <w:rStyle w:val="Hyperlink"/>
-                <w:noProof/>
-              </w:rPr>
-              <w:tab/>
-            </w:r>
-            <w:r>
-              <w:rPr>
-                <w:rStyle w:val="Hyperlink"/>
-                <w:noProof/>
-              </w:rPr>
-              <w:t xml:space="preserve">17</w:t>
+              <w:t xml:space="preserve">18</w:t>
             </w:r>
           </w:hyperlink>
         </w:p>
@@ -1193,6 +1193,48 @@
             <w:pStyle w:val="Verzeichnis1"/>
           </w:pPr>
           <w:hyperlink w:anchor="_Toc000009029" w:history="1">
+            <w:r>
+              <w:rPr>
+                <w:rStyle w:val="Hyperlink"/>
+                <w:noProof/>
+              </w:rPr>
+              <w:t xml:space="preserve">9</w:t>
+            </w:r>
+            <w:r>
+              <w:rPr>
+                <w:rStyle w:val="Hyperlink"/>
+                <w:noProof/>
+              </w:rPr>
+              <w:tab/>
+            </w:r>
+            <w:r>
+              <w:rPr>
+                <w:rStyle w:val="Hyperlink"/>
+                <w:noProof/>
+              </w:rPr>
+              <w:t xml:space="preserve">DOCUMENTS &amp; RECORDS</w:t>
+            </w:r>
+            <w:r>
+              <w:rPr>
+                <w:rStyle w:val="Hyperlink"/>
+                <w:noProof/>
+              </w:rPr>
+              <w:tab/>
+            </w:r>
+            <w:r>
+              <w:rPr>
+                <w:rStyle w:val="Hyperlink"/>
+                <w:noProof/>
+              </w:rPr>
+              <w:t xml:space="preserve">18</w:t>
+            </w:r>
+          </w:hyperlink>
+        </w:p>
+        <w:p>
+          <w:pPr>
+            <w:pStyle w:val="Verzeichnis1"/>
+          </w:pPr>
+          <w:hyperlink w:anchor="_Toc000009030" w:history="1">
             <w:r>
               <w:rPr>
                 <w:rStyle w:val="Hyperlink"/>
@@ -6304,9 +6346,239 @@
           <w:bCs/>
           <w:lang w:val="en-GB"/>
         </w:rPr>
+        <w:t xml:space="preserve">Run the demonstration mode</w:t>
+      </w:r>
+      <w:bookmarkEnd w:id="9023"/>
+    </w:p>
+    <w:p>
+      <w:pPr>
+        <w:keepNext/>
+        <w:spacing w:before="0" w:after="60" w:line="276" w:lineRule="auto"/>
+        <w:ind w:left="-397" w:right="-680"/>
+      </w:pPr>
+      <w:r>
+        <w:rPr>
+          <w:b/>
+        </w:rPr>
+        <w:t xml:space="preserve">Wizard mode</w:t>
+      </w:r>
+      <w:r>
+        <w:t xml:space="preserve"> is for demonstrations. It plays an analyst: it creates cases from all open alerts, works through each checklist, writes notes from the real event data and closes most of the cases over a few minutes. Some cases stay open or waiting, as in real life.</w:t>
+      </w:r>
+    </w:p>
+    <w:p>
+      <w:pPr>
+        <w:spacing w:before="0" w:after="60" w:line="276" w:lineRule="auto"/>
+        <w:ind w:left="-37" w:right="-680" w:hanging="360"/>
+      </w:pPr>
+      <w:r>
+        <w:t xml:space="preserve">1.</w:t>
+        <w:tab/>
+        <w:t xml:space="preserve">Open </w:t>
+      </w:r>
+      <w:r>
+        <w:rPr>
+          <w:b/>
+        </w:rPr>
+        <w:t xml:space="preserve">Users</w:t>
+      </w:r>
+      <w:r>
+        <w:t xml:space="preserve"> (administrator) and find the panel </w:t>
+      </w:r>
+      <w:r>
+        <w:rPr>
+          <w:b/>
+        </w:rPr>
+        <w:t xml:space="preserve">Wizard mode (demo)</w:t>
+      </w:r>
+      <w:r>
+        <w:t xml:space="preserve">.</w:t>
+      </w:r>
+    </w:p>
+    <w:p>
+      <w:pPr>
+        <w:spacing w:before="0" w:after="60" w:line="276" w:lineRule="auto"/>
+        <w:ind w:left="-37" w:right="-680" w:hanging="360"/>
+      </w:pPr>
+      <w:r>
+        <w:t xml:space="preserve">2.</w:t>
+        <w:tab/>
+        <w:t xml:space="preserve">Choose a speed (fast, normal or slow). The list shows how long the current alerts take.</w:t>
+      </w:r>
+    </w:p>
+    <w:p>
+      <w:pPr>
+        <w:spacing w:before="0" w:after="60" w:line="276" w:lineRule="auto"/>
+        <w:ind w:left="-37" w:right="-680" w:hanging="360"/>
+      </w:pPr>
+      <w:r>
+        <w:t xml:space="preserve">3.</w:t>
+        <w:tab/>
+        <w:t xml:space="preserve">Choose </w:t>
+      </w:r>
+      <w:r>
+        <w:rPr>
+          <w:b/>
+        </w:rPr>
+        <w:t xml:space="preserve">Start</w:t>
+      </w:r>
+      <w:r>
+        <w:t xml:space="preserve">. A chip </w:t>
+      </w:r>
+      <w:r>
+        <w:rPr>
+          <w:b/>
+        </w:rPr>
+        <w:t xml:space="preserve">Wizard mode (demo)</w:t>
+      </w:r>
+      <w:r>
+        <w:t xml:space="preserve"> appears in the top bar and the pages refresh by themselves.</w:t>
+      </w:r>
+    </w:p>
+    <w:p>
+      <w:pPr>
+        <w:spacing w:before="0" w:after="60" w:line="276" w:lineRule="auto"/>
+        <w:ind w:left="-37" w:right="-680" w:hanging="360"/>
+      </w:pPr>
+      <w:r>
+        <w:t xml:space="preserve">4.</w:t>
+        <w:tab/>
+        <w:t xml:space="preserve">Choose </w:t>
+      </w:r>
+      <w:r>
+        <w:rPr>
+          <w:b/>
+        </w:rPr>
+        <w:t xml:space="preserve">Stop</w:t>
+      </w:r>
+      <w:r>
+        <w:t xml:space="preserve"> to pause. </w:t>
+      </w:r>
+      <w:r>
+        <w:rPr>
+          <w:b/>
+        </w:rPr>
+        <w:t xml:space="preserve">Remove demo cases</w:t>
+      </w:r>
+      <w:r>
+        <w:t xml:space="preserve"> deletes the cases it made and sets their alerts back to New.</w:t>
+      </w:r>
+    </w:p>
+    <w:p>
+      <w:pPr>
+        <w:keepNext/>
+        <w:spacing w:before="80" w:after="40"/>
+        <w:spacing w:line="276" w:lineRule="auto"/>
+        <w:ind w:left="-397" w:right="-680"/>
+      </w:pPr>
+      <w:r>
+        <w:drawing>
+          <wp:inline xmlns:a="http://schemas.openxmlformats.org/drawingml/2006/main" xmlns:pic="http://schemas.openxmlformats.org/drawingml/2006/picture">
+            <wp:extent cx="5486400" cy="1449029"/>
+            <wp:docPr id="1" name="Picture 1"/>
+            <wp:cNvGraphicFramePr>
+              <a:graphicFrameLocks noChangeAspect="1"/>
+            </wp:cNvGraphicFramePr>
+            <a:graphic>
+              <a:graphicData uri="http://schemas.openxmlformats.org/drawingml/2006/picture">
+                <pic:pic>
+                  <pic:nvPicPr>
+                    <pic:cNvPr id="0" name="16_wizard.png"/>
+                    <pic:cNvPicPr/>
+                  </pic:nvPicPr>
+                  <pic:blipFill>
+                    <a:blip r:embed="rId26"/>
+                    <a:stretch>
+                      <a:fillRect/>
+                    </a:stretch>
+                  </pic:blipFill>
+                  <pic:spPr>
+                    <a:xfrm>
+                      <a:off x="0" y="0"/>
+                      <a:ext cx="5486400" cy="1449029"/>
+                    </a:xfrm>
+                    <a:prstGeom prst="rect"/>
+                  </pic:spPr>
+                </pic:pic>
+              </a:graphicData>
+            </a:graphic>
+          </wp:inline>
+        </w:drawing>
+      </w:r>
+    </w:p>
+    <w:p>
+      <w:pPr>
+        <w:spacing w:before="0" w:after="140" w:line="276" w:lineRule="auto"/>
+        <w:ind w:left="-397" w:right="-680"/>
+      </w:pPr>
+      <w:r>
+        <w:rPr>
+          <w:i/>
+          <w:sz w:val="18"/>
+          <w:szCs w:val="18"/>
+        </w:rPr>
+        <w:t xml:space="preserve">Figure 12: Wizard mode on the Users page</w:t>
+      </w:r>
+    </w:p>
+    <w:p>
+      <w:pPr>
+        <w:spacing w:before="0" w:after="40" w:line="276" w:lineRule="auto"/>
+        <w:ind w:left="-37" w:right="-680" w:hanging="360"/>
+      </w:pPr>
+      <w:r>
+        <w:t xml:space="preserve">•</w:t>
+        <w:tab/>
+        <w:t xml:space="preserve">Everything it does is labelled </w:t>
+      </w:r>
+      <w:r>
+        <w:rPr>
+          <w:b/>
+        </w:rPr>
+        <w:t xml:space="preserve">Wizard (demo)</w:t>
+      </w:r>
+      <w:r>
+        <w:t xml:space="preserve">, shows “[Demo]” in the summary and findings, and is written to the audit log.</w:t>
+      </w:r>
+    </w:p>
+    <w:p>
+      <w:pPr>
+        <w:spacing w:before="0" w:after="40" w:line="276" w:lineRule="auto"/>
+        <w:ind w:left="-37" w:right="-680" w:hanging="360"/>
+      </w:pPr>
+      <w:r>
+        <w:t xml:space="preserve">•</w:t>
+        <w:tab/>
+        <w:t xml:space="preserve">Events are never changed. Alerts in a suppression rule, or already in a case, are left alone.</w:t>
+      </w:r>
+    </w:p>
+    <w:p>
+      <w:pPr>
+        <w:spacing w:before="0" w:after="40" w:line="276" w:lineRule="auto"/>
+        <w:ind w:left="-37" w:right="-680" w:hanging="360"/>
+      </w:pPr>
+      <w:r>
+        <w:t xml:space="preserve">•</w:t>
+        <w:tab/>
+        <w:t xml:space="preserve">Times are real: the cases are not back-dated. Do not use it on a database with real work in it.</w:t>
+      </w:r>
+    </w:p>
+    <w:p>
+      <w:pPr>
+        <w:pStyle w:val="berschrift2"/>
+        <w:rPr>
+          <w:lang w:val="en-GB"/>
+        </w:rPr>
+        <w:ind w:left="133" w:hanging="757"/>
+      </w:pPr>
+      <w:bookmarkStart w:id="9024" w:name="_Toc000009024"/>
+      <w:r>
+        <w:rPr>
+          <w:bCs/>
+          <w:lang w:val="en-GB"/>
+        </w:rPr>
         <w:t xml:space="preserve">Check the audit log</w:t>
       </w:r>
-      <w:bookmarkEnd w:id="9023"/>
+      <w:bookmarkEnd w:id="9024"/>
     </w:p>
     <w:p>
       <w:pPr>
@@ -6402,7 +6674,7 @@
                     <pic:cNvPicPr/>
                   </pic:nvPicPr>
                   <pic:blipFill>
-                    <a:blip r:embed="rId26"/>
+                    <a:blip r:embed="rId27"/>
                     <a:stretch>
                       <a:fillRect/>
                     </a:stretch>
@@ -6432,7 +6704,7 @@
           <w:sz w:val="18"/>
           <w:szCs w:val="18"/>
         </w:rPr>
-        <w:t xml:space="preserve">Figure 12: Audit log</w:t>
+        <w:t xml:space="preserve">Figure 13: Audit log</w:t>
       </w:r>
     </w:p>
     <w:p>
@@ -6467,7 +6739,7 @@
         </w:rPr>
         <w:ind w:left="133" w:hanging="757"/>
       </w:pPr>
-      <w:bookmarkStart w:id="9024" w:name="_Toc000009024"/>
+      <w:bookmarkStart w:id="9025" w:name="_Toc000009025"/>
       <w:r>
         <w:rPr>
           <w:bCs/>
@@ -6475,7 +6747,7 @@
         </w:rPr>
         <w:t xml:space="preserve">Back up and remove data</w:t>
       </w:r>
-      <w:bookmarkEnd w:id="9024"/>
+      <w:bookmarkEnd w:id="9025"/>
     </w:p>
     <w:p>
       <w:pPr>
@@ -6541,11 +6813,11 @@
       <w:pPr>
         <w:pStyle w:val="berschrift1"/>
       </w:pPr>
-      <w:bookmarkStart w:id="9025" w:name="_Toc000009025"/>
+      <w:bookmarkStart w:id="9026" w:name="_Toc000009026"/>
       <w:r>
         <w:t xml:space="preserve">FLOW</w:t>
       </w:r>
-      <w:bookmarkEnd w:id="9025"/>
+      <w:bookmarkEnd w:id="9026"/>
     </w:p>
     <w:p>
       <w:pPr>
@@ -7469,7 +7741,7 @@
         </w:rPr>
         <w:ind w:left="133" w:hanging="757"/>
       </w:pPr>
-      <w:bookmarkStart w:id="9026" w:name="_Toc000009026"/>
+      <w:bookmarkStart w:id="9027" w:name="_Toc000009027"/>
       <w:r>
         <w:rPr>
           <w:bCs/>
@@ -7477,17 +7749,17 @@
         </w:rPr>
         <w:t xml:space="preserve">PROCESS FLOW OVERVIEW</w:t>
       </w:r>
-      <w:bookmarkEnd w:id="9026"/>
+      <w:bookmarkEnd w:id="9027"/>
     </w:p>
     <w:p>
       <w:pPr>
         <w:pStyle w:val="berschrift3"/>
       </w:pPr>
-      <w:bookmarkStart w:id="9027" w:name="_Toc000009027"/>
+      <w:bookmarkStart w:id="9028" w:name="_Toc000009028"/>
       <w:r>
         <w:t xml:space="preserve">Alert and case life cycle</w:t>
       </w:r>
-      <w:bookmarkEnd w:id="9027"/>
+      <w:bookmarkEnd w:id="9028"/>
     </w:p>
     <w:p>
       <w:pPr>
@@ -7523,11 +7795,11 @@
       <w:pPr>
         <w:pStyle w:val="berschrift1"/>
       </w:pPr>
-      <w:bookmarkStart w:id="9028" w:name="_Toc000009028"/>
+      <w:bookmarkStart w:id="9029" w:name="_Toc000009029"/>
       <w:r>
         <w:t xml:space="preserve">DOCUMENTS &amp; RECORDS</w:t>
       </w:r>
-      <w:bookmarkEnd w:id="9028"/>
+      <w:bookmarkEnd w:id="9029"/>
     </w:p>
     <w:p>
       <w:pPr>
@@ -7728,11 +8000,11 @@
       <w:pPr>
         <w:pStyle w:val="berschrift1"/>
       </w:pPr>
-      <w:bookmarkStart w:id="9029" w:name="_Toc000009029"/>
+      <w:bookmarkStart w:id="9030" w:name="_Toc000009030"/>
       <w:r>
         <w:t xml:space="preserve">REVISION HISTORY</w:t>
       </w:r>
-      <w:bookmarkEnd w:id="9029"/>
+      <w:bookmarkEnd w:id="9030"/>
     </w:p>
     <w:tbl>
       <w:tblPr>
@@ -8053,6 +8325,111 @@
                 <w:lang w:val="en-GB"/>
               </w:rPr>
               <w:t xml:space="preserve">Added suppression rules, case report export and phone layout</w:t>
+            </w:r>
+          </w:p>
+        </w:tc>
+        <w:tc>
+          <w:tcPr>
+            <w:tcW w:w="2268" w:type="dxa"/>
+            <w:tcBorders>
+              <w:top w:val="single" w:sz="6" w:space="0" w:color="auto"/>
+              <w:left w:val="single" w:sz="6" w:space="0" w:color="auto"/>
+              <w:bottom w:val="single" w:sz="6" w:space="0" w:color="auto"/>
+              <w:right w:val="single" w:sz="6" w:space="0" w:color="auto"/>
+            </w:tcBorders>
+          </w:tcPr>
+          <w:p>
+            <w:pPr>
+              <w:spacing w:line="276" w:lineRule="auto"/>
+              <w:rPr>
+                <w:lang w:val="en-GB"/>
+              </w:rPr>
+            </w:pPr>
+            <w:r>
+              <w:rPr>
+                <w:lang w:val="en-GB"/>
+              </w:rPr>
+              <w:t xml:space="preserve">M. Wachs</w:t>
+            </w:r>
+          </w:p>
+        </w:tc>
+        <w:tc>
+          <w:tcPr>
+            <w:tcW w:w="1134" w:type="dxa"/>
+            <w:tcBorders>
+              <w:top w:val="single" w:sz="6" w:space="0" w:color="auto"/>
+              <w:left w:val="single" w:sz="6" w:space="0" w:color="auto"/>
+              <w:bottom w:val="single" w:sz="6" w:space="0" w:color="auto"/>
+              <w:right w:val="single" w:sz="6" w:space="0" w:color="auto"/>
+            </w:tcBorders>
+          </w:tcPr>
+          <w:p>
+            <w:pPr>
+              <w:spacing w:line="276" w:lineRule="auto"/>
+              <w:rPr>
+                <w:lang w:val="en-GB"/>
+              </w:rPr>
+            </w:pPr>
+            <w:r>
+              <w:rPr>
+                <w:lang w:val="en-GB"/>
+              </w:rPr>
+              <w:t xml:space="preserve">14.10.2026</w:t>
+            </w:r>
+          </w:p>
+        </w:tc>
+      </w:tr>
+      <w:tr>
+        <w:trPr>
+          <w:trHeight w:val="300"/>
+        </w:trPr>
+        <w:tc>
+          <w:tcPr>
+            <w:tcW w:w="920" w:type="dxa"/>
+            <w:tcBorders>
+              <w:top w:val="single" w:sz="6" w:space="0" w:color="auto"/>
+              <w:left w:val="single" w:sz="6" w:space="0" w:color="auto"/>
+              <w:bottom w:val="single" w:sz="6" w:space="0" w:color="auto"/>
+              <w:right w:val="single" w:sz="6" w:space="0" w:color="auto"/>
+            </w:tcBorders>
+          </w:tcPr>
+          <w:p>
+            <w:pPr>
+              <w:spacing w:line="276" w:lineRule="auto"/>
+              <w:rPr>
+                <w:lang w:val="en-GB"/>
+              </w:rPr>
+            </w:pPr>
+            <w:r>
+              <w:rPr>
+                <w:lang w:val="en-GB"/>
+              </w:rPr>
+              <w:t xml:space="preserve">003</w:t>
+            </w:r>
+          </w:p>
+        </w:tc>
+        <w:tc>
+          <w:tcPr>
+            <w:tcW w:w="5885" w:type="dxa"/>
+            <w:tcBorders>
+              <w:top w:val="single" w:sz="6" w:space="0" w:color="auto"/>
+              <w:left w:val="single" w:sz="6" w:space="0" w:color="auto"/>
+              <w:bottom w:val="single" w:sz="6" w:space="0" w:color="auto"/>
+              <w:right w:val="single" w:sz="6" w:space="0" w:color="auto"/>
+            </w:tcBorders>
+          </w:tcPr>
+          <w:p>
+            <w:pPr>
+              <w:spacing w:line="276" w:lineRule="auto"/>
+              <w:rPr>
+                <w:lang w:val="en-GB"/>
+              </w:rPr>
+            </w:pPr>
+            <w:r>
+              <w:rPr>
+                <w:lang w:val="en-GB"/>
+              </w:rPr>
+              <w:t xml:space="preserve">Added wizard mode</w:t>
             </w:r>
           </w:p>
         </w:tc>
@@ -8617,7 +8994,7 @@
         </w:tcPr>
         <w:p>
           <w:r>
-            <w:t>Revision: 002</w:t>
+            <w:t>Revision: 003</w:t>
           </w:r>
           <w:r/>
         </w:p>

--- a/docs/Fleet_IDS_User_Manual.docx
+++ b/docs/Fleet_IDS_User_Manual.docx
@@ -554,7 +554,7 @@
                 <w:rStyle w:val="Hyperlink"/>
                 <w:noProof/>
               </w:rPr>
-              <w:t xml:space="preserve">4</w:t>
+              <w:t xml:space="preserve">5</w:t>
             </w:r>
           </w:hyperlink>
         </w:p>
@@ -960,7 +960,7 @@
                 <w:rStyle w:val="Hyperlink"/>
                 <w:noProof/>
               </w:rPr>
-              <w:t xml:space="preserve">Manage users, tokens and sign-in rules</w:t>
+              <w:t xml:space="preserve">Set up two-step sign-in</w:t>
             </w:r>
             <w:r>
               <w:rPr>
@@ -1002,7 +1002,7 @@
                 <w:rStyle w:val="Hyperlink"/>
                 <w:noProof/>
               </w:rPr>
-              <w:t xml:space="preserve">Run the demonstration mode</w:t>
+              <w:t xml:space="preserve">Manage users, tokens and sign-in rules</w:t>
             </w:r>
             <w:r>
               <w:rPr>
@@ -1016,7 +1016,7 @@
                 <w:rStyle w:val="Hyperlink"/>
                 <w:noProof/>
               </w:rPr>
-              <w:t xml:space="preserve">15</w:t>
+              <w:t xml:space="preserve">16</w:t>
             </w:r>
           </w:hyperlink>
         </w:p>
@@ -1044,7 +1044,7 @@
                 <w:rStyle w:val="Hyperlink"/>
                 <w:noProof/>
               </w:rPr>
-              <w:t xml:space="preserve">Check the audit log</w:t>
+              <w:t xml:space="preserve">Run the demonstration mode</w:t>
             </w:r>
             <w:r>
               <w:rPr>
@@ -1058,7 +1058,7 @@
                 <w:rStyle w:val="Hyperlink"/>
                 <w:noProof/>
               </w:rPr>
-              <w:t xml:space="preserve">16</w:t>
+              <w:t xml:space="preserve">17</w:t>
             </w:r>
           </w:hyperlink>
         </w:p>
@@ -1086,6 +1086,48 @@
                 <w:rStyle w:val="Hyperlink"/>
                 <w:noProof/>
               </w:rPr>
+              <w:t xml:space="preserve">Check the audit log</w:t>
+            </w:r>
+            <w:r>
+              <w:rPr>
+                <w:rStyle w:val="Hyperlink"/>
+                <w:noProof/>
+              </w:rPr>
+              <w:tab/>
+            </w:r>
+            <w:r>
+              <w:rPr>
+                <w:rStyle w:val="Hyperlink"/>
+                <w:noProof/>
+              </w:rPr>
+              <w:t xml:space="preserve">18</w:t>
+            </w:r>
+          </w:hyperlink>
+        </w:p>
+        <w:p>
+          <w:pPr>
+            <w:pStyle w:val="Verzeichnis2"/>
+          </w:pPr>
+          <w:hyperlink w:anchor="_Toc000009026" w:history="1">
+            <w:r>
+              <w:rPr>
+                <w:rStyle w:val="Hyperlink"/>
+                <w:noProof/>
+              </w:rPr>
+              <w:t xml:space="preserve">7.14</w:t>
+            </w:r>
+            <w:r>
+              <w:rPr>
+                <w:rStyle w:val="Hyperlink"/>
+                <w:noProof/>
+              </w:rPr>
+              <w:tab/>
+            </w:r>
+            <w:r>
+              <w:rPr>
+                <w:rStyle w:val="Hyperlink"/>
+                <w:noProof/>
+              </w:rPr>
               <w:t xml:space="preserve">Back up and remove data</w:t>
             </w:r>
             <w:r>
@@ -1100,7 +1142,7 @@
                 <w:rStyle w:val="Hyperlink"/>
                 <w:noProof/>
               </w:rPr>
-              <w:t xml:space="preserve">17</w:t>
+              <w:t xml:space="preserve">19</w:t>
             </w:r>
           </w:hyperlink>
         </w:p>
@@ -1108,7 +1150,7 @@
           <w:pPr>
             <w:pStyle w:val="Verzeichnis1"/>
           </w:pPr>
-          <w:hyperlink w:anchor="_Toc000009026" w:history="1">
+          <w:hyperlink w:anchor="_Toc000009027" w:history="1">
             <w:r>
               <w:rPr>
                 <w:rStyle w:val="Hyperlink"/>
@@ -1142,7 +1184,7 @@
                 <w:rStyle w:val="Hyperlink"/>
                 <w:noProof/>
               </w:rPr>
-              <w:t xml:space="preserve">17</w:t>
+              <w:t xml:space="preserve">19</w:t>
             </w:r>
           </w:hyperlink>
         </w:p>
@@ -1150,7 +1192,7 @@
           <w:pPr>
             <w:pStyle w:val="Verzeichnis2"/>
           </w:pPr>
-          <w:hyperlink w:anchor="_Toc000009027" w:history="1">
+          <w:hyperlink w:anchor="_Toc000009028" w:history="1">
             <w:r>
               <w:rPr>
                 <w:rStyle w:val="Hyperlink"/>
@@ -1184,49 +1226,7 @@
                 <w:rStyle w:val="Hyperlink"/>
                 <w:noProof/>
               </w:rPr>
-              <w:t xml:space="preserve">18</w:t>
-            </w:r>
-          </w:hyperlink>
-        </w:p>
-        <w:p>
-          <w:pPr>
-            <w:pStyle w:val="Verzeichnis1"/>
-          </w:pPr>
-          <w:hyperlink w:anchor="_Toc000009029" w:history="1">
-            <w:r>
-              <w:rPr>
-                <w:rStyle w:val="Hyperlink"/>
-                <w:noProof/>
-              </w:rPr>
-              <w:t xml:space="preserve">9</w:t>
-            </w:r>
-            <w:r>
-              <w:rPr>
-                <w:rStyle w:val="Hyperlink"/>
-                <w:noProof/>
-              </w:rPr>
-              <w:tab/>
-            </w:r>
-            <w:r>
-              <w:rPr>
-                <w:rStyle w:val="Hyperlink"/>
-                <w:noProof/>
-              </w:rPr>
-              <w:t xml:space="preserve">DOCUMENTS &amp; RECORDS</w:t>
-            </w:r>
-            <w:r>
-              <w:rPr>
-                <w:rStyle w:val="Hyperlink"/>
-                <w:noProof/>
-              </w:rPr>
-              <w:tab/>
-            </w:r>
-            <w:r>
-              <w:rPr>
-                <w:rStyle w:val="Hyperlink"/>
-                <w:noProof/>
-              </w:rPr>
-              <w:t xml:space="preserve">18</w:t>
+              <w:t xml:space="preserve">20</w:t>
             </w:r>
           </w:hyperlink>
         </w:p>
@@ -1240,6 +1240,48 @@
                 <w:rStyle w:val="Hyperlink"/>
                 <w:noProof/>
               </w:rPr>
+              <w:t xml:space="preserve">9</w:t>
+            </w:r>
+            <w:r>
+              <w:rPr>
+                <w:rStyle w:val="Hyperlink"/>
+                <w:noProof/>
+              </w:rPr>
+              <w:tab/>
+            </w:r>
+            <w:r>
+              <w:rPr>
+                <w:rStyle w:val="Hyperlink"/>
+                <w:noProof/>
+              </w:rPr>
+              <w:t xml:space="preserve">DOCUMENTS &amp; RECORDS</w:t>
+            </w:r>
+            <w:r>
+              <w:rPr>
+                <w:rStyle w:val="Hyperlink"/>
+                <w:noProof/>
+              </w:rPr>
+              <w:tab/>
+            </w:r>
+            <w:r>
+              <w:rPr>
+                <w:rStyle w:val="Hyperlink"/>
+                <w:noProof/>
+              </w:rPr>
+              <w:t xml:space="preserve">20</w:t>
+            </w:r>
+          </w:hyperlink>
+        </w:p>
+        <w:p>
+          <w:pPr>
+            <w:pStyle w:val="Verzeichnis1"/>
+          </w:pPr>
+          <w:hyperlink w:anchor="_Toc000009031" w:history="1">
+            <w:r>
+              <w:rPr>
+                <w:rStyle w:val="Hyperlink"/>
+                <w:noProof/>
+              </w:rPr>
               <w:t xml:space="preserve">10</w:t>
             </w:r>
             <w:r>
@@ -1268,7 +1310,7 @@
                 <w:rStyle w:val="Hyperlink"/>
                 <w:noProof/>
               </w:rPr>
-              <w:t xml:space="preserve">18</w:t>
+              <w:t xml:space="preserve">20</w:t>
             </w:r>
           </w:hyperlink>
           <w:r>
@@ -2435,7 +2477,7 @@
                 <w:sz w:val="20"/>
                 <w:szCs w:val="20"/>
               </w:rPr>
-              <w:t xml:space="preserve">Administrator locked out</w:t>
+              <w:t xml:space="preserve">The second step does not accept my code</w:t>
             </w:r>
           </w:p>
         </w:tc>
@@ -2461,7 +2503,7 @@
                 <w:sz w:val="20"/>
                 <w:szCs w:val="20"/>
               </w:rPr>
-              <w:t xml:space="preserve">Forgotten password.</w:t>
+              <w:t xml:space="preserve">The phone clock is off, or the code was already used.</w:t>
             </w:r>
           </w:p>
         </w:tc>
@@ -2487,26 +2529,7 @@
                 <w:sz w:val="20"/>
                 <w:szCs w:val="20"/>
               </w:rPr>
-              <w:t xml:space="preserve">On the computer that runs the tool: </w:t>
-            </w:r>
-            <w:r>
-              <w:rPr>
-                <w:b/>
-                <w:rFonts w:ascii="Arial" w:hAnsi="Arial" w:cs="Arial"/>
-                <w:lang w:val="en-GB"/>
-                <w:sz w:val="20"/>
-                <w:szCs w:val="20"/>
-              </w:rPr>
-              <w:t xml:space="preserve">python idssiem.py --reset-password USER</w:t>
-            </w:r>
-            <w:r>
-              <w:rPr>
-                <w:rFonts w:ascii="Arial" w:hAnsi="Arial" w:cs="Arial"/>
-                <w:lang w:val="en-GB"/>
-                <w:sz w:val="20"/>
-                <w:szCs w:val="20"/>
-              </w:rPr>
-              <w:t xml:space="preserve">.</w:t>
+              <w:t xml:space="preserve">Wait for the next code. Check that the phone time is set automatically. Or use a recovery code.</w:t>
             </w:r>
           </w:p>
         </w:tc>
@@ -2537,7 +2560,7 @@
                 <w:sz w:val="20"/>
                 <w:szCs w:val="20"/>
               </w:rPr>
-              <w:t xml:space="preserve">A button answers “not allowed”</w:t>
+              <w:t xml:space="preserve">Passkey button is missing or refused</w:t>
             </w:r>
           </w:p>
         </w:tc>
@@ -2563,7 +2586,7 @@
                 <w:sz w:val="20"/>
                 <w:szCs w:val="20"/>
               </w:rPr>
-              <w:t xml:space="preserve">Your role is viewer, or your API token has view permission only.</w:t>
+              <w:t xml:space="preserve">The tool was opened as 127.0.0.1.</w:t>
             </w:r>
           </w:p>
         </w:tc>
@@ -2589,7 +2612,26 @@
                 <w:sz w:val="20"/>
                 <w:szCs w:val="20"/>
               </w:rPr>
-              <w:t xml:space="preserve">Ask an administrator for the analyst role.</w:t>
+              <w:t xml:space="preserve">Open </w:t>
+            </w:r>
+            <w:r>
+              <w:rPr>
+                <w:b/>
+                <w:rFonts w:ascii="Arial" w:hAnsi="Arial" w:cs="Arial"/>
+                <w:lang w:val="en-GB"/>
+                <w:sz w:val="20"/>
+                <w:szCs w:val="20"/>
+              </w:rPr>
+              <w:t xml:space="preserve">http://localhost:8765</w:t>
+            </w:r>
+            <w:r>
+              <w:rPr>
+                <w:rFonts w:ascii="Arial" w:hAnsi="Arial" w:cs="Arial"/>
+                <w:lang w:val="en-GB"/>
+                <w:sz w:val="20"/>
+                <w:szCs w:val="20"/>
+              </w:rPr>
+              <w:t xml:space="preserve"> instead.</w:t>
             </w:r>
           </w:p>
         </w:tc>
@@ -2620,7 +2662,7 @@
                 <w:sz w:val="20"/>
                 <w:szCs w:val="20"/>
               </w:rPr>
-              <w:t xml:space="preserve">No Users or Audit log in the menu</w:t>
+              <w:t xml:space="preserve">Administrator locked out</w:t>
             </w:r>
           </w:p>
         </w:tc>
@@ -2646,7 +2688,7 @@
                 <w:sz w:val="20"/>
                 <w:szCs w:val="20"/>
               </w:rPr>
-              <w:t xml:space="preserve">Both are for administrators.</w:t>
+              <w:t xml:space="preserve">Forgotten password.</w:t>
             </w:r>
           </w:p>
         </w:tc>
@@ -2672,7 +2714,26 @@
                 <w:sz w:val="20"/>
                 <w:szCs w:val="20"/>
               </w:rPr>
-              <w:t xml:space="preserve">Ask an administrator.</w:t>
+              <w:t xml:space="preserve">On the computer that runs the tool: </w:t>
+            </w:r>
+            <w:r>
+              <w:rPr>
+                <w:b/>
+                <w:rFonts w:ascii="Arial" w:hAnsi="Arial" w:cs="Arial"/>
+                <w:lang w:val="en-GB"/>
+                <w:sz w:val="20"/>
+                <w:szCs w:val="20"/>
+              </w:rPr>
+              <w:t xml:space="preserve">python idssiem.py --reset-password USER</w:t>
+            </w:r>
+            <w:r>
+              <w:rPr>
+                <w:rFonts w:ascii="Arial" w:hAnsi="Arial" w:cs="Arial"/>
+                <w:lang w:val="en-GB"/>
+                <w:sz w:val="20"/>
+                <w:szCs w:val="20"/>
+              </w:rPr>
+              <w:t xml:space="preserve">.</w:t>
             </w:r>
           </w:p>
         </w:tc>
@@ -2703,7 +2764,7 @@
                 <w:sz w:val="20"/>
                 <w:szCs w:val="20"/>
               </w:rPr>
-              <w:t xml:space="preserve">Excel import fails</w:t>
+              <w:t xml:space="preserve">A button answers “not allowed”</w:t>
             </w:r>
           </w:p>
         </w:tc>
@@ -2729,7 +2790,7 @@
                 <w:sz w:val="20"/>
                 <w:szCs w:val="20"/>
               </w:rPr>
-              <w:t xml:space="preserve">The openpyxl package is missing.</w:t>
+              <w:t xml:space="preserve">Your role is viewer, or your API token has view permission only.</w:t>
             </w:r>
           </w:p>
         </w:tc>
@@ -2755,26 +2816,7 @@
                 <w:sz w:val="20"/>
                 <w:szCs w:val="20"/>
               </w:rPr>
-              <w:t xml:space="preserve">Run </w:t>
-            </w:r>
-            <w:r>
-              <w:rPr>
-                <w:b/>
-                <w:rFonts w:ascii="Arial" w:hAnsi="Arial" w:cs="Arial"/>
-                <w:lang w:val="en-GB"/>
-                <w:sz w:val="20"/>
-                <w:szCs w:val="20"/>
-              </w:rPr>
-              <w:t xml:space="preserve">pip install -r requirements.txt</w:t>
-            </w:r>
-            <w:r>
-              <w:rPr>
-                <w:rFonts w:ascii="Arial" w:hAnsi="Arial" w:cs="Arial"/>
-                <w:lang w:val="en-GB"/>
-                <w:sz w:val="20"/>
-                <w:szCs w:val="20"/>
-              </w:rPr>
-              <w:t xml:space="preserve">, or export CSV instead.</w:t>
+              <w:t xml:space="preserve">Ask an administrator for the analyst role.</w:t>
             </w:r>
           </w:p>
         </w:tc>
@@ -2805,7 +2847,7 @@
                 <w:sz w:val="20"/>
                 <w:szCs w:val="20"/>
               </w:rPr>
-              <w:t xml:space="preserve">An alert is missing from the open list</w:t>
+              <w:t xml:space="preserve">No Users or Audit log in the menu</w:t>
             </w:r>
           </w:p>
         </w:tc>
@@ -2831,7 +2873,7 @@
                 <w:sz w:val="20"/>
                 <w:szCs w:val="20"/>
               </w:rPr>
-              <w:t xml:space="preserve">A suppression rule hides it.</w:t>
+              <w:t xml:space="preserve">Both are for administrators.</w:t>
             </w:r>
           </w:p>
         </w:tc>
@@ -2857,26 +2899,7 @@
                 <w:sz w:val="20"/>
                 <w:szCs w:val="20"/>
               </w:rPr>
-              <w:t xml:space="preserve">Open the </w:t>
-            </w:r>
-            <w:r>
-              <w:rPr>
-                <w:b/>
-                <w:rFonts w:ascii="Arial" w:hAnsi="Arial" w:cs="Arial"/>
-                <w:lang w:val="en-GB"/>
-                <w:sz w:val="20"/>
-                <w:szCs w:val="20"/>
-              </w:rPr>
-              <w:t xml:space="preserve">Suppressed</w:t>
-            </w:r>
-            <w:r>
-              <w:rPr>
-                <w:rFonts w:ascii="Arial" w:hAnsi="Arial" w:cs="Arial"/>
-                <w:lang w:val="en-GB"/>
-                <w:sz w:val="20"/>
-                <w:szCs w:val="20"/>
-              </w:rPr>
-              <w:t xml:space="preserve"> tab on Alerts. The rule, its reason and its expiry are under Detections → Suppression rules.</w:t>
+              <w:t xml:space="preserve">Ask an administrator.</w:t>
             </w:r>
           </w:p>
         </w:tc>
@@ -2907,7 +2930,7 @@
                 <w:sz w:val="20"/>
                 <w:szCs w:val="20"/>
               </w:rPr>
-              <w:t xml:space="preserve">Event count did not grow after a second import</w:t>
+              <w:t xml:space="preserve">Excel import fails</w:t>
             </w:r>
           </w:p>
         </w:tc>
@@ -2933,7 +2956,7 @@
                 <w:sz w:val="20"/>
                 <w:szCs w:val="20"/>
               </w:rPr>
-              <w:t xml:space="preserve">Rows already imported are recognised.</w:t>
+              <w:t xml:space="preserve">The openpyxl package is missing.</w:t>
             </w:r>
           </w:p>
         </w:tc>
@@ -2959,7 +2982,26 @@
                 <w:sz w:val="20"/>
                 <w:szCs w:val="20"/>
               </w:rPr>
-              <w:t xml:space="preserve">Nothing to fix. Re-importing never creates duplicates.</w:t>
+              <w:t xml:space="preserve">Run </w:t>
+            </w:r>
+            <w:r>
+              <w:rPr>
+                <w:b/>
+                <w:rFonts w:ascii="Arial" w:hAnsi="Arial" w:cs="Arial"/>
+                <w:lang w:val="en-GB"/>
+                <w:sz w:val="20"/>
+                <w:szCs w:val="20"/>
+              </w:rPr>
+              <w:t xml:space="preserve">pip install -r requirements.txt</w:t>
+            </w:r>
+            <w:r>
+              <w:rPr>
+                <w:rFonts w:ascii="Arial" w:hAnsi="Arial" w:cs="Arial"/>
+                <w:lang w:val="en-GB"/>
+                <w:sz w:val="20"/>
+                <w:szCs w:val="20"/>
+              </w:rPr>
+              <w:t xml:space="preserve">, or export CSV instead.</w:t>
             </w:r>
           </w:p>
         </w:tc>
@@ -2990,7 +3032,7 @@
                 <w:sz w:val="20"/>
                 <w:szCs w:val="20"/>
               </w:rPr>
-              <w:t xml:space="preserve">Events missing from the timeline</w:t>
+              <w:t xml:space="preserve">An alert is missing from the open list</w:t>
             </w:r>
           </w:p>
         </w:tc>
@@ -3016,7 +3058,7 @@
                 <w:sz w:val="20"/>
                 <w:szCs w:val="20"/>
               </w:rPr>
-              <w:t xml:space="preserve">They have no usable timestamp: empty, before 2022-01-01 or in the future.</w:t>
+              <w:t xml:space="preserve">A suppression rule hides it.</w:t>
             </w:r>
           </w:p>
         </w:tc>
@@ -3042,7 +3084,7 @@
                 <w:sz w:val="20"/>
                 <w:szCs w:val="20"/>
               </w:rPr>
-              <w:t xml:space="preserve">Search </w:t>
+              <w:t xml:space="preserve">Open the </w:t>
             </w:r>
             <w:r>
               <w:rPr>
@@ -3052,7 +3094,7 @@
                 <w:sz w:val="20"/>
                 <w:szCs w:val="20"/>
               </w:rPr>
-              <w:t xml:space="preserve">ts:invalid</w:t>
+              <w:t xml:space="preserve">Suppressed</w:t>
             </w:r>
             <w:r>
               <w:rPr>
@@ -3061,7 +3103,7 @@
                 <w:sz w:val="20"/>
                 <w:szCs w:val="20"/>
               </w:rPr>
-              <w:t xml:space="preserve"> to list them. The cut-off date can be changed on the Data page.</w:t>
+              <w:t xml:space="preserve"> tab on Alerts. The rule, its reason and its expiry are under Detections → Suppression rules.</w:t>
             </w:r>
           </w:p>
         </w:tc>
@@ -3092,7 +3134,7 @@
                 <w:sz w:val="20"/>
                 <w:szCs w:val="20"/>
               </w:rPr>
-              <w:t xml:space="preserve">Sync says the token was refused</w:t>
+              <w:t xml:space="preserve">Event count did not grow after a second import</w:t>
             </w:r>
           </w:p>
         </w:tc>
@@ -3118,7 +3160,7 @@
                 <w:sz w:val="20"/>
                 <w:szCs w:val="20"/>
               </w:rPr>
-              <w:t xml:space="preserve">A short-lived login token expired.</w:t>
+              <w:t xml:space="preserve">Rows already imported are recognised.</w:t>
             </w:r>
           </w:p>
         </w:tc>
@@ -3144,26 +3186,7 @@
                 <w:sz w:val="20"/>
                 <w:szCs w:val="20"/>
               </w:rPr>
-              <w:t xml:space="preserve">Use a CycurGUARD API token with view permission, then run </w:t>
-            </w:r>
-            <w:r>
-              <w:rPr>
-                <w:b/>
-                <w:rFonts w:ascii="Arial" w:hAnsi="Arial" w:cs="Arial"/>
-                <w:lang w:val="en-GB"/>
-                <w:sz w:val="20"/>
-                <w:szCs w:val="20"/>
-              </w:rPr>
-              <w:t xml:space="preserve">Test connection</w:t>
-            </w:r>
-            <w:r>
-              <w:rPr>
-                <w:rFonts w:ascii="Arial" w:hAnsi="Arial" w:cs="Arial"/>
-                <w:lang w:val="en-GB"/>
-                <w:sz w:val="20"/>
-                <w:szCs w:val="20"/>
-              </w:rPr>
-              <w:t xml:space="preserve"> on the Users page.</w:t>
+              <w:t xml:space="preserve">Nothing to fix. Re-importing never creates duplicates.</w:t>
             </w:r>
           </w:p>
         </w:tc>
@@ -3194,7 +3217,7 @@
                 <w:sz w:val="20"/>
                 <w:szCs w:val="20"/>
               </w:rPr>
-              <w:t xml:space="preserve">Sync stopped half way</w:t>
+              <w:t xml:space="preserve">Events missing from the timeline</w:t>
             </w:r>
           </w:p>
         </w:tc>
@@ -3220,7 +3243,7 @@
                 <w:sz w:val="20"/>
                 <w:szCs w:val="20"/>
               </w:rPr>
-              <w:t xml:space="preserve">Network or backend failure, or Cancel.</w:t>
+              <w:t xml:space="preserve">They have no usable timestamp: empty, before 2022-01-01 or in the future.</w:t>
             </w:r>
           </w:p>
         </w:tc>
@@ -3246,7 +3269,26 @@
                 <w:sz w:val="20"/>
                 <w:szCs w:val="20"/>
               </w:rPr>
-              <w:t xml:space="preserve">Start the sync again. It continues where it stopped and never doubles events.</w:t>
+              <w:t xml:space="preserve">Search </w:t>
+            </w:r>
+            <w:r>
+              <w:rPr>
+                <w:b/>
+                <w:rFonts w:ascii="Arial" w:hAnsi="Arial" w:cs="Arial"/>
+                <w:lang w:val="en-GB"/>
+                <w:sz w:val="20"/>
+                <w:szCs w:val="20"/>
+              </w:rPr>
+              <w:t xml:space="preserve">ts:invalid</w:t>
+            </w:r>
+            <w:r>
+              <w:rPr>
+                <w:rFonts w:ascii="Arial" w:hAnsi="Arial" w:cs="Arial"/>
+                <w:lang w:val="en-GB"/>
+                <w:sz w:val="20"/>
+                <w:szCs w:val="20"/>
+              </w:rPr>
+              <w:t xml:space="preserve"> to list them. The cut-off date can be changed on the Data page.</w:t>
             </w:r>
           </w:p>
         </w:tc>
@@ -3277,6 +3319,191 @@
                 <w:sz w:val="20"/>
                 <w:szCs w:val="20"/>
               </w:rPr>
+              <w:t xml:space="preserve">Sync says the token was refused</w:t>
+            </w:r>
+          </w:p>
+        </w:tc>
+        <w:tc>
+          <w:tcPr>
+            <w:tcW w:w="3300" w:type="dxa"/>
+            <w:hideMark/>
+          </w:tcPr>
+          <w:p>
+            <w:pPr>
+              <w:spacing w:line="276" w:lineRule="auto"/>
+              <w:rPr>
+                <w:rFonts w:ascii="Arial" w:hAnsi="Arial" w:cs="Arial"/>
+                <w:sz w:val="22"/>
+                <w:szCs w:val="22"/>
+                <w:lang w:val="en-GB"/>
+              </w:rPr>
+            </w:pPr>
+            <w:r>
+              <w:rPr>
+                <w:rFonts w:ascii="Arial" w:hAnsi="Arial" w:cs="Arial"/>
+                <w:lang w:val="en-GB"/>
+                <w:sz w:val="20"/>
+                <w:szCs w:val="20"/>
+              </w:rPr>
+              <w:t xml:space="preserve">A short-lived login token expired.</w:t>
+            </w:r>
+          </w:p>
+        </w:tc>
+        <w:tc>
+          <w:tcPr>
+            <w:tcW w:w="4207" w:type="dxa"/>
+            <w:hideMark/>
+          </w:tcPr>
+          <w:p>
+            <w:pPr>
+              <w:spacing w:line="276" w:lineRule="auto"/>
+              <w:rPr>
+                <w:rFonts w:ascii="Arial" w:hAnsi="Arial" w:cs="Arial"/>
+                <w:sz w:val="22"/>
+                <w:szCs w:val="22"/>
+                <w:lang w:val="en-GB"/>
+              </w:rPr>
+            </w:pPr>
+            <w:r>
+              <w:rPr>
+                <w:rFonts w:ascii="Arial" w:hAnsi="Arial" w:cs="Arial"/>
+                <w:lang w:val="en-GB"/>
+                <w:sz w:val="20"/>
+                <w:szCs w:val="20"/>
+              </w:rPr>
+              <w:t xml:space="preserve">Use a CycurGUARD API token with view permission, then run </w:t>
+            </w:r>
+            <w:r>
+              <w:rPr>
+                <w:b/>
+                <w:rFonts w:ascii="Arial" w:hAnsi="Arial" w:cs="Arial"/>
+                <w:lang w:val="en-GB"/>
+                <w:sz w:val="20"/>
+                <w:szCs w:val="20"/>
+              </w:rPr>
+              <w:t xml:space="preserve">Test connection</w:t>
+            </w:r>
+            <w:r>
+              <w:rPr>
+                <w:rFonts w:ascii="Arial" w:hAnsi="Arial" w:cs="Arial"/>
+                <w:lang w:val="en-GB"/>
+                <w:sz w:val="20"/>
+                <w:szCs w:val="20"/>
+              </w:rPr>
+              <w:t xml:space="preserve"> on the Users page.</w:t>
+            </w:r>
+          </w:p>
+        </w:tc>
+      </w:tr>
+      <w:tr>
+        <w:trPr>
+          <w:cantSplit/>
+        </w:trPr>
+        <w:tc>
+          <w:tcPr>
+            <w:tcW w:w="2700" w:type="dxa"/>
+            <w:hideMark/>
+          </w:tcPr>
+          <w:p>
+            <w:pPr>
+              <w:spacing w:line="276" w:lineRule="auto"/>
+              <w:rPr>
+                <w:rFonts w:ascii="Arial" w:hAnsi="Arial" w:cs="Arial"/>
+                <w:sz w:val="22"/>
+                <w:szCs w:val="22"/>
+                <w:lang w:val="en-GB"/>
+              </w:rPr>
+            </w:pPr>
+            <w:r>
+              <w:rPr>
+                <w:rFonts w:ascii="Arial" w:hAnsi="Arial" w:cs="Arial"/>
+                <w:lang w:val="en-GB"/>
+                <w:sz w:val="20"/>
+                <w:szCs w:val="20"/>
+              </w:rPr>
+              <w:t xml:space="preserve">Sync stopped half way</w:t>
+            </w:r>
+          </w:p>
+        </w:tc>
+        <w:tc>
+          <w:tcPr>
+            <w:tcW w:w="3300" w:type="dxa"/>
+            <w:hideMark/>
+          </w:tcPr>
+          <w:p>
+            <w:pPr>
+              <w:spacing w:line="276" w:lineRule="auto"/>
+              <w:rPr>
+                <w:rFonts w:ascii="Arial" w:hAnsi="Arial" w:cs="Arial"/>
+                <w:sz w:val="22"/>
+                <w:szCs w:val="22"/>
+                <w:lang w:val="en-GB"/>
+              </w:rPr>
+            </w:pPr>
+            <w:r>
+              <w:rPr>
+                <w:rFonts w:ascii="Arial" w:hAnsi="Arial" w:cs="Arial"/>
+                <w:lang w:val="en-GB"/>
+                <w:sz w:val="20"/>
+                <w:szCs w:val="20"/>
+              </w:rPr>
+              <w:t xml:space="preserve">Network or backend failure, or Cancel.</w:t>
+            </w:r>
+          </w:p>
+        </w:tc>
+        <w:tc>
+          <w:tcPr>
+            <w:tcW w:w="4207" w:type="dxa"/>
+            <w:hideMark/>
+          </w:tcPr>
+          <w:p>
+            <w:pPr>
+              <w:spacing w:line="276" w:lineRule="auto"/>
+              <w:rPr>
+                <w:rFonts w:ascii="Arial" w:hAnsi="Arial" w:cs="Arial"/>
+                <w:sz w:val="22"/>
+                <w:szCs w:val="22"/>
+                <w:lang w:val="en-GB"/>
+              </w:rPr>
+            </w:pPr>
+            <w:r>
+              <w:rPr>
+                <w:rFonts w:ascii="Arial" w:hAnsi="Arial" w:cs="Arial"/>
+                <w:lang w:val="en-GB"/>
+                <w:sz w:val="20"/>
+                <w:szCs w:val="20"/>
+              </w:rPr>
+              <w:t xml:space="preserve">Start the sync again. It continues where it stopped and never doubles events.</w:t>
+            </w:r>
+          </w:p>
+        </w:tc>
+      </w:tr>
+      <w:tr>
+        <w:trPr>
+          <w:cantSplit/>
+        </w:trPr>
+        <w:tc>
+          <w:tcPr>
+            <w:tcW w:w="2700" w:type="dxa"/>
+            <w:hideMark/>
+          </w:tcPr>
+          <w:p>
+            <w:pPr>
+              <w:spacing w:line="276" w:lineRule="auto"/>
+              <w:rPr>
+                <w:rFonts w:ascii="Arial" w:hAnsi="Arial" w:cs="Arial"/>
+                <w:sz w:val="22"/>
+                <w:szCs w:val="22"/>
+                <w:lang w:val="en-GB"/>
+              </w:rPr>
+            </w:pPr>
+            <w:r>
+              <w:rPr>
+                <w:rFonts w:ascii="Arial" w:hAnsi="Arial" w:cs="Arial"/>
+                <w:lang w:val="en-GB"/>
+                <w:sz w:val="20"/>
+                <w:szCs w:val="20"/>
+              </w:rPr>
               <w:t xml:space="preserve">Vehicle shows “Unknown (X)” or a wrong check digit</w:t>
             </w:r>
           </w:p>
@@ -3446,7 +3673,7 @@
       <w:r>
         <w:t xml:space="preserve">4.</w:t>
         <w:tab/>
-        <w:t xml:space="preserve">On every later start choose your account and sign in. The session ends after 8 idle hours by default.</w:t>
+        <w:t xml:space="preserve">On every later start choose your account and sign in. If you have set up two-step sign-in (section 7.10), a second screen asks for a code or a passkey. The session ends after 8 idle hours by default.</w:t>
       </w:r>
     </w:p>
     <w:p>
@@ -6163,9 +6390,413 @@
           <w:bCs/>
           <w:lang w:val="en-GB"/>
         </w:rPr>
+        <w:t xml:space="preserve">Set up two-step sign-in</w:t>
+      </w:r>
+      <w:bookmarkEnd w:id="9022"/>
+    </w:p>
+    <w:p>
+      <w:pPr>
+        <w:keepNext/>
+        <w:spacing w:before="0" w:after="60" w:line="276" w:lineRule="auto"/>
+        <w:ind w:left="-397" w:right="-680"/>
+      </w:pPr>
+      <w:r>
+        <w:t xml:space="preserve">A second step means a stolen password is not enough. You can use an authenticator app, a passkey, or both. Open </w:t>
+      </w:r>
+      <w:r>
+        <w:rPr>
+          <w:b/>
+        </w:rPr>
+        <w:t xml:space="preserve">Account → Two-step sign-in</w:t>
+      </w:r>
+      <w:r>
+        <w:t xml:space="preserve">.</w:t>
+      </w:r>
+    </w:p>
+    <w:p>
+      <w:pPr>
+        <w:spacing w:before="0" w:after="60" w:line="276" w:lineRule="auto"/>
+        <w:ind w:left="-37" w:right="-680" w:hanging="360"/>
+      </w:pPr>
+      <w:r>
+        <w:t xml:space="preserve">1.</w:t>
+        <w:tab/>
+        <w:t xml:space="preserve">Enter your password in the field at the top of the panel. Every change in this panel asks for it.</w:t>
+      </w:r>
+    </w:p>
+    <w:p>
+      <w:pPr>
+        <w:spacing w:before="0" w:after="60" w:line="276" w:lineRule="auto"/>
+        <w:ind w:left="-37" w:right="-680" w:hanging="360"/>
+      </w:pPr>
+      <w:r>
+        <w:t xml:space="preserve">2.</w:t>
+        <w:tab/>
+      </w:r>
+      <w:r>
+        <w:rPr>
+          <w:b/>
+        </w:rPr>
+        <w:t xml:space="preserve">Authenticator app:</w:t>
+      </w:r>
+      <w:r>
+        <w:t xml:space="preserve"> choose </w:t>
+      </w:r>
+      <w:r>
+        <w:rPr>
+          <w:b/>
+        </w:rPr>
+        <w:t xml:space="preserve">Set up</w:t>
+      </w:r>
+      <w:r>
+        <w:t xml:space="preserve">, scan the QR code with your authenticator app (or type the key), enter the 6-digit code and choose </w:t>
+      </w:r>
+      <w:r>
+        <w:rPr>
+          <w:b/>
+        </w:rPr>
+        <w:t xml:space="preserve">Turn on</w:t>
+      </w:r>
+      <w:r>
+        <w:t xml:space="preserve">.</w:t>
+      </w:r>
+    </w:p>
+    <w:p>
+      <w:pPr>
+        <w:spacing w:before="0" w:after="60" w:line="276" w:lineRule="auto"/>
+        <w:ind w:left="-37" w:right="-680" w:hanging="360"/>
+      </w:pPr>
+      <w:r>
+        <w:t xml:space="preserve">3.</w:t>
+        <w:tab/>
+      </w:r>
+      <w:r>
+        <w:rPr>
+          <w:b/>
+        </w:rPr>
+        <w:t xml:space="preserve">Passkey:</w:t>
+      </w:r>
+      <w:r>
+        <w:t xml:space="preserve"> open the tool as </w:t>
+      </w:r>
+      <w:r>
+        <w:rPr>
+          <w:b/>
+        </w:rPr>
+        <w:t xml:space="preserve">http://localhost:8765</w:t>
+      </w:r>
+      <w:r>
+        <w:t xml:space="preserve">, enter a name, choose </w:t>
+      </w:r>
+      <w:r>
+        <w:rPr>
+          <w:b/>
+        </w:rPr>
+        <w:t xml:space="preserve">Add a passkey</w:t>
+      </w:r>
+      <w:r>
+        <w:t xml:space="preserve"> and confirm with your fingerprint, face, PIN or security key.</w:t>
+      </w:r>
+    </w:p>
+    <w:p>
+      <w:pPr>
+        <w:spacing w:before="0" w:after="60" w:line="276" w:lineRule="auto"/>
+        <w:ind w:left="-37" w:right="-680" w:hanging="360"/>
+      </w:pPr>
+      <w:r>
+        <w:t xml:space="preserve">4.</w:t>
+        <w:tab/>
+      </w:r>
+      <w:r>
+        <w:rPr>
+          <w:b/>
+        </w:rPr>
+        <w:t xml:space="preserve">Recovery codes:</w:t>
+      </w:r>
+      <w:r>
+        <w:t xml:space="preserve"> the first method you add creates ten recovery codes. Copy or download them now. They are shown only once.</w:t>
+      </w:r>
+    </w:p>
+    <w:p>
+      <w:pPr>
+        <w:keepNext/>
+        <w:spacing w:before="80" w:after="40"/>
+        <w:spacing w:line="276" w:lineRule="auto"/>
+        <w:ind w:left="-397" w:right="-680"/>
+      </w:pPr>
+      <w:r>
+        <w:drawing>
+          <wp:inline xmlns:a="http://schemas.openxmlformats.org/drawingml/2006/main" xmlns:pic="http://schemas.openxmlformats.org/drawingml/2006/picture">
+            <wp:extent cx="4937760" cy="3275248"/>
+            <wp:docPr id="1" name="Picture 1"/>
+            <wp:cNvGraphicFramePr>
+              <a:graphicFrameLocks noChangeAspect="1"/>
+            </wp:cNvGraphicFramePr>
+            <a:graphic>
+              <a:graphicData uri="http://schemas.openxmlformats.org/drawingml/2006/picture">
+                <pic:pic>
+                  <pic:nvPicPr>
+                    <pic:cNvPr id="0" name="17_mfa_setup.png"/>
+                    <pic:cNvPicPr/>
+                  </pic:nvPicPr>
+                  <pic:blipFill>
+                    <a:blip r:embed="rId25"/>
+                    <a:stretch>
+                      <a:fillRect/>
+                    </a:stretch>
+                  </pic:blipFill>
+                  <pic:spPr>
+                    <a:xfrm>
+                      <a:off x="0" y="0"/>
+                      <a:ext cx="4937760" cy="3275248"/>
+                    </a:xfrm>
+                    <a:prstGeom prst="rect"/>
+                  </pic:spPr>
+                </pic:pic>
+              </a:graphicData>
+            </a:graphic>
+          </wp:inline>
+        </w:drawing>
+      </w:r>
+    </w:p>
+    <w:p>
+      <w:pPr>
+        <w:spacing w:before="0" w:after="140" w:line="276" w:lineRule="auto"/>
+        <w:ind w:left="-397" w:right="-680"/>
+      </w:pPr>
+      <w:r>
+        <w:rPr>
+          <w:i/>
+          <w:sz w:val="18"/>
+          <w:szCs w:val="18"/>
+        </w:rPr>
+        <w:t xml:space="preserve">Figure 11: Setting up the authenticator app</w:t>
+      </w:r>
+    </w:p>
+    <w:p>
+      <w:pPr>
+        <w:keepNext/>
+        <w:spacing w:before="80" w:after="40"/>
+        <w:spacing w:line="276" w:lineRule="auto"/>
+        <w:ind w:left="-397" w:right="-680"/>
+      </w:pPr>
+      <w:r>
+        <w:drawing>
+          <wp:inline xmlns:a="http://schemas.openxmlformats.org/drawingml/2006/main" xmlns:pic="http://schemas.openxmlformats.org/drawingml/2006/picture">
+            <wp:extent cx="4937760" cy="2578387"/>
+            <wp:docPr id="1" name="Picture 1"/>
+            <wp:cNvGraphicFramePr>
+              <a:graphicFrameLocks noChangeAspect="1"/>
+            </wp:cNvGraphicFramePr>
+            <a:graphic>
+              <a:graphicData uri="http://schemas.openxmlformats.org/drawingml/2006/picture">
+                <pic:pic>
+                  <pic:nvPicPr>
+                    <pic:cNvPr id="0" name="18_mfa_on.png"/>
+                    <pic:cNvPicPr/>
+                  </pic:nvPicPr>
+                  <pic:blipFill>
+                    <a:blip r:embed="rId26"/>
+                    <a:stretch>
+                      <a:fillRect/>
+                    </a:stretch>
+                  </pic:blipFill>
+                  <pic:spPr>
+                    <a:xfrm>
+                      <a:off x="0" y="0"/>
+                      <a:ext cx="4937760" cy="2578387"/>
+                    </a:xfrm>
+                    <a:prstGeom prst="rect"/>
+                  </pic:spPr>
+                </pic:pic>
+              </a:graphicData>
+            </a:graphic>
+          </wp:inline>
+        </w:drawing>
+      </w:r>
+    </w:p>
+    <w:p>
+      <w:pPr>
+        <w:spacing w:before="0" w:after="140" w:line="276" w:lineRule="auto"/>
+        <w:ind w:left="-397" w:right="-680"/>
+      </w:pPr>
+      <w:r>
+        <w:rPr>
+          <w:i/>
+          <w:sz w:val="18"/>
+          <w:szCs w:val="18"/>
+        </w:rPr>
+        <w:t xml:space="preserve">Figure 12: Two-step sign-in with an authenticator app and a passkey</w:t>
+      </w:r>
+    </w:p>
+    <w:p>
+      <w:pPr>
+        <w:spacing w:before="60" w:after="60" w:line="276" w:lineRule="auto"/>
+        <w:ind w:left="-397" w:right="-680"/>
+      </w:pPr>
+      <w:r>
+        <w:rPr>
+          <w:b/>
+        </w:rPr>
+        <w:t xml:space="preserve">Signing in afterwards:</w:t>
+      </w:r>
+      <w:r>
+        <w:t xml:space="preserve"> enter your password, then the code from the app, a recovery code, or choose </w:t>
+      </w:r>
+      <w:r>
+        <w:rPr>
+          <w:b/>
+        </w:rPr>
+        <w:t xml:space="preserve">Use a passkey</w:t>
+      </w:r>
+      <w:r>
+        <w:t xml:space="preserve">. With a passkey you can also choose </w:t>
+      </w:r>
+      <w:r>
+        <w:rPr>
+          <w:b/>
+        </w:rPr>
+        <w:t xml:space="preserve">Sign in with a passkey</w:t>
+      </w:r>
+      <w:r>
+        <w:t xml:space="preserve"> on the first screen and skip the password.</w:t>
+      </w:r>
+    </w:p>
+    <w:p>
+      <w:pPr>
+        <w:keepNext/>
+        <w:spacing w:before="80" w:after="40"/>
+        <w:spacing w:line="276" w:lineRule="auto"/>
+        <w:ind w:left="-397" w:right="-680"/>
+      </w:pPr>
+      <w:r>
+        <w:drawing>
+          <wp:inline xmlns:a="http://schemas.openxmlformats.org/drawingml/2006/main" xmlns:pic="http://schemas.openxmlformats.org/drawingml/2006/picture">
+            <wp:extent cx="3291840" cy="3049283"/>
+            <wp:docPr id="1" name="Picture 1"/>
+            <wp:cNvGraphicFramePr>
+              <a:graphicFrameLocks noChangeAspect="1"/>
+            </wp:cNvGraphicFramePr>
+            <a:graphic>
+              <a:graphicData uri="http://schemas.openxmlformats.org/drawingml/2006/picture">
+                <pic:pic>
+                  <pic:nvPicPr>
+                    <pic:cNvPr id="0" name="19_mfa_step.png"/>
+                    <pic:cNvPicPr/>
+                  </pic:nvPicPr>
+                  <pic:blipFill>
+                    <a:blip r:embed="rId27"/>
+                    <a:stretch>
+                      <a:fillRect/>
+                    </a:stretch>
+                  </pic:blipFill>
+                  <pic:spPr>
+                    <a:xfrm>
+                      <a:off x="0" y="0"/>
+                      <a:ext cx="3291840" cy="3049283"/>
+                    </a:xfrm>
+                    <a:prstGeom prst="rect"/>
+                  </pic:spPr>
+                </pic:pic>
+              </a:graphicData>
+            </a:graphic>
+          </wp:inline>
+        </w:drawing>
+      </w:r>
+    </w:p>
+    <w:p>
+      <w:pPr>
+        <w:spacing w:before="0" w:after="140" w:line="276" w:lineRule="auto"/>
+        <w:ind w:left="-397" w:right="-680"/>
+      </w:pPr>
+      <w:r>
+        <w:rPr>
+          <w:i/>
+          <w:sz w:val="18"/>
+          <w:szCs w:val="18"/>
+        </w:rPr>
+        <w:t xml:space="preserve">Figure 13: Second step of the sign-in</w:t>
+      </w:r>
+    </w:p>
+    <w:p>
+      <w:pPr>
+        <w:spacing w:before="0" w:after="40" w:line="276" w:lineRule="auto"/>
+        <w:ind w:left="-37" w:right="-680" w:hanging="360"/>
+      </w:pPr>
+      <w:r>
+        <w:t xml:space="preserve">•</w:t>
+        <w:tab/>
+        <w:t xml:space="preserve">Wrong codes count like wrong passwords: after 5 failures the account is locked for 5 minutes.</w:t>
+      </w:r>
+    </w:p>
+    <w:p>
+      <w:pPr>
+        <w:spacing w:before="0" w:after="40" w:line="276" w:lineRule="auto"/>
+        <w:ind w:left="-37" w:right="-680" w:hanging="360"/>
+      </w:pPr>
+      <w:r>
+        <w:t xml:space="preserve">•</w:t>
+        <w:tab/>
+        <w:t xml:space="preserve">Passkeys work only at </w:t>
+      </w:r>
+      <w:r>
+        <w:rPr>
+          <w:b/>
+        </w:rPr>
+        <w:t xml:space="preserve">http://localhost:8765</w:t>
+      </w:r>
+      <w:r>
+        <w:t xml:space="preserve">, not at 127.0.0.1. Authenticator codes work at both.</w:t>
+      </w:r>
+    </w:p>
+    <w:p>
+      <w:pPr>
+        <w:spacing w:before="0" w:after="40" w:line="276" w:lineRule="auto"/>
+        <w:ind w:left="-37" w:right="-680" w:hanging="360"/>
+      </w:pPr>
+      <w:r>
+        <w:t xml:space="preserve">•</w:t>
+        <w:tab/>
+        <w:t xml:space="preserve">Lost your phone or key? Use a recovery code, then set up again. If you have none, ask an administrator to reset your two-step sign-in, or run </w:t>
+      </w:r>
+      <w:r>
+        <w:rPr>
+          <w:b/>
+        </w:rPr>
+        <w:t xml:space="preserve">python idssiem.py --reset-mfa USER</w:t>
+      </w:r>
+      <w:r>
+        <w:t xml:space="preserve"> on the computer.</w:t>
+      </w:r>
+    </w:p>
+    <w:p>
+      <w:pPr>
+        <w:spacing w:before="0" w:after="40" w:line="276" w:lineRule="auto"/>
+        <w:ind w:left="-37" w:right="-680" w:hanging="360"/>
+      </w:pPr>
+      <w:r>
+        <w:t xml:space="preserve">•</w:t>
+        <w:tab/>
+        <w:t xml:space="preserve">An administrator can require two-step sign-in for everyone (Users → Sign-in and token rules). Anyone without it can then only open the Account page until it is set up. API tokens are not affected.</w:t>
+      </w:r>
+    </w:p>
+    <w:p>
+      <w:pPr>
+        <w:pStyle w:val="berschrift2"/>
+        <w:rPr>
+          <w:lang w:val="en-GB"/>
+        </w:rPr>
+        <w:ind w:left="133" w:hanging="757"/>
+      </w:pPr>
+      <w:bookmarkStart w:id="9023" w:name="_Toc000009023"/>
+      <w:r>
+        <w:rPr>
+          <w:bCs/>
+          <w:lang w:val="en-GB"/>
+        </w:rPr>
         <w:t xml:space="preserve">Manage users, tokens and sign-in rules</w:t>
       </w:r>
-      <w:bookmarkEnd w:id="9022"/>
+      <w:bookmarkEnd w:id="9023"/>
     </w:p>
     <w:p>
       <w:pPr>
@@ -6246,6 +6877,26 @@
       <w:r>
         <w:t xml:space="preserve">3.</w:t>
         <w:tab/>
+        <w:t xml:space="preserve">To help someone who lost their phone or passkey, select the account and choose </w:t>
+      </w:r>
+      <w:r>
+        <w:rPr>
+          <w:b/>
+        </w:rPr>
+        <w:t xml:space="preserve">Reset two-step sign-in</w:t>
+      </w:r>
+      <w:r>
+        <w:t xml:space="preserve">. The person is signed out and can set it up again.</w:t>
+      </w:r>
+    </w:p>
+    <w:p>
+      <w:pPr>
+        <w:spacing w:before="0" w:after="60" w:line="276" w:lineRule="auto"/>
+        <w:ind w:left="-37" w:right="-680" w:hanging="360"/>
+      </w:pPr>
+      <w:r>
+        <w:t xml:space="preserve">4.</w:t>
+        <w:tab/>
         <w:t xml:space="preserve">Under </w:t>
       </w:r>
       <w:r>
@@ -6255,7 +6906,7 @@
         <w:t xml:space="preserve">Sign-in and token rules</w:t>
       </w:r>
       <w:r>
-        <w:t xml:space="preserve"> set the idle session time, the minimum password length, the default and longest token lifetime, and whether API tokens are allowed at all. Switching tokens off stops every existing token at once.</w:t>
+        <w:t xml:space="preserve"> set the idle session time, the minimum password length, the default and longest token lifetime, whether two-step sign-in is required, and whether API tokens are allowed at all. Switching tokens off stops every existing token at once.</w:t>
       </w:r>
     </w:p>
     <w:p>
@@ -6281,7 +6932,7 @@
                     <pic:cNvPicPr/>
                   </pic:nvPicPr>
                   <pic:blipFill>
-                    <a:blip r:embed="rId25"/>
+                    <a:blip r:embed="rId28"/>
                     <a:stretch>
                       <a:fillRect/>
                     </a:stretch>
@@ -6311,7 +6962,7 @@
           <w:sz w:val="18"/>
           <w:szCs w:val="18"/>
         </w:rPr>
-        <w:t xml:space="preserve">Figure 11: Users page</w:t>
+        <w:t xml:space="preserve">Figure 14: Users page</w:t>
       </w:r>
     </w:p>
     <w:p>
@@ -6340,7 +6991,7 @@
         </w:rPr>
         <w:ind w:left="133" w:hanging="757"/>
       </w:pPr>
-      <w:bookmarkStart w:id="9023" w:name="_Toc000009023"/>
+      <w:bookmarkStart w:id="9024" w:name="_Toc000009024"/>
       <w:r>
         <w:rPr>
           <w:bCs/>
@@ -6348,7 +6999,7 @@
         </w:rPr>
         <w:t xml:space="preserve">Run the demonstration mode</w:t>
       </w:r>
-      <w:bookmarkEnd w:id="9023"/>
+      <w:bookmarkEnd w:id="9024"/>
     </w:p>
     <w:p>
       <w:pPr>
@@ -6487,7 +7138,7 @@
                     <pic:cNvPicPr/>
                   </pic:nvPicPr>
                   <pic:blipFill>
-                    <a:blip r:embed="rId26"/>
+                    <a:blip r:embed="rId29"/>
                     <a:stretch>
                       <a:fillRect/>
                     </a:stretch>
@@ -6517,7 +7168,7 @@
           <w:sz w:val="18"/>
           <w:szCs w:val="18"/>
         </w:rPr>
-        <w:t xml:space="preserve">Figure 12: Wizard mode on the Users page</w:t>
+        <w:t xml:space="preserve">Figure 15: Wizard mode on the Users page</w:t>
       </w:r>
     </w:p>
     <w:p>
@@ -6570,7 +7221,7 @@
         </w:rPr>
         <w:ind w:left="133" w:hanging="757"/>
       </w:pPr>
-      <w:bookmarkStart w:id="9024" w:name="_Toc000009024"/>
+      <w:bookmarkStart w:id="9025" w:name="_Toc000009025"/>
       <w:r>
         <w:rPr>
           <w:bCs/>
@@ -6578,7 +7229,7 @@
         </w:rPr>
         <w:t xml:space="preserve">Check the audit log</w:t>
       </w:r>
-      <w:bookmarkEnd w:id="9024"/>
+      <w:bookmarkEnd w:id="9025"/>
     </w:p>
     <w:p>
       <w:pPr>
@@ -6674,7 +7325,7 @@
                     <pic:cNvPicPr/>
                   </pic:nvPicPr>
                   <pic:blipFill>
-                    <a:blip r:embed="rId27"/>
+                    <a:blip r:embed="rId30"/>
                     <a:stretch>
                       <a:fillRect/>
                     </a:stretch>
@@ -6704,7 +7355,7 @@
           <w:sz w:val="18"/>
           <w:szCs w:val="18"/>
         </w:rPr>
-        <w:t xml:space="preserve">Figure 13: Audit log</w:t>
+        <w:t xml:space="preserve">Figure 16: Audit log</w:t>
       </w:r>
     </w:p>
     <w:p>
@@ -6739,7 +7390,7 @@
         </w:rPr>
         <w:ind w:left="133" w:hanging="757"/>
       </w:pPr>
-      <w:bookmarkStart w:id="9025" w:name="_Toc000009025"/>
+      <w:bookmarkStart w:id="9026" w:name="_Toc000009026"/>
       <w:r>
         <w:rPr>
           <w:bCs/>
@@ -6747,7 +7398,7 @@
         </w:rPr>
         <w:t xml:space="preserve">Back up and remove data</w:t>
       </w:r>
-      <w:bookmarkEnd w:id="9025"/>
+      <w:bookmarkEnd w:id="9026"/>
     </w:p>
     <w:p>
       <w:pPr>
@@ -6813,11 +7464,11 @@
       <w:pPr>
         <w:pStyle w:val="berschrift1"/>
       </w:pPr>
-      <w:bookmarkStart w:id="9026" w:name="_Toc000009026"/>
+      <w:bookmarkStart w:id="9027" w:name="_Toc000009027"/>
       <w:r>
         <w:t xml:space="preserve">FLOW</w:t>
       </w:r>
-      <w:bookmarkEnd w:id="9026"/>
+      <w:bookmarkEnd w:id="9027"/>
     </w:p>
     <w:p>
       <w:pPr>
@@ -7741,7 +8392,7 @@
         </w:rPr>
         <w:ind w:left="133" w:hanging="757"/>
       </w:pPr>
-      <w:bookmarkStart w:id="9027" w:name="_Toc000009027"/>
+      <w:bookmarkStart w:id="9028" w:name="_Toc000009028"/>
       <w:r>
         <w:rPr>
           <w:bCs/>
@@ -7749,17 +8400,17 @@
         </w:rPr>
         <w:t xml:space="preserve">PROCESS FLOW OVERVIEW</w:t>
       </w:r>
-      <w:bookmarkEnd w:id="9027"/>
+      <w:bookmarkEnd w:id="9028"/>
     </w:p>
     <w:p>
       <w:pPr>
         <w:pStyle w:val="berschrift3"/>
       </w:pPr>
-      <w:bookmarkStart w:id="9028" w:name="_Toc000009028"/>
+      <w:bookmarkStart w:id="9029" w:name="_Toc000009029"/>
       <w:r>
         <w:t xml:space="preserve">Alert and case life cycle</w:t>
       </w:r>
-      <w:bookmarkEnd w:id="9028"/>
+      <w:bookmarkEnd w:id="9029"/>
     </w:p>
     <w:p>
       <w:pPr>
@@ -7795,11 +8446,11 @@
       <w:pPr>
         <w:pStyle w:val="berschrift1"/>
       </w:pPr>
-      <w:bookmarkStart w:id="9029" w:name="_Toc000009029"/>
+      <w:bookmarkStart w:id="9030" w:name="_Toc000009030"/>
       <w:r>
         <w:t xml:space="preserve">DOCUMENTS &amp; RECORDS</w:t>
       </w:r>
-      <w:bookmarkEnd w:id="9029"/>
+      <w:bookmarkEnd w:id="9030"/>
     </w:p>
     <w:p>
       <w:pPr>
@@ -8000,11 +8651,11 @@
       <w:pPr>
         <w:pStyle w:val="berschrift1"/>
       </w:pPr>
-      <w:bookmarkStart w:id="9030" w:name="_Toc000009030"/>
+      <w:bookmarkStart w:id="9031" w:name="_Toc000009031"/>
       <w:r>
         <w:t xml:space="preserve">REVISION HISTORY</w:t>
       </w:r>
-      <w:bookmarkEnd w:id="9030"/>
+      <w:bookmarkEnd w:id="9031"/>
     </w:p>
     <w:tbl>
       <w:tblPr>
@@ -8430,6 +9081,111 @@
                 <w:lang w:val="en-GB"/>
               </w:rPr>
               <w:t xml:space="preserve">Added wizard mode</w:t>
+            </w:r>
+          </w:p>
+        </w:tc>
+        <w:tc>
+          <w:tcPr>
+            <w:tcW w:w="2268" w:type="dxa"/>
+            <w:tcBorders>
+              <w:top w:val="single" w:sz="6" w:space="0" w:color="auto"/>
+              <w:left w:val="single" w:sz="6" w:space="0" w:color="auto"/>
+              <w:bottom w:val="single" w:sz="6" w:space="0" w:color="auto"/>
+              <w:right w:val="single" w:sz="6" w:space="0" w:color="auto"/>
+            </w:tcBorders>
+          </w:tcPr>
+          <w:p>
+            <w:pPr>
+              <w:spacing w:line="276" w:lineRule="auto"/>
+              <w:rPr>
+                <w:lang w:val="en-GB"/>
+              </w:rPr>
+            </w:pPr>
+            <w:r>
+              <w:rPr>
+                <w:lang w:val="en-GB"/>
+              </w:rPr>
+              <w:t xml:space="preserve">M. Wachs</w:t>
+            </w:r>
+          </w:p>
+        </w:tc>
+        <w:tc>
+          <w:tcPr>
+            <w:tcW w:w="1134" w:type="dxa"/>
+            <w:tcBorders>
+              <w:top w:val="single" w:sz="6" w:space="0" w:color="auto"/>
+              <w:left w:val="single" w:sz="6" w:space="0" w:color="auto"/>
+              <w:bottom w:val="single" w:sz="6" w:space="0" w:color="auto"/>
+              <w:right w:val="single" w:sz="6" w:space="0" w:color="auto"/>
+            </w:tcBorders>
+          </w:tcPr>
+          <w:p>
+            <w:pPr>
+              <w:spacing w:line="276" w:lineRule="auto"/>
+              <w:rPr>
+                <w:lang w:val="en-GB"/>
+              </w:rPr>
+            </w:pPr>
+            <w:r>
+              <w:rPr>
+                <w:lang w:val="en-GB"/>
+              </w:rPr>
+              <w:t xml:space="preserve">14.10.2026</w:t>
+            </w:r>
+          </w:p>
+        </w:tc>
+      </w:tr>
+      <w:tr>
+        <w:trPr>
+          <w:trHeight w:val="300"/>
+        </w:trPr>
+        <w:tc>
+          <w:tcPr>
+            <w:tcW w:w="920" w:type="dxa"/>
+            <w:tcBorders>
+              <w:top w:val="single" w:sz="6" w:space="0" w:color="auto"/>
+              <w:left w:val="single" w:sz="6" w:space="0" w:color="auto"/>
+              <w:bottom w:val="single" w:sz="6" w:space="0" w:color="auto"/>
+              <w:right w:val="single" w:sz="6" w:space="0" w:color="auto"/>
+            </w:tcBorders>
+          </w:tcPr>
+          <w:p>
+            <w:pPr>
+              <w:spacing w:line="276" w:lineRule="auto"/>
+              <w:rPr>
+                <w:lang w:val="en-GB"/>
+              </w:rPr>
+            </w:pPr>
+            <w:r>
+              <w:rPr>
+                <w:lang w:val="en-GB"/>
+              </w:rPr>
+              <w:t xml:space="preserve">004</w:t>
+            </w:r>
+          </w:p>
+        </w:tc>
+        <w:tc>
+          <w:tcPr>
+            <w:tcW w:w="5885" w:type="dxa"/>
+            <w:tcBorders>
+              <w:top w:val="single" w:sz="6" w:space="0" w:color="auto"/>
+              <w:left w:val="single" w:sz="6" w:space="0" w:color="auto"/>
+              <w:bottom w:val="single" w:sz="6" w:space="0" w:color="auto"/>
+              <w:right w:val="single" w:sz="6" w:space="0" w:color="auto"/>
+            </w:tcBorders>
+          </w:tcPr>
+          <w:p>
+            <w:pPr>
+              <w:spacing w:line="276" w:lineRule="auto"/>
+              <w:rPr>
+                <w:lang w:val="en-GB"/>
+              </w:rPr>
+            </w:pPr>
+            <w:r>
+              <w:rPr>
+                <w:lang w:val="en-GB"/>
+              </w:rPr>
+              <w:t xml:space="preserve">Added two-step sign-in (authenticator app, passkeys, recovery codes)</w:t>
             </w:r>
           </w:p>
         </w:tc>
@@ -8994,7 +9750,7 @@
         </w:tcPr>
         <w:p>
           <w:r>
-            <w:t>Revision: 003</w:t>
+            <w:t>Revision: 004</w:t>
           </w:r>
           <w:r/>
         </w:p>

--- a/docs/Fleet_IDS_User_Manual.docx
+++ b/docs/Fleet_IDS_User_Manual.docx
@@ -1226,7 +1226,7 @@
                 <w:rStyle w:val="Hyperlink"/>
                 <w:noProof/>
               </w:rPr>
-              <w:t xml:space="preserve">20</w:t>
+              <w:t xml:space="preserve">19</w:t>
             </w:r>
           </w:hyperlink>
         </w:p>
@@ -7014,7 +7014,7 @@
         <w:t xml:space="preserve">Wizard mode</w:t>
       </w:r>
       <w:r>
-        <w:t xml:space="preserve"> is for demonstrations. It plays an analyst: it creates cases from all open alerts, works through each checklist, writes notes from the real event data and closes most of the cases over a few minutes. Some cases stay open or waiting, as in real life.</w:t>
+        <w:t xml:space="preserve"> is for demonstrations. At one click it plays an analyst: it creates cases from all open alerts, works through each checklist, writes notes from the real event data and closes most of the cases. The rest end up waiting for input, as in real life.</w:t>
       </w:r>
     </w:p>
     <w:p>
@@ -7054,7 +7054,16 @@
       <w:r>
         <w:t xml:space="preserve">2.</w:t>
         <w:tab/>
-        <w:t xml:space="preserve">Choose a speed (fast, normal or slow). The list shows how long the current alerts take.</w:t>
+        <w:t xml:space="preserve">Choose </w:t>
+      </w:r>
+      <w:r>
+        <w:rPr>
+          <w:b/>
+        </w:rPr>
+        <w:t xml:space="preserve">Create demo cases now</w:t>
+      </w:r>
+      <w:r>
+        <w:t xml:space="preserve">. It finishes in a moment and the Alerts, Cases and Overview pages show the result.</w:t>
       </w:r>
     </w:p>
     <w:p>
@@ -7065,45 +7074,6 @@
       <w:r>
         <w:t xml:space="preserve">3.</w:t>
         <w:tab/>
-        <w:t xml:space="preserve">Choose </w:t>
-      </w:r>
-      <w:r>
-        <w:rPr>
-          <w:b/>
-        </w:rPr>
-        <w:t xml:space="preserve">Start</w:t>
-      </w:r>
-      <w:r>
-        <w:t xml:space="preserve">. A chip </w:t>
-      </w:r>
-      <w:r>
-        <w:rPr>
-          <w:b/>
-        </w:rPr>
-        <w:t xml:space="preserve">Wizard mode (demo)</w:t>
-      </w:r>
-      <w:r>
-        <w:t xml:space="preserve"> appears in the top bar and the pages refresh by themselves.</w:t>
-      </w:r>
-    </w:p>
-    <w:p>
-      <w:pPr>
-        <w:spacing w:before="0" w:after="60" w:line="276" w:lineRule="auto"/>
-        <w:ind w:left="-37" w:right="-680" w:hanging="360"/>
-      </w:pPr>
-      <w:r>
-        <w:t xml:space="preserve">4.</w:t>
-        <w:tab/>
-        <w:t xml:space="preserve">Choose </w:t>
-      </w:r>
-      <w:r>
-        <w:rPr>
-          <w:b/>
-        </w:rPr>
-        <w:t xml:space="preserve">Stop</w:t>
-      </w:r>
-      <w:r>
-        <w:t xml:space="preserve"> to pause. </w:t>
       </w:r>
       <w:r>
         <w:rPr>
@@ -7125,7 +7095,7 @@
       <w:r>
         <w:drawing>
           <wp:inline xmlns:a="http://schemas.openxmlformats.org/drawingml/2006/main" xmlns:pic="http://schemas.openxmlformats.org/drawingml/2006/picture">
-            <wp:extent cx="5486400" cy="1449029"/>
+            <wp:extent cx="5486400" cy="1327355"/>
             <wp:docPr id="1" name="Picture 1"/>
             <wp:cNvGraphicFramePr>
               <a:graphicFrameLocks noChangeAspect="1"/>
@@ -7146,7 +7116,7 @@
                   <pic:spPr>
                     <a:xfrm>
                       <a:off x="0" y="0"/>
-                      <a:ext cx="5486400" cy="1449029"/>
+                      <a:ext cx="5486400" cy="1327355"/>
                     </a:xfrm>
                     <a:prstGeom prst="rect"/>
                   </pic:spPr>
@@ -7179,7 +7149,7 @@
       <w:r>
         <w:t xml:space="preserve">•</w:t>
         <w:tab/>
-        <w:t xml:space="preserve">Everything it does is labelled </w:t>
+        <w:t xml:space="preserve">The cases are labelled </w:t>
       </w:r>
       <w:r>
         <w:rPr>
@@ -7188,7 +7158,27 @@
         <w:t xml:space="preserve">Wizard (demo)</w:t>
       </w:r>
       <w:r>
-        <w:t xml:space="preserve">, shows “[Demo]” in the summary and findings, and is written to the audit log.</w:t>
+        <w:t xml:space="preserve"> and show “[Demo]” in the summary and findings.</w:t>
+      </w:r>
+    </w:p>
+    <w:p>
+      <w:pPr>
+        <w:spacing w:before="0" w:after="40" w:line="276" w:lineRule="auto"/>
+        <w:ind w:left="-37" w:right="-680" w:hanging="360"/>
+      </w:pPr>
+      <w:r>
+        <w:t xml:space="preserve">•</w:t>
+        <w:tab/>
+        <w:t xml:space="preserve">It leaves </w:t>
+      </w:r>
+      <w:r>
+        <w:rPr>
+          <w:b/>
+        </w:rPr>
+        <w:t xml:space="preserve">no entries in the audit log</w:t>
+      </w:r>
+      <w:r>
+        <w:t xml:space="preserve">, neither for creating nor for removing the cases.</w:t>
       </w:r>
     </w:p>
     <w:p>
@@ -9186,6 +9176,111 @@
                 <w:lang w:val="en-GB"/>
               </w:rPr>
               <w:t xml:space="preserve">Added two-step sign-in (authenticator app, passkeys, recovery codes)</w:t>
+            </w:r>
+          </w:p>
+        </w:tc>
+        <w:tc>
+          <w:tcPr>
+            <w:tcW w:w="2268" w:type="dxa"/>
+            <w:tcBorders>
+              <w:top w:val="single" w:sz="6" w:space="0" w:color="auto"/>
+              <w:left w:val="single" w:sz="6" w:space="0" w:color="auto"/>
+              <w:bottom w:val="single" w:sz="6" w:space="0" w:color="auto"/>
+              <w:right w:val="single" w:sz="6" w:space="0" w:color="auto"/>
+            </w:tcBorders>
+          </w:tcPr>
+          <w:p>
+            <w:pPr>
+              <w:spacing w:line="276" w:lineRule="auto"/>
+              <w:rPr>
+                <w:lang w:val="en-GB"/>
+              </w:rPr>
+            </w:pPr>
+            <w:r>
+              <w:rPr>
+                <w:lang w:val="en-GB"/>
+              </w:rPr>
+              <w:t xml:space="preserve">M. Wachs</w:t>
+            </w:r>
+          </w:p>
+        </w:tc>
+        <w:tc>
+          <w:tcPr>
+            <w:tcW w:w="1134" w:type="dxa"/>
+            <w:tcBorders>
+              <w:top w:val="single" w:sz="6" w:space="0" w:color="auto"/>
+              <w:left w:val="single" w:sz="6" w:space="0" w:color="auto"/>
+              <w:bottom w:val="single" w:sz="6" w:space="0" w:color="auto"/>
+              <w:right w:val="single" w:sz="6" w:space="0" w:color="auto"/>
+            </w:tcBorders>
+          </w:tcPr>
+          <w:p>
+            <w:pPr>
+              <w:spacing w:line="276" w:lineRule="auto"/>
+              <w:rPr>
+                <w:lang w:val="en-GB"/>
+              </w:rPr>
+            </w:pPr>
+            <w:r>
+              <w:rPr>
+                <w:lang w:val="en-GB"/>
+              </w:rPr>
+              <w:t xml:space="preserve">14.10.2026</w:t>
+            </w:r>
+          </w:p>
+        </w:tc>
+      </w:tr>
+      <w:tr>
+        <w:trPr>
+          <w:trHeight w:val="300"/>
+        </w:trPr>
+        <w:tc>
+          <w:tcPr>
+            <w:tcW w:w="920" w:type="dxa"/>
+            <w:tcBorders>
+              <w:top w:val="single" w:sz="6" w:space="0" w:color="auto"/>
+              <w:left w:val="single" w:sz="6" w:space="0" w:color="auto"/>
+              <w:bottom w:val="single" w:sz="6" w:space="0" w:color="auto"/>
+              <w:right w:val="single" w:sz="6" w:space="0" w:color="auto"/>
+            </w:tcBorders>
+          </w:tcPr>
+          <w:p>
+            <w:pPr>
+              <w:spacing w:line="276" w:lineRule="auto"/>
+              <w:rPr>
+                <w:lang w:val="en-GB"/>
+              </w:rPr>
+            </w:pPr>
+            <w:r>
+              <w:rPr>
+                <w:lang w:val="en-GB"/>
+              </w:rPr>
+              <w:t xml:space="preserve">005</w:t>
+            </w:r>
+          </w:p>
+        </w:tc>
+        <w:tc>
+          <w:tcPr>
+            <w:tcW w:w="5885" w:type="dxa"/>
+            <w:tcBorders>
+              <w:top w:val="single" w:sz="6" w:space="0" w:color="auto"/>
+              <w:left w:val="single" w:sz="6" w:space="0" w:color="auto"/>
+              <w:bottom w:val="single" w:sz="6" w:space="0" w:color="auto"/>
+              <w:right w:val="single" w:sz="6" w:space="0" w:color="auto"/>
+            </w:tcBorders>
+          </w:tcPr>
+          <w:p>
+            <w:pPr>
+              <w:spacing w:line="276" w:lineRule="auto"/>
+              <w:rPr>
+                <w:lang w:val="en-GB"/>
+              </w:rPr>
+            </w:pPr>
+            <w:r>
+              <w:rPr>
+                <w:lang w:val="en-GB"/>
+              </w:rPr>
+              <w:t xml:space="preserve">Wizard mode acts at once and is not audited</w:t>
             </w:r>
           </w:p>
         </w:tc>
@@ -9750,7 +9845,7 @@
         </w:tcPr>
         <w:p>
           <w:r>
-            <w:t>Revision: 004</w:t>
+            <w:t>Revision: 005</w:t>
           </w:r>
           <w:r/>
         </w:p>

--- a/docs/Fleet_IDS_User_Manual.docx
+++ b/docs/Fleet_IDS_User_Manual.docx
@@ -1044,7 +1044,7 @@
                 <w:rStyle w:val="Hyperlink"/>
                 <w:noProof/>
               </w:rPr>
-              <w:t xml:space="preserve">Run the demonstration mode</w:t>
+              <w:t xml:space="preserve">Check the audit log</w:t>
             </w:r>
             <w:r>
               <w:rPr>
@@ -1086,7 +1086,7 @@
                 <w:rStyle w:val="Hyperlink"/>
                 <w:noProof/>
               </w:rPr>
-              <w:t xml:space="preserve">Check the audit log</w:t>
+              <w:t xml:space="preserve">Back up and remove data</w:t>
             </w:r>
             <w:r>
               <w:rPr>
@@ -1101,6 +1101,48 @@
                 <w:noProof/>
               </w:rPr>
               <w:t xml:space="preserve">18</w:t>
+            </w:r>
+          </w:hyperlink>
+        </w:p>
+        <w:p>
+          <w:pPr>
+            <w:pStyle w:val="Verzeichnis1"/>
+          </w:pPr>
+          <w:hyperlink w:anchor="_Toc000009026" w:history="1">
+            <w:r>
+              <w:rPr>
+                <w:rStyle w:val="Hyperlink"/>
+                <w:noProof/>
+              </w:rPr>
+              <w:t xml:space="preserve">8</w:t>
+            </w:r>
+            <w:r>
+              <w:rPr>
+                <w:rStyle w:val="Hyperlink"/>
+                <w:noProof/>
+              </w:rPr>
+              <w:tab/>
+            </w:r>
+            <w:r>
+              <w:rPr>
+                <w:rStyle w:val="Hyperlink"/>
+                <w:noProof/>
+              </w:rPr>
+              <w:t xml:space="preserve">FLOW</w:t>
+            </w:r>
+            <w:r>
+              <w:rPr>
+                <w:rStyle w:val="Hyperlink"/>
+                <w:noProof/>
+              </w:rPr>
+              <w:tab/>
+            </w:r>
+            <w:r>
+              <w:rPr>
+                <w:rStyle w:val="Hyperlink"/>
+                <w:noProof/>
+              </w:rPr>
+              <w:t xml:space="preserve">19</w:t>
             </w:r>
           </w:hyperlink>
         </w:p>
@@ -1108,13 +1150,13 @@
           <w:pPr>
             <w:pStyle w:val="Verzeichnis2"/>
           </w:pPr>
-          <w:hyperlink w:anchor="_Toc000009026" w:history="1">
-            <w:r>
-              <w:rPr>
-                <w:rStyle w:val="Hyperlink"/>
-                <w:noProof/>
-              </w:rPr>
-              <w:t xml:space="preserve">7.14</w:t>
+          <w:hyperlink w:anchor="_Toc000009027" w:history="1">
+            <w:r>
+              <w:rPr>
+                <w:rStyle w:val="Hyperlink"/>
+                <w:noProof/>
+              </w:rPr>
+              <w:t xml:space="preserve">8.1</w:t>
             </w:r>
             <w:r>
               <w:rPr>
@@ -1128,7 +1170,7 @@
                 <w:rStyle w:val="Hyperlink"/>
                 <w:noProof/>
               </w:rPr>
-              <w:t xml:space="preserve">Back up and remove data</w:t>
+              <w:t xml:space="preserve">PROCESS FLOW OVERVIEW</w:t>
             </w:r>
             <w:r>
               <w:rPr>
@@ -1150,13 +1192,13 @@
           <w:pPr>
             <w:pStyle w:val="Verzeichnis1"/>
           </w:pPr>
-          <w:hyperlink w:anchor="_Toc000009027" w:history="1">
-            <w:r>
-              <w:rPr>
-                <w:rStyle w:val="Hyperlink"/>
-                <w:noProof/>
-              </w:rPr>
-              <w:t xml:space="preserve">8</w:t>
+          <w:hyperlink w:anchor="_Toc000009029" w:history="1">
+            <w:r>
+              <w:rPr>
+                <w:rStyle w:val="Hyperlink"/>
+                <w:noProof/>
+              </w:rPr>
+              <w:t xml:space="preserve">9</w:t>
             </w:r>
             <w:r>
               <w:rPr>
@@ -1170,49 +1212,7 @@
                 <w:rStyle w:val="Hyperlink"/>
                 <w:noProof/>
               </w:rPr>
-              <w:t xml:space="preserve">FLOW</w:t>
-            </w:r>
-            <w:r>
-              <w:rPr>
-                <w:rStyle w:val="Hyperlink"/>
-                <w:noProof/>
-              </w:rPr>
-              <w:tab/>
-            </w:r>
-            <w:r>
-              <w:rPr>
-                <w:rStyle w:val="Hyperlink"/>
-                <w:noProof/>
-              </w:rPr>
-              <w:t xml:space="preserve">19</w:t>
-            </w:r>
-          </w:hyperlink>
-        </w:p>
-        <w:p>
-          <w:pPr>
-            <w:pStyle w:val="Verzeichnis2"/>
-          </w:pPr>
-          <w:hyperlink w:anchor="_Toc000009028" w:history="1">
-            <w:r>
-              <w:rPr>
-                <w:rStyle w:val="Hyperlink"/>
-                <w:noProof/>
-              </w:rPr>
-              <w:t xml:space="preserve">8.1</w:t>
-            </w:r>
-            <w:r>
-              <w:rPr>
-                <w:rStyle w:val="Hyperlink"/>
-                <w:noProof/>
-              </w:rPr>
-              <w:tab/>
-            </w:r>
-            <w:r>
-              <w:rPr>
-                <w:rStyle w:val="Hyperlink"/>
-                <w:noProof/>
-              </w:rPr>
-              <w:t xml:space="preserve">PROCESS FLOW OVERVIEW</w:t>
+              <w:t xml:space="preserve">DOCUMENTS &amp; RECORDS</w:t>
             </w:r>
             <w:r>
               <w:rPr>
@@ -1235,48 +1235,6 @@
             <w:pStyle w:val="Verzeichnis1"/>
           </w:pPr>
           <w:hyperlink w:anchor="_Toc000009030" w:history="1">
-            <w:r>
-              <w:rPr>
-                <w:rStyle w:val="Hyperlink"/>
-                <w:noProof/>
-              </w:rPr>
-              <w:t xml:space="preserve">9</w:t>
-            </w:r>
-            <w:r>
-              <w:rPr>
-                <w:rStyle w:val="Hyperlink"/>
-                <w:noProof/>
-              </w:rPr>
-              <w:tab/>
-            </w:r>
-            <w:r>
-              <w:rPr>
-                <w:rStyle w:val="Hyperlink"/>
-                <w:noProof/>
-              </w:rPr>
-              <w:t xml:space="preserve">DOCUMENTS &amp; RECORDS</w:t>
-            </w:r>
-            <w:r>
-              <w:rPr>
-                <w:rStyle w:val="Hyperlink"/>
-                <w:noProof/>
-              </w:rPr>
-              <w:tab/>
-            </w:r>
-            <w:r>
-              <w:rPr>
-                <w:rStyle w:val="Hyperlink"/>
-                <w:noProof/>
-              </w:rPr>
-              <w:t xml:space="preserve">20</w:t>
-            </w:r>
-          </w:hyperlink>
-        </w:p>
-        <w:p>
-          <w:pPr>
-            <w:pStyle w:val="Verzeichnis1"/>
-          </w:pPr>
-          <w:hyperlink w:anchor="_Toc000009031" w:history="1">
             <w:r>
               <w:rPr>
                 <w:rStyle w:val="Hyperlink"/>
@@ -6997,229 +6955,9 @@
           <w:bCs/>
           <w:lang w:val="en-GB"/>
         </w:rPr>
-        <w:t xml:space="preserve">Run the demonstration mode</w:t>
+        <w:t xml:space="preserve">Check the audit log</w:t>
       </w:r>
       <w:bookmarkEnd w:id="9024"/>
-    </w:p>
-    <w:p>
-      <w:pPr>
-        <w:keepNext/>
-        <w:spacing w:before="0" w:after="60" w:line="276" w:lineRule="auto"/>
-        <w:ind w:left="-397" w:right="-680"/>
-      </w:pPr>
-      <w:r>
-        <w:rPr>
-          <w:b/>
-        </w:rPr>
-        <w:t xml:space="preserve">Wizard mode</w:t>
-      </w:r>
-      <w:r>
-        <w:t xml:space="preserve"> is for demonstrations. At one click it plays an analyst: it creates cases from all open alerts, works through each checklist, writes notes from the real event data and closes most of the cases. The rest end up waiting for input, as in real life.</w:t>
-      </w:r>
-    </w:p>
-    <w:p>
-      <w:pPr>
-        <w:spacing w:before="0" w:after="60" w:line="276" w:lineRule="auto"/>
-        <w:ind w:left="-37" w:right="-680" w:hanging="360"/>
-      </w:pPr>
-      <w:r>
-        <w:t xml:space="preserve">1.</w:t>
-        <w:tab/>
-        <w:t xml:space="preserve">Open </w:t>
-      </w:r>
-      <w:r>
-        <w:rPr>
-          <w:b/>
-        </w:rPr>
-        <w:t xml:space="preserve">Users</w:t>
-      </w:r>
-      <w:r>
-        <w:t xml:space="preserve"> (administrator) and find the panel </w:t>
-      </w:r>
-      <w:r>
-        <w:rPr>
-          <w:b/>
-        </w:rPr>
-        <w:t xml:space="preserve">Wizard mode (demo)</w:t>
-      </w:r>
-      <w:r>
-        <w:t xml:space="preserve">.</w:t>
-      </w:r>
-    </w:p>
-    <w:p>
-      <w:pPr>
-        <w:spacing w:before="0" w:after="60" w:line="276" w:lineRule="auto"/>
-        <w:ind w:left="-37" w:right="-680" w:hanging="360"/>
-      </w:pPr>
-      <w:r>
-        <w:t xml:space="preserve">2.</w:t>
-        <w:tab/>
-        <w:t xml:space="preserve">Choose </w:t>
-      </w:r>
-      <w:r>
-        <w:rPr>
-          <w:b/>
-        </w:rPr>
-        <w:t xml:space="preserve">Create demo cases now</w:t>
-      </w:r>
-      <w:r>
-        <w:t xml:space="preserve">. It finishes in a moment and the Alerts, Cases and Overview pages show the result.</w:t>
-      </w:r>
-    </w:p>
-    <w:p>
-      <w:pPr>
-        <w:spacing w:before="0" w:after="60" w:line="276" w:lineRule="auto"/>
-        <w:ind w:left="-37" w:right="-680" w:hanging="360"/>
-      </w:pPr>
-      <w:r>
-        <w:t xml:space="preserve">3.</w:t>
-        <w:tab/>
-      </w:r>
-      <w:r>
-        <w:rPr>
-          <w:b/>
-        </w:rPr>
-        <w:t xml:space="preserve">Remove demo cases</w:t>
-      </w:r>
-      <w:r>
-        <w:t xml:space="preserve"> deletes the cases it made and sets their alerts back to New.</w:t>
-      </w:r>
-    </w:p>
-    <w:p>
-      <w:pPr>
-        <w:keepNext/>
-        <w:spacing w:before="80" w:after="40"/>
-        <w:spacing w:line="276" w:lineRule="auto"/>
-        <w:ind w:left="-397" w:right="-680"/>
-      </w:pPr>
-      <w:r>
-        <w:drawing>
-          <wp:inline xmlns:a="http://schemas.openxmlformats.org/drawingml/2006/main" xmlns:pic="http://schemas.openxmlformats.org/drawingml/2006/picture">
-            <wp:extent cx="5486400" cy="1327355"/>
-            <wp:docPr id="1" name="Picture 1"/>
-            <wp:cNvGraphicFramePr>
-              <a:graphicFrameLocks noChangeAspect="1"/>
-            </wp:cNvGraphicFramePr>
-            <a:graphic>
-              <a:graphicData uri="http://schemas.openxmlformats.org/drawingml/2006/picture">
-                <pic:pic>
-                  <pic:nvPicPr>
-                    <pic:cNvPr id="0" name="16_wizard.png"/>
-                    <pic:cNvPicPr/>
-                  </pic:nvPicPr>
-                  <pic:blipFill>
-                    <a:blip r:embed="rId29"/>
-                    <a:stretch>
-                      <a:fillRect/>
-                    </a:stretch>
-                  </pic:blipFill>
-                  <pic:spPr>
-                    <a:xfrm>
-                      <a:off x="0" y="0"/>
-                      <a:ext cx="5486400" cy="1327355"/>
-                    </a:xfrm>
-                    <a:prstGeom prst="rect"/>
-                  </pic:spPr>
-                </pic:pic>
-              </a:graphicData>
-            </a:graphic>
-          </wp:inline>
-        </w:drawing>
-      </w:r>
-    </w:p>
-    <w:p>
-      <w:pPr>
-        <w:spacing w:before="0" w:after="140" w:line="276" w:lineRule="auto"/>
-        <w:ind w:left="-397" w:right="-680"/>
-      </w:pPr>
-      <w:r>
-        <w:rPr>
-          <w:i/>
-          <w:sz w:val="18"/>
-          <w:szCs w:val="18"/>
-        </w:rPr>
-        <w:t xml:space="preserve">Figure 15: Wizard mode on the Users page</w:t>
-      </w:r>
-    </w:p>
-    <w:p>
-      <w:pPr>
-        <w:spacing w:before="0" w:after="40" w:line="276" w:lineRule="auto"/>
-        <w:ind w:left="-37" w:right="-680" w:hanging="360"/>
-      </w:pPr>
-      <w:r>
-        <w:t xml:space="preserve">•</w:t>
-        <w:tab/>
-        <w:t xml:space="preserve">The cases are labelled </w:t>
-      </w:r>
-      <w:r>
-        <w:rPr>
-          <w:b/>
-        </w:rPr>
-        <w:t xml:space="preserve">Wizard (demo)</w:t>
-      </w:r>
-      <w:r>
-        <w:t xml:space="preserve"> and show “[Demo]” in the summary and findings.</w:t>
-      </w:r>
-    </w:p>
-    <w:p>
-      <w:pPr>
-        <w:spacing w:before="0" w:after="40" w:line="276" w:lineRule="auto"/>
-        <w:ind w:left="-37" w:right="-680" w:hanging="360"/>
-      </w:pPr>
-      <w:r>
-        <w:t xml:space="preserve">•</w:t>
-        <w:tab/>
-        <w:t xml:space="preserve">It leaves </w:t>
-      </w:r>
-      <w:r>
-        <w:rPr>
-          <w:b/>
-        </w:rPr>
-        <w:t xml:space="preserve">no entries in the audit log</w:t>
-      </w:r>
-      <w:r>
-        <w:t xml:space="preserve">, neither for creating nor for removing the cases.</w:t>
-      </w:r>
-    </w:p>
-    <w:p>
-      <w:pPr>
-        <w:spacing w:before="0" w:after="40" w:line="276" w:lineRule="auto"/>
-        <w:ind w:left="-37" w:right="-680" w:hanging="360"/>
-      </w:pPr>
-      <w:r>
-        <w:t xml:space="preserve">•</w:t>
-        <w:tab/>
-        <w:t xml:space="preserve">Events are never changed. Alerts in a suppression rule, or already in a case, are left alone.</w:t>
-      </w:r>
-    </w:p>
-    <w:p>
-      <w:pPr>
-        <w:spacing w:before="0" w:after="40" w:line="276" w:lineRule="auto"/>
-        <w:ind w:left="-37" w:right="-680" w:hanging="360"/>
-      </w:pPr>
-      <w:r>
-        <w:t xml:space="preserve">•</w:t>
-        <w:tab/>
-        <w:t xml:space="preserve">Times are real: the cases are not back-dated. Do not use it on a database with real work in it.</w:t>
-      </w:r>
-    </w:p>
-    <w:p>
-      <w:pPr>
-        <w:pStyle w:val="berschrift2"/>
-        <w:rPr>
-          <w:lang w:val="en-GB"/>
-        </w:rPr>
-        <w:ind w:left="133" w:hanging="757"/>
-      </w:pPr>
-      <w:bookmarkStart w:id="9025" w:name="_Toc000009025"/>
-      <w:r>
-        <w:rPr>
-          <w:bCs/>
-          <w:lang w:val="en-GB"/>
-        </w:rPr>
-        <w:t xml:space="preserve">Check the audit log</w:t>
-      </w:r>
-      <w:bookmarkEnd w:id="9025"/>
     </w:p>
     <w:p>
       <w:pPr>
@@ -7315,7 +7053,7 @@
                     <pic:cNvPicPr/>
                   </pic:nvPicPr>
                   <pic:blipFill>
-                    <a:blip r:embed="rId30"/>
+                    <a:blip r:embed="rId29"/>
                     <a:stretch>
                       <a:fillRect/>
                     </a:stretch>
@@ -7345,7 +7083,7 @@
           <w:sz w:val="18"/>
           <w:szCs w:val="18"/>
         </w:rPr>
-        <w:t xml:space="preserve">Figure 16: Audit log</w:t>
+        <w:t xml:space="preserve">Figure 15: Audit log</w:t>
       </w:r>
     </w:p>
     <w:p>
@@ -7380,7 +7118,7 @@
         </w:rPr>
         <w:ind w:left="133" w:hanging="757"/>
       </w:pPr>
-      <w:bookmarkStart w:id="9026" w:name="_Toc000009026"/>
+      <w:bookmarkStart w:id="9025" w:name="_Toc000009025"/>
       <w:r>
         <w:rPr>
           <w:bCs/>
@@ -7388,7 +7126,7 @@
         </w:rPr>
         <w:t xml:space="preserve">Back up and remove data</w:t>
       </w:r>
-      <w:bookmarkEnd w:id="9026"/>
+      <w:bookmarkEnd w:id="9025"/>
     </w:p>
     <w:p>
       <w:pPr>
@@ -7454,11 +7192,11 @@
       <w:pPr>
         <w:pStyle w:val="berschrift1"/>
       </w:pPr>
-      <w:bookmarkStart w:id="9027" w:name="_Toc000009027"/>
+      <w:bookmarkStart w:id="9026" w:name="_Toc000009026"/>
       <w:r>
         <w:t xml:space="preserve">FLOW</w:t>
       </w:r>
-      <w:bookmarkEnd w:id="9027"/>
+      <w:bookmarkEnd w:id="9026"/>
     </w:p>
     <w:p>
       <w:pPr>
@@ -8382,7 +8120,7 @@
         </w:rPr>
         <w:ind w:left="133" w:hanging="757"/>
       </w:pPr>
-      <w:bookmarkStart w:id="9028" w:name="_Toc000009028"/>
+      <w:bookmarkStart w:id="9027" w:name="_Toc000009027"/>
       <w:r>
         <w:rPr>
           <w:bCs/>
@@ -8390,17 +8128,17 @@
         </w:rPr>
         <w:t xml:space="preserve">PROCESS FLOW OVERVIEW</w:t>
       </w:r>
+      <w:bookmarkEnd w:id="9027"/>
+    </w:p>
+    <w:p>
+      <w:pPr>
+        <w:pStyle w:val="berschrift3"/>
+      </w:pPr>
+      <w:bookmarkStart w:id="9028" w:name="_Toc000009028"/>
+      <w:r>
+        <w:t xml:space="preserve">Alert and case life cycle</w:t>
+      </w:r>
       <w:bookmarkEnd w:id="9028"/>
-    </w:p>
-    <w:p>
-      <w:pPr>
-        <w:pStyle w:val="berschrift3"/>
-      </w:pPr>
-      <w:bookmarkStart w:id="9029" w:name="_Toc000009029"/>
-      <w:r>
-        <w:t xml:space="preserve">Alert and case life cycle</w:t>
-      </w:r>
-      <w:bookmarkEnd w:id="9029"/>
     </w:p>
     <w:p>
       <w:pPr>
@@ -8436,11 +8174,11 @@
       <w:pPr>
         <w:pStyle w:val="berschrift1"/>
       </w:pPr>
-      <w:bookmarkStart w:id="9030" w:name="_Toc000009030"/>
+      <w:bookmarkStart w:id="9029" w:name="_Toc000009029"/>
       <w:r>
         <w:t xml:space="preserve">DOCUMENTS &amp; RECORDS</w:t>
       </w:r>
-      <w:bookmarkEnd w:id="9030"/>
+      <w:bookmarkEnd w:id="9029"/>
     </w:p>
     <w:p>
       <w:pPr>
@@ -8641,11 +8379,11 @@
       <w:pPr>
         <w:pStyle w:val="berschrift1"/>
       </w:pPr>
-      <w:bookmarkStart w:id="9031" w:name="_Toc000009031"/>
+      <w:bookmarkStart w:id="9030" w:name="_Toc000009030"/>
       <w:r>
         <w:t xml:space="preserve">REVISION HISTORY</w:t>
       </w:r>
-      <w:bookmarkEnd w:id="9031"/>
+      <w:bookmarkEnd w:id="9030"/>
     </w:p>
     <w:tbl>
       <w:tblPr>
@@ -9070,217 +8808,7 @@
               <w:rPr>
                 <w:lang w:val="en-GB"/>
               </w:rPr>
-              <w:t xml:space="preserve">Added wizard mode</w:t>
-            </w:r>
-          </w:p>
-        </w:tc>
-        <w:tc>
-          <w:tcPr>
-            <w:tcW w:w="2268" w:type="dxa"/>
-            <w:tcBorders>
-              <w:top w:val="single" w:sz="6" w:space="0" w:color="auto"/>
-              <w:left w:val="single" w:sz="6" w:space="0" w:color="auto"/>
-              <w:bottom w:val="single" w:sz="6" w:space="0" w:color="auto"/>
-              <w:right w:val="single" w:sz="6" w:space="0" w:color="auto"/>
-            </w:tcBorders>
-          </w:tcPr>
-          <w:p>
-            <w:pPr>
-              <w:spacing w:line="276" w:lineRule="auto"/>
-              <w:rPr>
-                <w:lang w:val="en-GB"/>
-              </w:rPr>
-            </w:pPr>
-            <w:r>
-              <w:rPr>
-                <w:lang w:val="en-GB"/>
-              </w:rPr>
-              <w:t xml:space="preserve">M. Wachs</w:t>
-            </w:r>
-          </w:p>
-        </w:tc>
-        <w:tc>
-          <w:tcPr>
-            <w:tcW w:w="1134" w:type="dxa"/>
-            <w:tcBorders>
-              <w:top w:val="single" w:sz="6" w:space="0" w:color="auto"/>
-              <w:left w:val="single" w:sz="6" w:space="0" w:color="auto"/>
-              <w:bottom w:val="single" w:sz="6" w:space="0" w:color="auto"/>
-              <w:right w:val="single" w:sz="6" w:space="0" w:color="auto"/>
-            </w:tcBorders>
-          </w:tcPr>
-          <w:p>
-            <w:pPr>
-              <w:spacing w:line="276" w:lineRule="auto"/>
-              <w:rPr>
-                <w:lang w:val="en-GB"/>
-              </w:rPr>
-            </w:pPr>
-            <w:r>
-              <w:rPr>
-                <w:lang w:val="en-GB"/>
-              </w:rPr>
-              <w:t xml:space="preserve">14.10.2026</w:t>
-            </w:r>
-          </w:p>
-        </w:tc>
-      </w:tr>
-      <w:tr>
-        <w:trPr>
-          <w:trHeight w:val="300"/>
-        </w:trPr>
-        <w:tc>
-          <w:tcPr>
-            <w:tcW w:w="920" w:type="dxa"/>
-            <w:tcBorders>
-              <w:top w:val="single" w:sz="6" w:space="0" w:color="auto"/>
-              <w:left w:val="single" w:sz="6" w:space="0" w:color="auto"/>
-              <w:bottom w:val="single" w:sz="6" w:space="0" w:color="auto"/>
-              <w:right w:val="single" w:sz="6" w:space="0" w:color="auto"/>
-            </w:tcBorders>
-          </w:tcPr>
-          <w:p>
-            <w:pPr>
-              <w:spacing w:line="276" w:lineRule="auto"/>
-              <w:rPr>
-                <w:lang w:val="en-GB"/>
-              </w:rPr>
-            </w:pPr>
-            <w:r>
-              <w:rPr>
-                <w:lang w:val="en-GB"/>
-              </w:rPr>
-              <w:t xml:space="preserve">004</w:t>
-            </w:r>
-          </w:p>
-        </w:tc>
-        <w:tc>
-          <w:tcPr>
-            <w:tcW w:w="5885" w:type="dxa"/>
-            <w:tcBorders>
-              <w:top w:val="single" w:sz="6" w:space="0" w:color="auto"/>
-              <w:left w:val="single" w:sz="6" w:space="0" w:color="auto"/>
-              <w:bottom w:val="single" w:sz="6" w:space="0" w:color="auto"/>
-              <w:right w:val="single" w:sz="6" w:space="0" w:color="auto"/>
-            </w:tcBorders>
-          </w:tcPr>
-          <w:p>
-            <w:pPr>
-              <w:spacing w:line="276" w:lineRule="auto"/>
-              <w:rPr>
-                <w:lang w:val="en-GB"/>
-              </w:rPr>
-            </w:pPr>
-            <w:r>
-              <w:rPr>
-                <w:lang w:val="en-GB"/>
-              </w:rPr>
               <w:t xml:space="preserve">Added two-step sign-in (authenticator app, passkeys, recovery codes)</w:t>
-            </w:r>
-          </w:p>
-        </w:tc>
-        <w:tc>
-          <w:tcPr>
-            <w:tcW w:w="2268" w:type="dxa"/>
-            <w:tcBorders>
-              <w:top w:val="single" w:sz="6" w:space="0" w:color="auto"/>
-              <w:left w:val="single" w:sz="6" w:space="0" w:color="auto"/>
-              <w:bottom w:val="single" w:sz="6" w:space="0" w:color="auto"/>
-              <w:right w:val="single" w:sz="6" w:space="0" w:color="auto"/>
-            </w:tcBorders>
-          </w:tcPr>
-          <w:p>
-            <w:pPr>
-              <w:spacing w:line="276" w:lineRule="auto"/>
-              <w:rPr>
-                <w:lang w:val="en-GB"/>
-              </w:rPr>
-            </w:pPr>
-            <w:r>
-              <w:rPr>
-                <w:lang w:val="en-GB"/>
-              </w:rPr>
-              <w:t xml:space="preserve">M. Wachs</w:t>
-            </w:r>
-          </w:p>
-        </w:tc>
-        <w:tc>
-          <w:tcPr>
-            <w:tcW w:w="1134" w:type="dxa"/>
-            <w:tcBorders>
-              <w:top w:val="single" w:sz="6" w:space="0" w:color="auto"/>
-              <w:left w:val="single" w:sz="6" w:space="0" w:color="auto"/>
-              <w:bottom w:val="single" w:sz="6" w:space="0" w:color="auto"/>
-              <w:right w:val="single" w:sz="6" w:space="0" w:color="auto"/>
-            </w:tcBorders>
-          </w:tcPr>
-          <w:p>
-            <w:pPr>
-              <w:spacing w:line="276" w:lineRule="auto"/>
-              <w:rPr>
-                <w:lang w:val="en-GB"/>
-              </w:rPr>
-            </w:pPr>
-            <w:r>
-              <w:rPr>
-                <w:lang w:val="en-GB"/>
-              </w:rPr>
-              <w:t xml:space="preserve">14.10.2026</w:t>
-            </w:r>
-          </w:p>
-        </w:tc>
-      </w:tr>
-      <w:tr>
-        <w:trPr>
-          <w:trHeight w:val="300"/>
-        </w:trPr>
-        <w:tc>
-          <w:tcPr>
-            <w:tcW w:w="920" w:type="dxa"/>
-            <w:tcBorders>
-              <w:top w:val="single" w:sz="6" w:space="0" w:color="auto"/>
-              <w:left w:val="single" w:sz="6" w:space="0" w:color="auto"/>
-              <w:bottom w:val="single" w:sz="6" w:space="0" w:color="auto"/>
-              <w:right w:val="single" w:sz="6" w:space="0" w:color="auto"/>
-            </w:tcBorders>
-          </w:tcPr>
-          <w:p>
-            <w:pPr>
-              <w:spacing w:line="276" w:lineRule="auto"/>
-              <w:rPr>
-                <w:lang w:val="en-GB"/>
-              </w:rPr>
-            </w:pPr>
-            <w:r>
-              <w:rPr>
-                <w:lang w:val="en-GB"/>
-              </w:rPr>
-              <w:t xml:space="preserve">005</w:t>
-            </w:r>
-          </w:p>
-        </w:tc>
-        <w:tc>
-          <w:tcPr>
-            <w:tcW w:w="5885" w:type="dxa"/>
-            <w:tcBorders>
-              <w:top w:val="single" w:sz="6" w:space="0" w:color="auto"/>
-              <w:left w:val="single" w:sz="6" w:space="0" w:color="auto"/>
-              <w:bottom w:val="single" w:sz="6" w:space="0" w:color="auto"/>
-              <w:right w:val="single" w:sz="6" w:space="0" w:color="auto"/>
-            </w:tcBorders>
-          </w:tcPr>
-          <w:p>
-            <w:pPr>
-              <w:spacing w:line="276" w:lineRule="auto"/>
-              <w:rPr>
-                <w:lang w:val="en-GB"/>
-              </w:rPr>
-            </w:pPr>
-            <w:r>
-              <w:rPr>
-                <w:lang w:val="en-GB"/>
-              </w:rPr>
-              <w:t xml:space="preserve">Wizard mode acts at once and is not audited</w:t>
             </w:r>
           </w:p>
         </w:tc>
@@ -9845,7 +9373,7 @@
         </w:tcPr>
         <w:p>
           <w:r>
-            <w:t>Revision: 005</w:t>
+            <w:t>Revision: 003</w:t>
           </w:r>
           <w:r/>
         </w:p>

--- a/docs/Fleet_IDS_User_Manual.docx
+++ b/docs/Fleet_IDS_User_Manual.docx
@@ -764,7 +764,7 @@
                 <w:rStyle w:val="Hyperlink"/>
                 <w:noProof/>
               </w:rPr>
-              <w:t xml:space="preserve">7</w:t>
+              <w:t xml:space="preserve">8</w:t>
             </w:r>
           </w:hyperlink>
         </w:p>
@@ -806,7 +806,7 @@
                 <w:rStyle w:val="Hyperlink"/>
                 <w:noProof/>
               </w:rPr>
-              <w:t xml:space="preserve">8</w:t>
+              <w:t xml:space="preserve">9</w:t>
             </w:r>
           </w:hyperlink>
         </w:p>
@@ -848,7 +848,7 @@
                 <w:rStyle w:val="Hyperlink"/>
                 <w:noProof/>
               </w:rPr>
-              <w:t xml:space="preserve">9</w:t>
+              <w:t xml:space="preserve">10</w:t>
             </w:r>
           </w:hyperlink>
         </w:p>
@@ -890,7 +890,7 @@
                 <w:rStyle w:val="Hyperlink"/>
                 <w:noProof/>
               </w:rPr>
-              <w:t xml:space="preserve">10</w:t>
+              <w:t xml:space="preserve">11</w:t>
             </w:r>
           </w:hyperlink>
         </w:p>
@@ -932,7 +932,7 @@
                 <w:rStyle w:val="Hyperlink"/>
                 <w:noProof/>
               </w:rPr>
-              <w:t xml:space="preserve">13</w:t>
+              <w:t xml:space="preserve">14</w:t>
             </w:r>
           </w:hyperlink>
         </w:p>
@@ -974,7 +974,7 @@
                 <w:rStyle w:val="Hyperlink"/>
                 <w:noProof/>
               </w:rPr>
-              <w:t xml:space="preserve">14</w:t>
+              <w:t xml:space="preserve">15</w:t>
             </w:r>
           </w:hyperlink>
         </w:p>
@@ -1016,7 +1016,7 @@
                 <w:rStyle w:val="Hyperlink"/>
                 <w:noProof/>
               </w:rPr>
-              <w:t xml:space="preserve">16</w:t>
+              <w:t xml:space="preserve">17</w:t>
             </w:r>
           </w:hyperlink>
         </w:p>
@@ -1058,7 +1058,7 @@
                 <w:rStyle w:val="Hyperlink"/>
                 <w:noProof/>
               </w:rPr>
-              <w:t xml:space="preserve">17</w:t>
+              <w:t xml:space="preserve">18</w:t>
             </w:r>
           </w:hyperlink>
         </w:p>
@@ -1100,7 +1100,7 @@
                 <w:rStyle w:val="Hyperlink"/>
                 <w:noProof/>
               </w:rPr>
-              <w:t xml:space="preserve">18</w:t>
+              <w:t xml:space="preserve">19</w:t>
             </w:r>
           </w:hyperlink>
         </w:p>
@@ -1142,7 +1142,7 @@
                 <w:rStyle w:val="Hyperlink"/>
                 <w:noProof/>
               </w:rPr>
-              <w:t xml:space="preserve">19</w:t>
+              <w:t xml:space="preserve">20</w:t>
             </w:r>
           </w:hyperlink>
         </w:p>
@@ -1184,7 +1184,7 @@
                 <w:rStyle w:val="Hyperlink"/>
                 <w:noProof/>
               </w:rPr>
-              <w:t xml:space="preserve">19</w:t>
+              <w:t xml:space="preserve">20</w:t>
             </w:r>
           </w:hyperlink>
         </w:p>
@@ -1226,7 +1226,7 @@
                 <w:rStyle w:val="Hyperlink"/>
                 <w:noProof/>
               </w:rPr>
-              <w:t xml:space="preserve">19</w:t>
+              <w:t xml:space="preserve">20</w:t>
             </w:r>
           </w:hyperlink>
         </w:p>
@@ -1268,7 +1268,7 @@
                 <w:rStyle w:val="Hyperlink"/>
                 <w:noProof/>
               </w:rPr>
-              <w:t xml:space="preserve">20</w:t>
+              <w:t xml:space="preserve">21</w:t>
             </w:r>
           </w:hyperlink>
           <w:r>
@@ -4054,6 +4054,95 @@
     </w:p>
     <w:p>
       <w:pPr>
+        <w:spacing w:before="60" w:after="60" w:line="276" w:lineRule="auto"/>
+        <w:ind w:left="-397" w:right="-680"/>
+      </w:pPr>
+      <w:r>
+        <w:rPr>
+          <w:b/>
+        </w:rPr>
+        <w:t xml:space="preserve">Automatic sync (administrator):</w:t>
+      </w:r>
+      <w:r>
+        <w:t xml:space="preserve"> under </w:t>
+      </w:r>
+      <w:r>
+        <w:rPr>
+          <w:b/>
+        </w:rPr>
+        <w:t xml:space="preserve">Users → Backend connection → Automatic sync</w:t>
+      </w:r>
+      <w:r>
+        <w:t xml:space="preserve">, tick the box, choose how often (5 minutes to 24 hours) and choose </w:t>
+      </w:r>
+      <w:r>
+        <w:rPr>
+          <w:b/>
+        </w:rPr>
+        <w:t xml:space="preserve">Save schedule</w:t>
+      </w:r>
+      <w:r>
+        <w:t xml:space="preserve">. The tool then pulls new events in the background while it is running. Do the first sync by hand first, because you choose how far back it goes. Runs that find nothing new are not written to the audit log. The Data page shows the interval and the next run.</w:t>
+      </w:r>
+    </w:p>
+    <w:p>
+      <w:pPr>
+        <w:keepNext/>
+        <w:spacing w:before="80" w:after="40"/>
+        <w:spacing w:line="276" w:lineRule="auto"/>
+        <w:ind w:left="-397" w:right="-680"/>
+      </w:pPr>
+      <w:r>
+        <w:drawing>
+          <wp:inline xmlns:a="http://schemas.openxmlformats.org/drawingml/2006/main" xmlns:pic="http://schemas.openxmlformats.org/drawingml/2006/picture">
+            <wp:extent cx="4937760" cy="2015920"/>
+            <wp:docPr id="1" name="Picture 1"/>
+            <wp:cNvGraphicFramePr>
+              <a:graphicFrameLocks noChangeAspect="1"/>
+            </wp:cNvGraphicFramePr>
+            <a:graphic>
+              <a:graphicData uri="http://schemas.openxmlformats.org/drawingml/2006/picture">
+                <pic:pic>
+                  <pic:nvPicPr>
+                    <pic:cNvPr id="0" name="20_schedule.png"/>
+                    <pic:cNvPicPr/>
+                  </pic:nvPicPr>
+                  <pic:blipFill>
+                    <a:blip r:embed="rId17"/>
+                    <a:stretch>
+                      <a:fillRect/>
+                    </a:stretch>
+                  </pic:blipFill>
+                  <pic:spPr>
+                    <a:xfrm>
+                      <a:off x="0" y="0"/>
+                      <a:ext cx="4937760" cy="2015920"/>
+                    </a:xfrm>
+                    <a:prstGeom prst="rect"/>
+                  </pic:spPr>
+                </pic:pic>
+              </a:graphicData>
+            </a:graphic>
+          </wp:inline>
+        </w:drawing>
+      </w:r>
+    </w:p>
+    <w:p>
+      <w:pPr>
+        <w:spacing w:before="0" w:after="140" w:line="276" w:lineRule="auto"/>
+        <w:ind w:left="-397" w:right="-680"/>
+      </w:pPr>
+      <w:r>
+        <w:rPr>
+          <w:i/>
+          <w:sz w:val="18"/>
+          <w:szCs w:val="18"/>
+        </w:rPr>
+        <w:t xml:space="preserve">Figure 3: Automatic sync on the Users page</w:t>
+      </w:r>
+    </w:p>
+    <w:p>
+      <w:pPr>
         <w:spacing w:before="60" w:after="100" w:line="276" w:lineRule="auto"/>
         <w:ind w:left="-397" w:right="-680"/>
       </w:pPr>
@@ -4184,671 +4273,6 @@
                 <pic:pic>
                   <pic:nvPicPr>
                     <pic:cNvPr id="0" name="02_overview.png"/>
-                    <pic:cNvPicPr/>
-                  </pic:nvPicPr>
-                  <pic:blipFill>
-                    <a:blip r:embed="rId17"/>
-                    <a:stretch>
-                      <a:fillRect/>
-                    </a:stretch>
-                  </pic:blipFill>
-                  <pic:spPr>
-                    <a:xfrm>
-                      <a:off x="0" y="0"/>
-                      <a:ext cx="5760720" cy="3651803"/>
-                    </a:xfrm>
-                    <a:prstGeom prst="rect"/>
-                  </pic:spPr>
-                </pic:pic>
-              </a:graphicData>
-            </a:graphic>
-          </wp:inline>
-        </w:drawing>
-      </w:r>
-    </w:p>
-    <w:p>
-      <w:pPr>
-        <w:spacing w:before="0" w:after="140" w:line="276" w:lineRule="auto"/>
-        <w:ind w:left="-397" w:right="-680"/>
-      </w:pPr>
-      <w:r>
-        <w:rPr>
-          <w:i/>
-          <w:sz w:val="18"/>
-          <w:szCs w:val="18"/>
-        </w:rPr>
-        <w:t xml:space="preserve">Figure 3: Overview with the Fleet by panel</w:t>
-      </w:r>
-    </w:p>
-    <w:p>
-      <w:pPr>
-        <w:pStyle w:val="berschrift2"/>
-        <w:rPr>
-          <w:lang w:val="en-GB"/>
-        </w:rPr>
-        <w:ind w:left="133" w:hanging="757"/>
-      </w:pPr>
-      <w:bookmarkStart w:id="9017" w:name="_Toc000009017"/>
-      <w:r>
-        <w:rPr>
-          <w:bCs/>
-          <w:lang w:val="en-GB"/>
-        </w:rPr>
-        <w:t xml:space="preserve">Search and read events</w:t>
-      </w:r>
-      <w:bookmarkEnd w:id="9017"/>
-    </w:p>
-    <w:p>
-      <w:pPr>
-        <w:spacing w:before="0" w:after="60" w:line="276" w:lineRule="auto"/>
-        <w:ind w:left="-37" w:right="-680" w:hanging="360"/>
-      </w:pPr>
-      <w:r>
-        <w:t xml:space="preserve">1.</w:t>
-        <w:tab/>
-        <w:t xml:space="preserve">Open </w:t>
-      </w:r>
-      <w:r>
-        <w:rPr>
-          <w:b/>
-        </w:rPr>
-        <w:t xml:space="preserve">Events</w:t>
-      </w:r>
-      <w:r>
-        <w:t xml:space="preserve">. Type a query in the search box, set </w:t>
-      </w:r>
-      <w:r>
-        <w:rPr>
-          <w:b/>
-        </w:rPr>
-        <w:t xml:space="preserve">From</w:t>
-      </w:r>
-      <w:r>
-        <w:t xml:space="preserve"> and </w:t>
-      </w:r>
-      <w:r>
-        <w:rPr>
-          <w:b/>
-        </w:rPr>
-        <w:t xml:space="preserve">To</w:t>
-      </w:r>
-      <w:r>
-        <w:t xml:space="preserve"> if needed (UTC), then choose </w:t>
-      </w:r>
-      <w:r>
-        <w:rPr>
-          <w:b/>
-        </w:rPr>
-        <w:t xml:space="preserve">Search</w:t>
-      </w:r>
-      <w:r>
-        <w:t xml:space="preserve">.</w:t>
-      </w:r>
-    </w:p>
-    <w:p>
-      <w:pPr>
-        <w:spacing w:before="0" w:after="60" w:line="276" w:lineRule="auto"/>
-        <w:ind w:left="-37" w:right="-680" w:hanging="360"/>
-      </w:pPr>
-      <w:r>
-        <w:t xml:space="preserve">2.</w:t>
-        <w:tab/>
-        <w:t xml:space="preserve">Narrow the result with the facets on the left (severity, ECU, category).</w:t>
-      </w:r>
-    </w:p>
-    <w:p>
-      <w:pPr>
-        <w:spacing w:before="0" w:after="60" w:line="276" w:lineRule="auto"/>
-        <w:ind w:left="-37" w:right="-680" w:hanging="360"/>
-      </w:pPr>
-      <w:r>
-        <w:t xml:space="preserve">3.</w:t>
-        <w:tab/>
-        <w:t xml:space="preserve">Select a row to open the event drawer. Add an analyst note there; it is attributed to you.</w:t>
-      </w:r>
-    </w:p>
-    <w:p>
-      <w:pPr>
-        <w:spacing w:before="0" w:after="60" w:line="276" w:lineRule="auto"/>
-        <w:ind w:left="-37" w:right="-680" w:hanging="360"/>
-      </w:pPr>
-      <w:r>
-        <w:t xml:space="preserve">4.</w:t>
-        <w:tab/>
-        <w:t xml:space="preserve">Choose </w:t>
-      </w:r>
-      <w:r>
-        <w:rPr>
-          <w:b/>
-        </w:rPr>
-        <w:t xml:space="preserve">Export CSV</w:t>
-      </w:r>
-      <w:r>
-        <w:t xml:space="preserve"> to save the current result.</w:t>
-      </w:r>
-    </w:p>
-    <w:tbl>
-      <w:tblPr>
-        <w:tblStyle w:val="Tabellenraster"/>
-        <w:tblW w:w="10207" w:type="dxa"/>
-        <w:tblInd w:w="-431" w:type="dxa"/>
-        <w:tblLook w:val="04A0" w:firstRow="1" w:lastRow="0" w:firstColumn="1" w:lastColumn="0" w:noHBand="0" w:noVBand="1"/>
-      </w:tblPr>
-      <w:tblGrid>
-        <w:gridCol w:w="2400"/>
-        <w:gridCol w:w="7807"/>
-      </w:tblGrid>
-      <w:tr>
-        <w:trPr>
-          <w:tblHeader/>
-        </w:trPr>
-        <w:tc>
-          <w:tcPr>
-            <w:tcW w:w="2400" w:type="dxa"/>
-            <w:shd w:val="clear" w:color="auto" w:fill="E8E8E8" w:themeFill="background2"/>
-            <w:hideMark/>
-          </w:tcPr>
-          <w:p>
-            <w:pPr>
-              <w:keepNext/>
-              <w:spacing w:line="276" w:lineRule="auto"/>
-              <w:rPr>
-                <w:rFonts w:ascii="Arial" w:hAnsi="Arial" w:cs="Arial"/>
-                <w:sz w:val="22"/>
-                <w:szCs w:val="22"/>
-                <w:lang w:val="en-GB"/>
-              </w:rPr>
-            </w:pPr>
-            <w:r>
-              <w:rPr>
-                <w:rFonts w:ascii="Arial" w:hAnsi="Arial" w:cs="Arial"/>
-                <w:lang w:val="en-GB"/>
-                <w:sz w:val="20"/>
-                <w:szCs w:val="20"/>
-              </w:rPr>
-              <w:t xml:space="preserve">Search term</w:t>
-            </w:r>
-          </w:p>
-        </w:tc>
-        <w:tc>
-          <w:tcPr>
-            <w:tcW w:w="7807" w:type="dxa"/>
-            <w:shd w:val="clear" w:color="auto" w:fill="E8E8E8" w:themeFill="background2"/>
-            <w:hideMark/>
-          </w:tcPr>
-          <w:p>
-            <w:pPr>
-              <w:keepNext/>
-              <w:spacing w:line="276" w:lineRule="auto"/>
-              <w:rPr>
-                <w:rFonts w:ascii="Arial" w:hAnsi="Arial" w:cs="Arial"/>
-                <w:sz w:val="22"/>
-                <w:szCs w:val="22"/>
-                <w:lang w:val="en-GB"/>
-              </w:rPr>
-            </w:pPr>
-            <w:r>
-              <w:rPr>
-                <w:rFonts w:ascii="Arial" w:hAnsi="Arial" w:cs="Arial"/>
-                <w:lang w:val="en-GB"/>
-                <w:sz w:val="20"/>
-                <w:szCs w:val="20"/>
-              </w:rPr>
-              <w:t xml:space="preserve">Matches</w:t>
-            </w:r>
-          </w:p>
-        </w:tc>
-      </w:tr>
-      <w:tr>
-        <w:trPr>
-          <w:cantSplit/>
-        </w:trPr>
-        <w:tc>
-          <w:tcPr>
-            <w:tcW w:w="2400" w:type="dxa"/>
-            <w:hideMark/>
-          </w:tcPr>
-          <w:p>
-            <w:pPr>
-              <w:keepNext/>
-              <w:spacing w:line="276" w:lineRule="auto"/>
-              <w:rPr>
-                <w:rFonts w:ascii="Arial" w:hAnsi="Arial" w:cs="Arial"/>
-                <w:sz w:val="22"/>
-                <w:szCs w:val="22"/>
-                <w:lang w:val="en-GB"/>
-              </w:rPr>
-            </w:pPr>
-            <w:r>
-              <w:rPr>
-                <w:rFonts w:ascii="Arial" w:hAnsi="Arial" w:cs="Arial"/>
-                <w:lang w:val="en-GB"/>
-                <w:sz w:val="20"/>
-                <w:szCs w:val="20"/>
-              </w:rPr>
-              <w:t xml:space="preserve">vin:SC6GM1</w:t>
-            </w:r>
-          </w:p>
-        </w:tc>
-        <w:tc>
-          <w:tcPr>
-            <w:tcW w:w="7807" w:type="dxa"/>
-            <w:hideMark/>
-          </w:tcPr>
-          <w:p>
-            <w:pPr>
-              <w:keepNext/>
-              <w:spacing w:line="276" w:lineRule="auto"/>
-              <w:rPr>
-                <w:rFonts w:ascii="Arial" w:hAnsi="Arial" w:cs="Arial"/>
-                <w:sz w:val="22"/>
-                <w:szCs w:val="22"/>
-                <w:lang w:val="en-GB"/>
-              </w:rPr>
-            </w:pPr>
-            <w:r>
-              <w:rPr>
-                <w:rFonts w:ascii="Arial" w:hAnsi="Arial" w:cs="Arial"/>
-                <w:lang w:val="en-GB"/>
-                <w:sz w:val="20"/>
-                <w:szCs w:val="20"/>
-              </w:rPr>
-              <w:t xml:space="preserve">VINs containing the text</w:t>
-            </w:r>
-          </w:p>
-        </w:tc>
-      </w:tr>
-      <w:tr>
-        <w:trPr>
-          <w:cantSplit/>
-        </w:trPr>
-        <w:tc>
-          <w:tcPr>
-            <w:tcW w:w="2400" w:type="dxa"/>
-            <w:hideMark/>
-          </w:tcPr>
-          <w:p>
-            <w:pPr>
-              <w:keepNext/>
-              <w:spacing w:line="276" w:lineRule="auto"/>
-              <w:rPr>
-                <w:rFonts w:ascii="Arial" w:hAnsi="Arial" w:cs="Arial"/>
-                <w:sz w:val="22"/>
-                <w:szCs w:val="22"/>
-                <w:lang w:val="en-GB"/>
-              </w:rPr>
-            </w:pPr>
-            <w:r>
-              <w:rPr>
-                <w:rFonts w:ascii="Arial" w:hAnsi="Arial" w:cs="Arial"/>
-                <w:lang w:val="en-GB"/>
-                <w:sz w:val="20"/>
-                <w:szCs w:val="20"/>
-              </w:rPr>
-              <w:t xml:space="preserve">ecu:BCM</w:t>
-            </w:r>
-          </w:p>
-        </w:tc>
-        <w:tc>
-          <w:tcPr>
-            <w:tcW w:w="7807" w:type="dxa"/>
-            <w:hideMark/>
-          </w:tcPr>
-          <w:p>
-            <w:pPr>
-              <w:keepNext/>
-              <w:spacing w:line="276" w:lineRule="auto"/>
-              <w:rPr>
-                <w:rFonts w:ascii="Arial" w:hAnsi="Arial" w:cs="Arial"/>
-                <w:sz w:val="22"/>
-                <w:szCs w:val="22"/>
-                <w:lang w:val="en-GB"/>
-              </w:rPr>
-            </w:pPr>
-            <w:r>
-              <w:rPr>
-                <w:rFonts w:ascii="Arial" w:hAnsi="Arial" w:cs="Arial"/>
-                <w:lang w:val="en-GB"/>
-                <w:sz w:val="20"/>
-                <w:szCs w:val="20"/>
-              </w:rPr>
-              <w:t xml:space="preserve">Events reported by that ECU</w:t>
-            </w:r>
-          </w:p>
-        </w:tc>
-      </w:tr>
-      <w:tr>
-        <w:trPr>
-          <w:cantSplit/>
-        </w:trPr>
-        <w:tc>
-          <w:tcPr>
-            <w:tcW w:w="2400" w:type="dxa"/>
-            <w:hideMark/>
-          </w:tcPr>
-          <w:p>
-            <w:pPr>
-              <w:keepNext/>
-              <w:spacing w:line="276" w:lineRule="auto"/>
-              <w:rPr>
-                <w:rFonts w:ascii="Arial" w:hAnsi="Arial" w:cs="Arial"/>
-                <w:sz w:val="22"/>
-                <w:szCs w:val="22"/>
-                <w:lang w:val="en-GB"/>
-              </w:rPr>
-            </w:pPr>
-            <w:r>
-              <w:rPr>
-                <w:rFonts w:ascii="Arial" w:hAnsi="Arial" w:cs="Arial"/>
-                <w:lang w:val="en-GB"/>
-                <w:sz w:val="20"/>
-                <w:szCs w:val="20"/>
-              </w:rPr>
-              <w:t xml:space="preserve">sev:high</w:t>
-            </w:r>
-          </w:p>
-        </w:tc>
-        <w:tc>
-          <w:tcPr>
-            <w:tcW w:w="7807" w:type="dxa"/>
-            <w:hideMark/>
-          </w:tcPr>
-          <w:p>
-            <w:pPr>
-              <w:keepNext/>
-              <w:spacing w:line="276" w:lineRule="auto"/>
-              <w:rPr>
-                <w:rFonts w:ascii="Arial" w:hAnsi="Arial" w:cs="Arial"/>
-                <w:sz w:val="22"/>
-                <w:szCs w:val="22"/>
-                <w:lang w:val="en-GB"/>
-              </w:rPr>
-            </w:pPr>
-            <w:r>
-              <w:rPr>
-                <w:rFonts w:ascii="Arial" w:hAnsi="Arial" w:cs="Arial"/>
-                <w:lang w:val="en-GB"/>
-                <w:sz w:val="20"/>
-                <w:szCs w:val="20"/>
-              </w:rPr>
-              <w:t xml:space="preserve">Severity (info, low, medium, high, critical)</w:t>
-            </w:r>
-          </w:p>
-        </w:tc>
-      </w:tr>
-      <w:tr>
-        <w:trPr>
-          <w:cantSplit/>
-        </w:trPr>
-        <w:tc>
-          <w:tcPr>
-            <w:tcW w:w="2400" w:type="dxa"/>
-            <w:hideMark/>
-          </w:tcPr>
-          <w:p>
-            <w:pPr>
-              <w:keepNext/>
-              <w:spacing w:line="276" w:lineRule="auto"/>
-              <w:rPr>
-                <w:rFonts w:ascii="Arial" w:hAnsi="Arial" w:cs="Arial"/>
-                <w:sz w:val="22"/>
-                <w:szCs w:val="22"/>
-                <w:lang w:val="en-GB"/>
-              </w:rPr>
-            </w:pPr>
-            <w:r>
-              <w:rPr>
-                <w:rFonts w:ascii="Arial" w:hAnsi="Arial" w:cs="Arial"/>
-                <w:lang w:val="en-GB"/>
-                <w:sz w:val="20"/>
-                <w:szCs w:val="20"/>
-              </w:rPr>
-              <w:t xml:space="preserve">name:CRC</w:t>
-            </w:r>
-          </w:p>
-        </w:tc>
-        <w:tc>
-          <w:tcPr>
-            <w:tcW w:w="7807" w:type="dxa"/>
-            <w:hideMark/>
-          </w:tcPr>
-          <w:p>
-            <w:pPr>
-              <w:keepNext/>
-              <w:spacing w:line="276" w:lineRule="auto"/>
-              <w:rPr>
-                <w:rFonts w:ascii="Arial" w:hAnsi="Arial" w:cs="Arial"/>
-                <w:sz w:val="22"/>
-                <w:szCs w:val="22"/>
-                <w:lang w:val="en-GB"/>
-              </w:rPr>
-            </w:pPr>
-            <w:r>
-              <w:rPr>
-                <w:rFonts w:ascii="Arial" w:hAnsi="Arial" w:cs="Arial"/>
-                <w:lang w:val="en-GB"/>
-                <w:sz w:val="20"/>
-                <w:szCs w:val="20"/>
-              </w:rPr>
-              <w:t xml:space="preserve">Event name</w:t>
-            </w:r>
-          </w:p>
-        </w:tc>
-      </w:tr>
-      <w:tr>
-        <w:trPr>
-          <w:cantSplit/>
-        </w:trPr>
-        <w:tc>
-          <w:tcPr>
-            <w:tcW w:w="2400" w:type="dxa"/>
-            <w:hideMark/>
-          </w:tcPr>
-          <w:p>
-            <w:pPr>
-              <w:keepNext/>
-              <w:spacing w:line="276" w:lineRule="auto"/>
-              <w:rPr>
-                <w:rFonts w:ascii="Arial" w:hAnsi="Arial" w:cs="Arial"/>
-                <w:sz w:val="22"/>
-                <w:szCs w:val="22"/>
-                <w:lang w:val="en-GB"/>
-              </w:rPr>
-            </w:pPr>
-            <w:r>
-              <w:rPr>
-                <w:rFonts w:ascii="Arial" w:hAnsi="Arial" w:cs="Arial"/>
-                <w:lang w:val="en-GB"/>
-                <w:sz w:val="20"/>
-                <w:szCs w:val="20"/>
-              </w:rPr>
-              <w:t xml:space="preserve">id:, type:, cat:, desc:</w:t>
-            </w:r>
-          </w:p>
-        </w:tc>
-        <w:tc>
-          <w:tcPr>
-            <w:tcW w:w="7807" w:type="dxa"/>
-            <w:hideMark/>
-          </w:tcPr>
-          <w:p>
-            <w:pPr>
-              <w:keepNext/>
-              <w:spacing w:line="276" w:lineRule="auto"/>
-              <w:rPr>
-                <w:rFonts w:ascii="Arial" w:hAnsi="Arial" w:cs="Arial"/>
-                <w:sz w:val="22"/>
-                <w:szCs w:val="22"/>
-                <w:lang w:val="en-GB"/>
-              </w:rPr>
-            </w:pPr>
-            <w:r>
-              <w:rPr>
-                <w:rFonts w:ascii="Arial" w:hAnsi="Arial" w:cs="Arial"/>
-                <w:lang w:val="en-GB"/>
-                <w:sz w:val="20"/>
-                <w:szCs w:val="20"/>
-              </w:rPr>
-              <w:t xml:space="preserve">Event id, event type, category, description</w:t>
-            </w:r>
-          </w:p>
-        </w:tc>
-      </w:tr>
-      <w:tr>
-        <w:trPr>
-          <w:cantSplit/>
-        </w:trPr>
-        <w:tc>
-          <w:tcPr>
-            <w:tcW w:w="2400" w:type="dxa"/>
-            <w:hideMark/>
-          </w:tcPr>
-          <w:p>
-            <w:pPr>
-              <w:keepNext/>
-              <w:spacing w:line="276" w:lineRule="auto"/>
-              <w:rPr>
-                <w:rFonts w:ascii="Arial" w:hAnsi="Arial" w:cs="Arial"/>
-                <w:sz w:val="22"/>
-                <w:szCs w:val="22"/>
-                <w:lang w:val="en-GB"/>
-              </w:rPr>
-            </w:pPr>
-            <w:r>
-              <w:rPr>
-                <w:rFonts w:ascii="Arial" w:hAnsi="Arial" w:cs="Arial"/>
-                <w:lang w:val="en-GB"/>
-                <w:sz w:val="20"/>
-                <w:szCs w:val="20"/>
-              </w:rPr>
-              <w:t xml:space="preserve">ts:invalid</w:t>
-            </w:r>
-          </w:p>
-        </w:tc>
-        <w:tc>
-          <w:tcPr>
-            <w:tcW w:w="7807" w:type="dxa"/>
-            <w:hideMark/>
-          </w:tcPr>
-          <w:p>
-            <w:pPr>
-              <w:keepNext/>
-              <w:spacing w:line="276" w:lineRule="auto"/>
-              <w:rPr>
-                <w:rFonts w:ascii="Arial" w:hAnsi="Arial" w:cs="Arial"/>
-                <w:sz w:val="22"/>
-                <w:szCs w:val="22"/>
-                <w:lang w:val="en-GB"/>
-              </w:rPr>
-            </w:pPr>
-            <w:r>
-              <w:rPr>
-                <w:rFonts w:ascii="Arial" w:hAnsi="Arial" w:cs="Arial"/>
-                <w:lang w:val="en-GB"/>
-                <w:sz w:val="20"/>
-                <w:szCs w:val="20"/>
-              </w:rPr>
-              <w:t xml:space="preserve">Events without a usable timestamp</w:t>
-            </w:r>
-          </w:p>
-        </w:tc>
-      </w:tr>
-      <w:tr>
-        <w:trPr>
-          <w:cantSplit/>
-        </w:trPr>
-        <w:tc>
-          <w:tcPr>
-            <w:tcW w:w="2400" w:type="dxa"/>
-            <w:hideMark/>
-          </w:tcPr>
-          <w:p>
-            <w:pPr>
-              <w:spacing w:line="276" w:lineRule="auto"/>
-              <w:rPr>
-                <w:rFonts w:ascii="Arial" w:hAnsi="Arial" w:cs="Arial"/>
-                <w:sz w:val="22"/>
-                <w:szCs w:val="22"/>
-                <w:lang w:val="en-GB"/>
-              </w:rPr>
-            </w:pPr>
-            <w:r>
-              <w:rPr>
-                <w:rFonts w:ascii="Arial" w:hAnsi="Arial" w:cs="Arial"/>
-                <w:lang w:val="en-GB"/>
-                <w:sz w:val="20"/>
-                <w:szCs w:val="20"/>
-              </w:rPr>
-              <w:t xml:space="preserve">-type:can</w:t>
-            </w:r>
-          </w:p>
-        </w:tc>
-        <w:tc>
-          <w:tcPr>
-            <w:tcW w:w="7807" w:type="dxa"/>
-            <w:hideMark/>
-          </w:tcPr>
-          <w:p>
-            <w:pPr>
-              <w:spacing w:line="276" w:lineRule="auto"/>
-              <w:rPr>
-                <w:rFonts w:ascii="Arial" w:hAnsi="Arial" w:cs="Arial"/>
-                <w:sz w:val="22"/>
-                <w:szCs w:val="22"/>
-                <w:lang w:val="en-GB"/>
-              </w:rPr>
-            </w:pPr>
-            <w:r>
-              <w:rPr>
-                <w:rFonts w:ascii="Arial" w:hAnsi="Arial" w:cs="Arial"/>
-                <w:lang w:val="en-GB"/>
-                <w:sz w:val="20"/>
-                <w:szCs w:val="20"/>
-              </w:rPr>
-              <w:t xml:space="preserve">A minus in front excludes the match</w:t>
-            </w:r>
-          </w:p>
-        </w:tc>
-      </w:tr>
-    </w:tbl>
-    <w:p>
-      <w:pPr>
-        <w:spacing w:before="80" w:after="100" w:line="276" w:lineRule="auto"/>
-        <w:ind w:left="-397" w:right="-680"/>
-      </w:pPr>
-      <w:r>
-        <w:t xml:space="preserve">Terms can be combined, for example </w:t>
-      </w:r>
-      <w:r>
-        <w:rPr>
-          <w:b/>
-        </w:rPr>
-        <w:t xml:space="preserve">vin:SC6GM1 ecu:BCM sev:high -type:sev</w:t>
-      </w:r>
-      <w:r>
-        <w:t xml:space="preserve">.</w:t>
-      </w:r>
-    </w:p>
-    <w:p>
-      <w:pPr>
-        <w:keepNext/>
-        <w:spacing w:before="80" w:after="40"/>
-        <w:spacing w:line="276" w:lineRule="auto"/>
-        <w:ind w:left="-397" w:right="-680"/>
-      </w:pPr>
-      <w:r>
-        <w:drawing>
-          <wp:inline xmlns:a="http://schemas.openxmlformats.org/drawingml/2006/main" xmlns:pic="http://schemas.openxmlformats.org/drawingml/2006/picture">
-            <wp:extent cx="5760720" cy="3651803"/>
-            <wp:docPr id="1" name="Picture 1"/>
-            <wp:cNvGraphicFramePr>
-              <a:graphicFrameLocks noChangeAspect="1"/>
-            </wp:cNvGraphicFramePr>
-            <a:graphic>
-              <a:graphicData uri="http://schemas.openxmlformats.org/drawingml/2006/picture">
-                <pic:pic>
-                  <pic:nvPicPr>
-                    <pic:cNvPr id="0" name="03_events.png"/>
                     <pic:cNvPicPr/>
                   </pic:nvPicPr>
                   <pic:blipFill>
@@ -4882,7 +4306,7 @@
           <w:sz w:val="18"/>
           <w:szCs w:val="18"/>
         </w:rPr>
-        <w:t xml:space="preserve">Figure 4: Events page with search, facets and result list</w:t>
+        <w:t xml:space="preserve">Figure 4: Overview with the Fleet by panel</w:t>
       </w:r>
     </w:p>
     <w:p>
@@ -4893,15 +4317,15 @@
         </w:rPr>
         <w:ind w:left="133" w:hanging="757"/>
       </w:pPr>
-      <w:bookmarkStart w:id="9018" w:name="_Toc000009018"/>
+      <w:bookmarkStart w:id="9017" w:name="_Toc000009017"/>
       <w:r>
         <w:rPr>
           <w:bCs/>
           <w:lang w:val="en-GB"/>
         </w:rPr>
-        <w:t xml:space="preserve">Review vehicles and VIN details</w:t>
-      </w:r>
-      <w:bookmarkEnd w:id="9018"/>
+        <w:t xml:space="preserve">Search and read events</w:t>
+      </w:r>
+      <w:bookmarkEnd w:id="9017"/>
     </w:p>
     <w:p>
       <w:pPr>
@@ -4917,10 +4341,37 @@
         <w:rPr>
           <w:b/>
         </w:rPr>
-        <w:t xml:space="preserve">Vehicles</w:t>
-      </w:r>
-      <w:r>
-        <w:t xml:space="preserve">. The list is ordered by risk; low counts 1, medium 3, high 10 and critical 25 for every event. Sort by any column, search for a VIN or part of one, or filter by a decoded value (a chip shows the filter; the × removes it).</w:t>
+        <w:t xml:space="preserve">Events</w:t>
+      </w:r>
+      <w:r>
+        <w:t xml:space="preserve">. Type a query in the search box, set </w:t>
+      </w:r>
+      <w:r>
+        <w:rPr>
+          <w:b/>
+        </w:rPr>
+        <w:t xml:space="preserve">From</w:t>
+      </w:r>
+      <w:r>
+        <w:t xml:space="preserve"> and </w:t>
+      </w:r>
+      <w:r>
+        <w:rPr>
+          <w:b/>
+        </w:rPr>
+        <w:t xml:space="preserve">To</w:t>
+      </w:r>
+      <w:r>
+        <w:t xml:space="preserve"> if needed (UTC), then choose </w:t>
+      </w:r>
+      <w:r>
+        <w:rPr>
+          <w:b/>
+        </w:rPr>
+        <w:t xml:space="preserve">Search</w:t>
+      </w:r>
+      <w:r>
+        <w:t xml:space="preserve">.</w:t>
       </w:r>
     </w:p>
     <w:p>
@@ -4931,16 +4382,7 @@
       <w:r>
         <w:t xml:space="preserve">2.</w:t>
         <w:tab/>
-        <w:t xml:space="preserve">Select a vehicle. The page shows its totals, </w:t>
-      </w:r>
-      <w:r>
-        <w:rPr>
-          <w:b/>
-        </w:rPr>
-        <w:t xml:space="preserve">Vehicle identity</w:t>
-      </w:r>
-      <w:r>
-        <w:t xml:space="preserve">, timeline, what each ECU reported and its alerts.</w:t>
+        <w:t xml:space="preserve">Narrow the result with the facets on the left (severity, ECU, category).</w:t>
       </w:r>
     </w:p>
     <w:p>
@@ -4951,15 +4393,7 @@
       <w:r>
         <w:t xml:space="preserve">3.</w:t>
         <w:tab/>
-      </w:r>
-      <w:r>
-        <w:rPr>
-          <w:b/>
-        </w:rPr>
-        <w:t xml:space="preserve">Vehicle identity</w:t>
-      </w:r>
-      <w:r>
-        <w:t xml:space="preserve"> is decoded from the VIN: model and variant, body, engine, hand of drive, market, model year, plant and serial number. The VIN is also split into its fields. Choose any red value to list all vehicles that share it.</w:t>
+        <w:t xml:space="preserve">Select a row to open the event drawer. Add an analyst note there; it is attributed to you.</w:t>
       </w:r>
     </w:p>
     <w:p>
@@ -4970,16 +4404,518 @@
       <w:r>
         <w:t xml:space="preserve">4.</w:t>
         <w:tab/>
-        <w:t xml:space="preserve">Read the </w:t>
+        <w:t xml:space="preserve">Choose </w:t>
       </w:r>
       <w:r>
         <w:rPr>
           <w:b/>
         </w:rPr>
-        <w:t xml:space="preserve">Check digit</w:t>
-      </w:r>
-      <w:r>
-        <w:t xml:space="preserve"> line. “Wrong” means the VIN does not pass the standard check calculation: look for a typo or a spoofed VIN.</w:t>
+        <w:t xml:space="preserve">Export CSV</w:t>
+      </w:r>
+      <w:r>
+        <w:t xml:space="preserve"> to save the current result.</w:t>
+      </w:r>
+    </w:p>
+    <w:tbl>
+      <w:tblPr>
+        <w:tblStyle w:val="Tabellenraster"/>
+        <w:tblW w:w="10207" w:type="dxa"/>
+        <w:tblInd w:w="-431" w:type="dxa"/>
+        <w:tblLook w:val="04A0" w:firstRow="1" w:lastRow="0" w:firstColumn="1" w:lastColumn="0" w:noHBand="0" w:noVBand="1"/>
+      </w:tblPr>
+      <w:tblGrid>
+        <w:gridCol w:w="2400"/>
+        <w:gridCol w:w="7807"/>
+      </w:tblGrid>
+      <w:tr>
+        <w:trPr>
+          <w:tblHeader/>
+        </w:trPr>
+        <w:tc>
+          <w:tcPr>
+            <w:tcW w:w="2400" w:type="dxa"/>
+            <w:shd w:val="clear" w:color="auto" w:fill="E8E8E8" w:themeFill="background2"/>
+            <w:hideMark/>
+          </w:tcPr>
+          <w:p>
+            <w:pPr>
+              <w:keepNext/>
+              <w:spacing w:line="276" w:lineRule="auto"/>
+              <w:rPr>
+                <w:rFonts w:ascii="Arial" w:hAnsi="Arial" w:cs="Arial"/>
+                <w:sz w:val="22"/>
+                <w:szCs w:val="22"/>
+                <w:lang w:val="en-GB"/>
+              </w:rPr>
+            </w:pPr>
+            <w:r>
+              <w:rPr>
+                <w:rFonts w:ascii="Arial" w:hAnsi="Arial" w:cs="Arial"/>
+                <w:lang w:val="en-GB"/>
+                <w:sz w:val="20"/>
+                <w:szCs w:val="20"/>
+              </w:rPr>
+              <w:t xml:space="preserve">Search term</w:t>
+            </w:r>
+          </w:p>
+        </w:tc>
+        <w:tc>
+          <w:tcPr>
+            <w:tcW w:w="7807" w:type="dxa"/>
+            <w:shd w:val="clear" w:color="auto" w:fill="E8E8E8" w:themeFill="background2"/>
+            <w:hideMark/>
+          </w:tcPr>
+          <w:p>
+            <w:pPr>
+              <w:keepNext/>
+              <w:spacing w:line="276" w:lineRule="auto"/>
+              <w:rPr>
+                <w:rFonts w:ascii="Arial" w:hAnsi="Arial" w:cs="Arial"/>
+                <w:sz w:val="22"/>
+                <w:szCs w:val="22"/>
+                <w:lang w:val="en-GB"/>
+              </w:rPr>
+            </w:pPr>
+            <w:r>
+              <w:rPr>
+                <w:rFonts w:ascii="Arial" w:hAnsi="Arial" w:cs="Arial"/>
+                <w:lang w:val="en-GB"/>
+                <w:sz w:val="20"/>
+                <w:szCs w:val="20"/>
+              </w:rPr>
+              <w:t xml:space="preserve">Matches</w:t>
+            </w:r>
+          </w:p>
+        </w:tc>
+      </w:tr>
+      <w:tr>
+        <w:trPr>
+          <w:cantSplit/>
+        </w:trPr>
+        <w:tc>
+          <w:tcPr>
+            <w:tcW w:w="2400" w:type="dxa"/>
+            <w:hideMark/>
+          </w:tcPr>
+          <w:p>
+            <w:pPr>
+              <w:keepNext/>
+              <w:spacing w:line="276" w:lineRule="auto"/>
+              <w:rPr>
+                <w:rFonts w:ascii="Arial" w:hAnsi="Arial" w:cs="Arial"/>
+                <w:sz w:val="22"/>
+                <w:szCs w:val="22"/>
+                <w:lang w:val="en-GB"/>
+              </w:rPr>
+            </w:pPr>
+            <w:r>
+              <w:rPr>
+                <w:rFonts w:ascii="Arial" w:hAnsi="Arial" w:cs="Arial"/>
+                <w:lang w:val="en-GB"/>
+                <w:sz w:val="20"/>
+                <w:szCs w:val="20"/>
+              </w:rPr>
+              <w:t xml:space="preserve">vin:SC6GM1</w:t>
+            </w:r>
+          </w:p>
+        </w:tc>
+        <w:tc>
+          <w:tcPr>
+            <w:tcW w:w="7807" w:type="dxa"/>
+            <w:hideMark/>
+          </w:tcPr>
+          <w:p>
+            <w:pPr>
+              <w:keepNext/>
+              <w:spacing w:line="276" w:lineRule="auto"/>
+              <w:rPr>
+                <w:rFonts w:ascii="Arial" w:hAnsi="Arial" w:cs="Arial"/>
+                <w:sz w:val="22"/>
+                <w:szCs w:val="22"/>
+                <w:lang w:val="en-GB"/>
+              </w:rPr>
+            </w:pPr>
+            <w:r>
+              <w:rPr>
+                <w:rFonts w:ascii="Arial" w:hAnsi="Arial" w:cs="Arial"/>
+                <w:lang w:val="en-GB"/>
+                <w:sz w:val="20"/>
+                <w:szCs w:val="20"/>
+              </w:rPr>
+              <w:t xml:space="preserve">VINs containing the text</w:t>
+            </w:r>
+          </w:p>
+        </w:tc>
+      </w:tr>
+      <w:tr>
+        <w:trPr>
+          <w:cantSplit/>
+        </w:trPr>
+        <w:tc>
+          <w:tcPr>
+            <w:tcW w:w="2400" w:type="dxa"/>
+            <w:hideMark/>
+          </w:tcPr>
+          <w:p>
+            <w:pPr>
+              <w:keepNext/>
+              <w:spacing w:line="276" w:lineRule="auto"/>
+              <w:rPr>
+                <w:rFonts w:ascii="Arial" w:hAnsi="Arial" w:cs="Arial"/>
+                <w:sz w:val="22"/>
+                <w:szCs w:val="22"/>
+                <w:lang w:val="en-GB"/>
+              </w:rPr>
+            </w:pPr>
+            <w:r>
+              <w:rPr>
+                <w:rFonts w:ascii="Arial" w:hAnsi="Arial" w:cs="Arial"/>
+                <w:lang w:val="en-GB"/>
+                <w:sz w:val="20"/>
+                <w:szCs w:val="20"/>
+              </w:rPr>
+              <w:t xml:space="preserve">ecu:BCM</w:t>
+            </w:r>
+          </w:p>
+        </w:tc>
+        <w:tc>
+          <w:tcPr>
+            <w:tcW w:w="7807" w:type="dxa"/>
+            <w:hideMark/>
+          </w:tcPr>
+          <w:p>
+            <w:pPr>
+              <w:keepNext/>
+              <w:spacing w:line="276" w:lineRule="auto"/>
+              <w:rPr>
+                <w:rFonts w:ascii="Arial" w:hAnsi="Arial" w:cs="Arial"/>
+                <w:sz w:val="22"/>
+                <w:szCs w:val="22"/>
+                <w:lang w:val="en-GB"/>
+              </w:rPr>
+            </w:pPr>
+            <w:r>
+              <w:rPr>
+                <w:rFonts w:ascii="Arial" w:hAnsi="Arial" w:cs="Arial"/>
+                <w:lang w:val="en-GB"/>
+                <w:sz w:val="20"/>
+                <w:szCs w:val="20"/>
+              </w:rPr>
+              <w:t xml:space="preserve">Events reported by that ECU</w:t>
+            </w:r>
+          </w:p>
+        </w:tc>
+      </w:tr>
+      <w:tr>
+        <w:trPr>
+          <w:cantSplit/>
+        </w:trPr>
+        <w:tc>
+          <w:tcPr>
+            <w:tcW w:w="2400" w:type="dxa"/>
+            <w:hideMark/>
+          </w:tcPr>
+          <w:p>
+            <w:pPr>
+              <w:keepNext/>
+              <w:spacing w:line="276" w:lineRule="auto"/>
+              <w:rPr>
+                <w:rFonts w:ascii="Arial" w:hAnsi="Arial" w:cs="Arial"/>
+                <w:sz w:val="22"/>
+                <w:szCs w:val="22"/>
+                <w:lang w:val="en-GB"/>
+              </w:rPr>
+            </w:pPr>
+            <w:r>
+              <w:rPr>
+                <w:rFonts w:ascii="Arial" w:hAnsi="Arial" w:cs="Arial"/>
+                <w:lang w:val="en-GB"/>
+                <w:sz w:val="20"/>
+                <w:szCs w:val="20"/>
+              </w:rPr>
+              <w:t xml:space="preserve">sev:high</w:t>
+            </w:r>
+          </w:p>
+        </w:tc>
+        <w:tc>
+          <w:tcPr>
+            <w:tcW w:w="7807" w:type="dxa"/>
+            <w:hideMark/>
+          </w:tcPr>
+          <w:p>
+            <w:pPr>
+              <w:keepNext/>
+              <w:spacing w:line="276" w:lineRule="auto"/>
+              <w:rPr>
+                <w:rFonts w:ascii="Arial" w:hAnsi="Arial" w:cs="Arial"/>
+                <w:sz w:val="22"/>
+                <w:szCs w:val="22"/>
+                <w:lang w:val="en-GB"/>
+              </w:rPr>
+            </w:pPr>
+            <w:r>
+              <w:rPr>
+                <w:rFonts w:ascii="Arial" w:hAnsi="Arial" w:cs="Arial"/>
+                <w:lang w:val="en-GB"/>
+                <w:sz w:val="20"/>
+                <w:szCs w:val="20"/>
+              </w:rPr>
+              <w:t xml:space="preserve">Severity (info, low, medium, high, critical)</w:t>
+            </w:r>
+          </w:p>
+        </w:tc>
+      </w:tr>
+      <w:tr>
+        <w:trPr>
+          <w:cantSplit/>
+        </w:trPr>
+        <w:tc>
+          <w:tcPr>
+            <w:tcW w:w="2400" w:type="dxa"/>
+            <w:hideMark/>
+          </w:tcPr>
+          <w:p>
+            <w:pPr>
+              <w:keepNext/>
+              <w:spacing w:line="276" w:lineRule="auto"/>
+              <w:rPr>
+                <w:rFonts w:ascii="Arial" w:hAnsi="Arial" w:cs="Arial"/>
+                <w:sz w:val="22"/>
+                <w:szCs w:val="22"/>
+                <w:lang w:val="en-GB"/>
+              </w:rPr>
+            </w:pPr>
+            <w:r>
+              <w:rPr>
+                <w:rFonts w:ascii="Arial" w:hAnsi="Arial" w:cs="Arial"/>
+                <w:lang w:val="en-GB"/>
+                <w:sz w:val="20"/>
+                <w:szCs w:val="20"/>
+              </w:rPr>
+              <w:t xml:space="preserve">name:CRC</w:t>
+            </w:r>
+          </w:p>
+        </w:tc>
+        <w:tc>
+          <w:tcPr>
+            <w:tcW w:w="7807" w:type="dxa"/>
+            <w:hideMark/>
+          </w:tcPr>
+          <w:p>
+            <w:pPr>
+              <w:keepNext/>
+              <w:spacing w:line="276" w:lineRule="auto"/>
+              <w:rPr>
+                <w:rFonts w:ascii="Arial" w:hAnsi="Arial" w:cs="Arial"/>
+                <w:sz w:val="22"/>
+                <w:szCs w:val="22"/>
+                <w:lang w:val="en-GB"/>
+              </w:rPr>
+            </w:pPr>
+            <w:r>
+              <w:rPr>
+                <w:rFonts w:ascii="Arial" w:hAnsi="Arial" w:cs="Arial"/>
+                <w:lang w:val="en-GB"/>
+                <w:sz w:val="20"/>
+                <w:szCs w:val="20"/>
+              </w:rPr>
+              <w:t xml:space="preserve">Event name</w:t>
+            </w:r>
+          </w:p>
+        </w:tc>
+      </w:tr>
+      <w:tr>
+        <w:trPr>
+          <w:cantSplit/>
+        </w:trPr>
+        <w:tc>
+          <w:tcPr>
+            <w:tcW w:w="2400" w:type="dxa"/>
+            <w:hideMark/>
+          </w:tcPr>
+          <w:p>
+            <w:pPr>
+              <w:keepNext/>
+              <w:spacing w:line="276" w:lineRule="auto"/>
+              <w:rPr>
+                <w:rFonts w:ascii="Arial" w:hAnsi="Arial" w:cs="Arial"/>
+                <w:sz w:val="22"/>
+                <w:szCs w:val="22"/>
+                <w:lang w:val="en-GB"/>
+              </w:rPr>
+            </w:pPr>
+            <w:r>
+              <w:rPr>
+                <w:rFonts w:ascii="Arial" w:hAnsi="Arial" w:cs="Arial"/>
+                <w:lang w:val="en-GB"/>
+                <w:sz w:val="20"/>
+                <w:szCs w:val="20"/>
+              </w:rPr>
+              <w:t xml:space="preserve">id:, type:, cat:, desc:</w:t>
+            </w:r>
+          </w:p>
+        </w:tc>
+        <w:tc>
+          <w:tcPr>
+            <w:tcW w:w="7807" w:type="dxa"/>
+            <w:hideMark/>
+          </w:tcPr>
+          <w:p>
+            <w:pPr>
+              <w:keepNext/>
+              <w:spacing w:line="276" w:lineRule="auto"/>
+              <w:rPr>
+                <w:rFonts w:ascii="Arial" w:hAnsi="Arial" w:cs="Arial"/>
+                <w:sz w:val="22"/>
+                <w:szCs w:val="22"/>
+                <w:lang w:val="en-GB"/>
+              </w:rPr>
+            </w:pPr>
+            <w:r>
+              <w:rPr>
+                <w:rFonts w:ascii="Arial" w:hAnsi="Arial" w:cs="Arial"/>
+                <w:lang w:val="en-GB"/>
+                <w:sz w:val="20"/>
+                <w:szCs w:val="20"/>
+              </w:rPr>
+              <w:t xml:space="preserve">Event id, event type, category, description</w:t>
+            </w:r>
+          </w:p>
+        </w:tc>
+      </w:tr>
+      <w:tr>
+        <w:trPr>
+          <w:cantSplit/>
+        </w:trPr>
+        <w:tc>
+          <w:tcPr>
+            <w:tcW w:w="2400" w:type="dxa"/>
+            <w:hideMark/>
+          </w:tcPr>
+          <w:p>
+            <w:pPr>
+              <w:keepNext/>
+              <w:spacing w:line="276" w:lineRule="auto"/>
+              <w:rPr>
+                <w:rFonts w:ascii="Arial" w:hAnsi="Arial" w:cs="Arial"/>
+                <w:sz w:val="22"/>
+                <w:szCs w:val="22"/>
+                <w:lang w:val="en-GB"/>
+              </w:rPr>
+            </w:pPr>
+            <w:r>
+              <w:rPr>
+                <w:rFonts w:ascii="Arial" w:hAnsi="Arial" w:cs="Arial"/>
+                <w:lang w:val="en-GB"/>
+                <w:sz w:val="20"/>
+                <w:szCs w:val="20"/>
+              </w:rPr>
+              <w:t xml:space="preserve">ts:invalid</w:t>
+            </w:r>
+          </w:p>
+        </w:tc>
+        <w:tc>
+          <w:tcPr>
+            <w:tcW w:w="7807" w:type="dxa"/>
+            <w:hideMark/>
+          </w:tcPr>
+          <w:p>
+            <w:pPr>
+              <w:keepNext/>
+              <w:spacing w:line="276" w:lineRule="auto"/>
+              <w:rPr>
+                <w:rFonts w:ascii="Arial" w:hAnsi="Arial" w:cs="Arial"/>
+                <w:sz w:val="22"/>
+                <w:szCs w:val="22"/>
+                <w:lang w:val="en-GB"/>
+              </w:rPr>
+            </w:pPr>
+            <w:r>
+              <w:rPr>
+                <w:rFonts w:ascii="Arial" w:hAnsi="Arial" w:cs="Arial"/>
+                <w:lang w:val="en-GB"/>
+                <w:sz w:val="20"/>
+                <w:szCs w:val="20"/>
+              </w:rPr>
+              <w:t xml:space="preserve">Events without a usable timestamp</w:t>
+            </w:r>
+          </w:p>
+        </w:tc>
+      </w:tr>
+      <w:tr>
+        <w:trPr>
+          <w:cantSplit/>
+        </w:trPr>
+        <w:tc>
+          <w:tcPr>
+            <w:tcW w:w="2400" w:type="dxa"/>
+            <w:hideMark/>
+          </w:tcPr>
+          <w:p>
+            <w:pPr>
+              <w:spacing w:line="276" w:lineRule="auto"/>
+              <w:rPr>
+                <w:rFonts w:ascii="Arial" w:hAnsi="Arial" w:cs="Arial"/>
+                <w:sz w:val="22"/>
+                <w:szCs w:val="22"/>
+                <w:lang w:val="en-GB"/>
+              </w:rPr>
+            </w:pPr>
+            <w:r>
+              <w:rPr>
+                <w:rFonts w:ascii="Arial" w:hAnsi="Arial" w:cs="Arial"/>
+                <w:lang w:val="en-GB"/>
+                <w:sz w:val="20"/>
+                <w:szCs w:val="20"/>
+              </w:rPr>
+              <w:t xml:space="preserve">-type:can</w:t>
+            </w:r>
+          </w:p>
+        </w:tc>
+        <w:tc>
+          <w:tcPr>
+            <w:tcW w:w="7807" w:type="dxa"/>
+            <w:hideMark/>
+          </w:tcPr>
+          <w:p>
+            <w:pPr>
+              <w:spacing w:line="276" w:lineRule="auto"/>
+              <w:rPr>
+                <w:rFonts w:ascii="Arial" w:hAnsi="Arial" w:cs="Arial"/>
+                <w:sz w:val="22"/>
+                <w:szCs w:val="22"/>
+                <w:lang w:val="en-GB"/>
+              </w:rPr>
+            </w:pPr>
+            <w:r>
+              <w:rPr>
+                <w:rFonts w:ascii="Arial" w:hAnsi="Arial" w:cs="Arial"/>
+                <w:lang w:val="en-GB"/>
+                <w:sz w:val="20"/>
+                <w:szCs w:val="20"/>
+              </w:rPr>
+              <w:t xml:space="preserve">A minus in front excludes the match</w:t>
+            </w:r>
+          </w:p>
+        </w:tc>
+      </w:tr>
+    </w:tbl>
+    <w:p>
+      <w:pPr>
+        <w:spacing w:before="80" w:after="100" w:line="276" w:lineRule="auto"/>
+        <w:ind w:left="-397" w:right="-680"/>
+      </w:pPr>
+      <w:r>
+        <w:t xml:space="preserve">Terms can be combined, for example </w:t>
+      </w:r>
+      <w:r>
+        <w:rPr>
+          <w:b/>
+        </w:rPr>
+        <w:t xml:space="preserve">vin:SC6GM1 ecu:BCM sev:high -type:sev</w:t>
+      </w:r>
+      <w:r>
+        <w:t xml:space="preserve">.</w:t>
       </w:r>
     </w:p>
     <w:p>
@@ -5001,7 +4937,7 @@
               <a:graphicData uri="http://schemas.openxmlformats.org/drawingml/2006/picture">
                 <pic:pic>
                   <pic:nvPicPr>
-                    <pic:cNvPr id="0" name="06_vehicle.png"/>
+                    <pic:cNvPr id="0" name="03_events.png"/>
                     <pic:cNvPicPr/>
                   </pic:nvPicPr>
                   <pic:blipFill>
@@ -5035,22 +4971,7 @@
           <w:sz w:val="18"/>
           <w:szCs w:val="18"/>
         </w:rPr>
-        <w:t xml:space="preserve">Figure 5: Vehicle page with the decoded VIN</w:t>
-      </w:r>
-    </w:p>
-    <w:p>
-      <w:pPr>
-        <w:spacing w:before="60" w:after="120" w:line="276" w:lineRule="auto"/>
-        <w:ind w:left="-397" w:right="-680"/>
-      </w:pPr>
-      <w:r>
-        <w:rPr>
-          <w:b/>
-        </w:rPr>
-        <w:t xml:space="preserve">Note:</w:t>
-      </w:r>
-      <w:r>
-        <w:t xml:space="preserve"> The EU/ROW and US/Canada tables overlap for the LEVIII petrol engine. A passenger car with engine code C and restraint code A is shown as US/Canada; trucks are recognised by the WMI SH7. Codes the decoder does not list are shown as “Unknown (X)”, never guessed.</w:t>
+        <w:t xml:space="preserve">Figure 5: Events page with search, facets and result list</w:t>
       </w:r>
     </w:p>
     <w:p>
@@ -5061,24 +4982,15 @@
         </w:rPr>
         <w:ind w:left="133" w:hanging="757"/>
       </w:pPr>
-      <w:bookmarkStart w:id="9019" w:name="_Toc000009019"/>
+      <w:bookmarkStart w:id="9018" w:name="_Toc000009018"/>
       <w:r>
         <w:rPr>
           <w:bCs/>
           <w:lang w:val="en-GB"/>
         </w:rPr>
-        <w:t xml:space="preserve">Triage alerts</w:t>
-      </w:r>
-      <w:bookmarkEnd w:id="9019"/>
-    </w:p>
-    <w:p>
-      <w:pPr>
-        <w:spacing w:before="0" w:after="60" w:line="276" w:lineRule="auto"/>
-        <w:ind w:left="-397" w:right="-680"/>
-      </w:pPr>
-      <w:r>
-        <w:t xml:space="preserve">Detections turn events into alerts. Each alert belongs to one detection and usually to one vehicle.</w:t>
-      </w:r>
+        <w:t xml:space="preserve">Review vehicles and VIN details</w:t>
+      </w:r>
+      <w:bookmarkEnd w:id="9018"/>
     </w:p>
     <w:p>
       <w:pPr>
@@ -5094,10 +5006,10 @@
         <w:rPr>
           <w:b/>
         </w:rPr>
-        <w:t xml:space="preserve">Alerts</w:t>
-      </w:r>
-      <w:r>
-        <w:t xml:space="preserve">. The tabs show Open, All, Resolved, False positive and Suppressed. Filter by text, severity, detection or case state.</w:t>
+        <w:t xml:space="preserve">Vehicles</w:t>
+      </w:r>
+      <w:r>
+        <w:t xml:space="preserve">. The list is ordered by risk; low counts 1, medium 3, high 10 and critical 25 for every event. Sort by any column, search for a VIN or part of one, or filter by a decoded value (a chip shows the filter; the × removes it).</w:t>
       </w:r>
     </w:p>
     <w:p>
@@ -5108,7 +5020,16 @@
       <w:r>
         <w:t xml:space="preserve">2.</w:t>
         <w:tab/>
-        <w:t xml:space="preserve">Select an alert to open its drawer. It shows the events behind it, the history and the notes.</w:t>
+        <w:t xml:space="preserve">Select a vehicle. The page shows its totals, </w:t>
+      </w:r>
+      <w:r>
+        <w:rPr>
+          <w:b/>
+        </w:rPr>
+        <w:t xml:space="preserve">Vehicle identity</w:t>
+      </w:r>
+      <w:r>
+        <w:t xml:space="preserve">, timeline, what each ECU reported and its alerts.</w:t>
       </w:r>
     </w:p>
     <w:p>
@@ -5119,34 +5040,15 @@
       <w:r>
         <w:t xml:space="preserve">3.</w:t>
         <w:tab/>
-        <w:t xml:space="preserve">Decide: set the status </w:t>
       </w:r>
       <w:r>
         <w:rPr>
           <w:b/>
         </w:rPr>
-        <w:t xml:space="preserve">In progress</w:t>
-      </w:r>
-      <w:r>
-        <w:t xml:space="preserve"> and an assignee, </w:t>
-      </w:r>
-      <w:r>
-        <w:rPr>
-          <w:b/>
-        </w:rPr>
-        <w:t xml:space="preserve">Resolved</w:t>
-      </w:r>
-      <w:r>
-        <w:t xml:space="preserve">, or </w:t>
-      </w:r>
-      <w:r>
-        <w:rPr>
-          <w:b/>
-        </w:rPr>
-        <w:t xml:space="preserve">False positive</w:t>
-      </w:r>
-      <w:r>
-        <w:t xml:space="preserve">, and add a note that explains the decision.</w:t>
+        <w:t xml:space="preserve">Vehicle identity</w:t>
+      </w:r>
+      <w:r>
+        <w:t xml:space="preserve"> is decoded from the VIN: model and variant, body, engine, hand of drive, market, model year, plant and serial number. The VIN is also split into its fields. Choose any red value to list all vehicles that share it.</w:t>
       </w:r>
     </w:p>
     <w:p>
@@ -5157,38 +5059,16 @@
       <w:r>
         <w:t xml:space="preserve">4.</w:t>
         <w:tab/>
-        <w:t xml:space="preserve">To handle several alerts alike, tick them and use the bulk actions.</w:t>
-      </w:r>
-    </w:p>
-    <w:p>
-      <w:pPr>
-        <w:spacing w:before="0" w:after="60" w:line="276" w:lineRule="auto"/>
-        <w:ind w:left="-37" w:right="-680" w:hanging="360"/>
-      </w:pPr>
-      <w:r>
-        <w:t xml:space="preserve">5.</w:t>
-        <w:tab/>
-        <w:t xml:space="preserve">If the alert needs real investigation, create a case from it (next step).</w:t>
-      </w:r>
-    </w:p>
-    <w:p>
-      <w:pPr>
-        <w:spacing w:before="0" w:after="60" w:line="276" w:lineRule="auto"/>
-        <w:ind w:left="-37" w:right="-680" w:hanging="360"/>
-      </w:pPr>
-      <w:r>
-        <w:t xml:space="preserve">6.</w:t>
-        <w:tab/>
-        <w:t xml:space="preserve">If the same harmless pattern keeps coming back, choose </w:t>
+        <w:t xml:space="preserve">Read the </w:t>
       </w:r>
       <w:r>
         <w:rPr>
           <w:b/>
         </w:rPr>
-        <w:t xml:space="preserve">Suppress similar alerts</w:t>
-      </w:r>
-      <w:r>
-        <w:t xml:space="preserve"> in the drawer (analyst). See section 7.9.</w:t>
+        <w:t xml:space="preserve">Check digit</w:t>
+      </w:r>
+      <w:r>
+        <w:t xml:space="preserve"> line. “Wrong” means the VIN does not pass the standard check calculation: look for a typo or a spoofed VIN.</w:t>
       </w:r>
     </w:p>
     <w:p>
@@ -5210,7 +5090,7 @@
               <a:graphicData uri="http://schemas.openxmlformats.org/drawingml/2006/picture">
                 <pic:pic>
                   <pic:nvPicPr>
-                    <pic:cNvPr id="0" name="07_alerts.png"/>
+                    <pic:cNvPr id="0" name="06_vehicle.png"/>
                     <pic:cNvPicPr/>
                   </pic:nvPicPr>
                   <pic:blipFill>
@@ -5244,7 +5124,7 @@
           <w:sz w:val="18"/>
           <w:szCs w:val="18"/>
         </w:rPr>
-        <w:t xml:space="preserve">Figure 6: Alert queue</w:t>
+        <w:t xml:space="preserve">Figure 6: Vehicle page with the decoded VIN</w:t>
       </w:r>
     </w:p>
     <w:p>
@@ -5259,16 +5139,7 @@
         <w:t xml:space="preserve">Note:</w:t>
       </w:r>
       <w:r>
-        <w:t xml:space="preserve"> Alerts keep their status, assignee and notes when detections run again. Choose </w:t>
-      </w:r>
-      <w:r>
-        <w:rPr>
-          <w:b/>
-        </w:rPr>
-        <w:t xml:space="preserve">Run detections again</w:t>
-      </w:r>
-      <w:r>
-        <w:t xml:space="preserve"> after you changed a rule or the event catalog.</w:t>
+        <w:t xml:space="preserve"> The EU/ROW and US/Canada tables overlap for the LEVIII petrol engine. A passenger car with engine code C and restraint code A is shown as US/Canada; trucks are recognised by the WMI SH7. Codes the decoder does not list are shown as “Unknown (X)”, never guessed.</w:t>
       </w:r>
     </w:p>
     <w:p>
@@ -5279,15 +5150,24 @@
         </w:rPr>
         <w:ind w:left="133" w:hanging="757"/>
       </w:pPr>
-      <w:bookmarkStart w:id="9020" w:name="_Toc000009020"/>
+      <w:bookmarkStart w:id="9019" w:name="_Toc000009019"/>
       <w:r>
         <w:rPr>
           <w:bCs/>
           <w:lang w:val="en-GB"/>
         </w:rPr>
-        <w:t xml:space="preserve">Work a case</w:t>
-      </w:r>
-      <w:bookmarkEnd w:id="9020"/>
+        <w:t xml:space="preserve">Triage alerts</w:t>
+      </w:r>
+      <w:bookmarkEnd w:id="9019"/>
+    </w:p>
+    <w:p>
+      <w:pPr>
+        <w:spacing w:before="0" w:after="60" w:line="276" w:lineRule="auto"/>
+        <w:ind w:left="-397" w:right="-680"/>
+      </w:pPr>
+      <w:r>
+        <w:t xml:space="preserve">Detections turn events into alerts. Each alert belongs to one detection and usually to one vehicle.</w:t>
+      </w:r>
     </w:p>
     <w:p>
       <w:pPr>
@@ -5297,16 +5177,16 @@
       <w:r>
         <w:t xml:space="preserve">1.</w:t>
         <w:tab/>
-        <w:t xml:space="preserve">Create the case from one or more alerts (alert drawer or bulk action). The linked alerts change to </w:t>
+        <w:t xml:space="preserve">Open </w:t>
       </w:r>
       <w:r>
         <w:rPr>
           <w:b/>
         </w:rPr>
-        <w:t xml:space="preserve">In progress</w:t>
-      </w:r>
-      <w:r>
-        <w:t xml:space="preserve">.</w:t>
+        <w:t xml:space="preserve">Alerts</w:t>
+      </w:r>
+      <w:r>
+        <w:t xml:space="preserve">. The tabs show Open, All, Resolved, False positive and Suppressed. Filter by text, severity, detection or case state.</w:t>
       </w:r>
     </w:p>
     <w:p>
@@ -5317,7 +5197,7 @@
       <w:r>
         <w:t xml:space="preserve">2.</w:t>
         <w:tab/>
-        <w:t xml:space="preserve">Give the case a clear title, write what happened and what is known in the summary, and set severity, owner and due date.</w:t>
+        <w:t xml:space="preserve">Select an alert to open its drawer. It shows the events behind it, the history and the notes.</w:t>
       </w:r>
     </w:p>
     <w:p>
@@ -5328,7 +5208,34 @@
       <w:r>
         <w:t xml:space="preserve">3.</w:t>
         <w:tab/>
-        <w:t xml:space="preserve">Work through the checklist. The default tasks are: review the linked events and the vehicle history; check whether other vehicles show the same pattern; assess the impact on TARA threat scenarios and CSMS; decide on the response and whether reporting is needed; document the findings. Add or remove tasks as needed.</w:t>
+        <w:t xml:space="preserve">Decide: set the status </w:t>
+      </w:r>
+      <w:r>
+        <w:rPr>
+          <w:b/>
+        </w:rPr>
+        <w:t xml:space="preserve">In progress</w:t>
+      </w:r>
+      <w:r>
+        <w:t xml:space="preserve"> and an assignee, </w:t>
+      </w:r>
+      <w:r>
+        <w:rPr>
+          <w:b/>
+        </w:rPr>
+        <w:t xml:space="preserve">Resolved</w:t>
+      </w:r>
+      <w:r>
+        <w:t xml:space="preserve">, or </w:t>
+      </w:r>
+      <w:r>
+        <w:rPr>
+          <w:b/>
+        </w:rPr>
+        <w:t xml:space="preserve">False positive</w:t>
+      </w:r>
+      <w:r>
+        <w:t xml:space="preserve">, and add a note that explains the decision.</w:t>
       </w:r>
     </w:p>
     <w:p>
@@ -5339,25 +5246,7 @@
       <w:r>
         <w:t xml:space="preserve">4.</w:t>
         <w:tab/>
-        <w:t xml:space="preserve">Set the status to </w:t>
-      </w:r>
-      <w:r>
-        <w:rPr>
-          <w:b/>
-        </w:rPr>
-        <w:t xml:space="preserve">Investigating</w:t>
-      </w:r>
-      <w:r>
-        <w:t xml:space="preserve"> or </w:t>
-      </w:r>
-      <w:r>
-        <w:rPr>
-          <w:b/>
-        </w:rPr>
-        <w:t xml:space="preserve">Waiting</w:t>
-      </w:r>
-      <w:r>
-        <w:t xml:space="preserve"> as the work moves. Link or unlink alerts when the picture changes.</w:t>
+        <w:t xml:space="preserve">To handle several alerts alike, tick them and use the bulk actions.</w:t>
       </w:r>
     </w:p>
     <w:p>
@@ -5368,16 +5257,7 @@
       <w:r>
         <w:t xml:space="preserve">5.</w:t>
         <w:tab/>
-        <w:t xml:space="preserve">Write the root cause, affected vehicles and decision into </w:t>
-      </w:r>
-      <w:r>
-        <w:rPr>
-          <w:b/>
-        </w:rPr>
-        <w:t xml:space="preserve">Findings and decision</w:t>
-      </w:r>
-      <w:r>
-        <w:t xml:space="preserve">. Add comments for anything others should know.</w:t>
+        <w:t xml:space="preserve">If the alert needs real investigation, create a case from it (next step).</w:t>
       </w:r>
     </w:p>
     <w:p>
@@ -5388,45 +5268,16 @@
       <w:r>
         <w:t xml:space="preserve">6.</w:t>
         <w:tab/>
-        <w:t xml:space="preserve">Choose </w:t>
+        <w:t xml:space="preserve">If the same harmless pattern keeps coming back, choose </w:t>
       </w:r>
       <w:r>
         <w:rPr>
           <w:b/>
         </w:rPr>
-        <w:t xml:space="preserve">Close case</w:t>
-      </w:r>
-      <w:r>
-        <w:t xml:space="preserve"> and pick a resolution. Open alerts of the case can be resolved at the same time. </w:t>
-      </w:r>
-      <w:r>
-        <w:rPr>
-          <w:b/>
-        </w:rPr>
-        <w:t xml:space="preserve">Reopen</w:t>
-      </w:r>
-      <w:r>
-        <w:t xml:space="preserve"> brings a closed case back.</w:t>
-      </w:r>
-    </w:p>
-    <w:p>
-      <w:pPr>
-        <w:spacing w:before="0" w:after="60" w:line="276" w:lineRule="auto"/>
-        <w:ind w:left="-37" w:right="-680" w:hanging="360"/>
-      </w:pPr>
-      <w:r>
-        <w:t xml:space="preserve">7.</w:t>
-        <w:tab/>
-        <w:t xml:space="preserve">Choose </w:t>
-      </w:r>
-      <w:r>
-        <w:rPr>
-          <w:b/>
-        </w:rPr>
-        <w:t xml:space="preserve">Export report</w:t>
-      </w:r>
-      <w:r>
-        <w:t xml:space="preserve"> at any time to open a printable report of the case. In the print dialog choose Save as PDF. Each export is written to the audit log.</w:t>
+        <w:t xml:space="preserve">Suppress similar alerts</w:t>
+      </w:r>
+      <w:r>
+        <w:t xml:space="preserve"> in the drawer (analyst). See section 7.9.</w:t>
       </w:r>
     </w:p>
     <w:p>
@@ -5448,7 +5299,7 @@
               <a:graphicData uri="http://schemas.openxmlformats.org/drawingml/2006/picture">
                 <pic:pic>
                   <pic:nvPicPr>
-                    <pic:cNvPr id="0" name="09_case.png"/>
+                    <pic:cNvPr id="0" name="07_alerts.png"/>
                     <pic:cNvPicPr/>
                   </pic:nvPicPr>
                   <pic:blipFill>
@@ -5482,7 +5333,245 @@
           <w:sz w:val="18"/>
           <w:szCs w:val="18"/>
         </w:rPr>
-        <w:t xml:space="preserve">Figure 7: Case with checklist, details and linked alerts</w:t>
+        <w:t xml:space="preserve">Figure 7: Alert queue</w:t>
+      </w:r>
+    </w:p>
+    <w:p>
+      <w:pPr>
+        <w:spacing w:before="60" w:after="120" w:line="276" w:lineRule="auto"/>
+        <w:ind w:left="-397" w:right="-680"/>
+      </w:pPr>
+      <w:r>
+        <w:rPr>
+          <w:b/>
+        </w:rPr>
+        <w:t xml:space="preserve">Note:</w:t>
+      </w:r>
+      <w:r>
+        <w:t xml:space="preserve"> Alerts keep their status, assignee and notes when detections run again. Choose </w:t>
+      </w:r>
+      <w:r>
+        <w:rPr>
+          <w:b/>
+        </w:rPr>
+        <w:t xml:space="preserve">Run detections again</w:t>
+      </w:r>
+      <w:r>
+        <w:t xml:space="preserve"> after you changed a rule or the event catalog.</w:t>
+      </w:r>
+    </w:p>
+    <w:p>
+      <w:pPr>
+        <w:pStyle w:val="berschrift2"/>
+        <w:rPr>
+          <w:lang w:val="en-GB"/>
+        </w:rPr>
+        <w:ind w:left="133" w:hanging="757"/>
+      </w:pPr>
+      <w:bookmarkStart w:id="9020" w:name="_Toc000009020"/>
+      <w:r>
+        <w:rPr>
+          <w:bCs/>
+          <w:lang w:val="en-GB"/>
+        </w:rPr>
+        <w:t xml:space="preserve">Work a case</w:t>
+      </w:r>
+      <w:bookmarkEnd w:id="9020"/>
+    </w:p>
+    <w:p>
+      <w:pPr>
+        <w:spacing w:before="0" w:after="60" w:line="276" w:lineRule="auto"/>
+        <w:ind w:left="-37" w:right="-680" w:hanging="360"/>
+      </w:pPr>
+      <w:r>
+        <w:t xml:space="preserve">1.</w:t>
+        <w:tab/>
+        <w:t xml:space="preserve">Create the case from one or more alerts (alert drawer or bulk action). The linked alerts change to </w:t>
+      </w:r>
+      <w:r>
+        <w:rPr>
+          <w:b/>
+        </w:rPr>
+        <w:t xml:space="preserve">In progress</w:t>
+      </w:r>
+      <w:r>
+        <w:t xml:space="preserve">.</w:t>
+      </w:r>
+    </w:p>
+    <w:p>
+      <w:pPr>
+        <w:spacing w:before="0" w:after="60" w:line="276" w:lineRule="auto"/>
+        <w:ind w:left="-37" w:right="-680" w:hanging="360"/>
+      </w:pPr>
+      <w:r>
+        <w:t xml:space="preserve">2.</w:t>
+        <w:tab/>
+        <w:t xml:space="preserve">Give the case a clear title, write what happened and what is known in the summary, and set severity, owner and due date.</w:t>
+      </w:r>
+    </w:p>
+    <w:p>
+      <w:pPr>
+        <w:spacing w:before="0" w:after="60" w:line="276" w:lineRule="auto"/>
+        <w:ind w:left="-37" w:right="-680" w:hanging="360"/>
+      </w:pPr>
+      <w:r>
+        <w:t xml:space="preserve">3.</w:t>
+        <w:tab/>
+        <w:t xml:space="preserve">Work through the checklist. The default tasks are: review the linked events and the vehicle history; check whether other vehicles show the same pattern; assess the impact on TARA threat scenarios and CSMS; decide on the response and whether reporting is needed; document the findings. Add or remove tasks as needed.</w:t>
+      </w:r>
+    </w:p>
+    <w:p>
+      <w:pPr>
+        <w:spacing w:before="0" w:after="60" w:line="276" w:lineRule="auto"/>
+        <w:ind w:left="-37" w:right="-680" w:hanging="360"/>
+      </w:pPr>
+      <w:r>
+        <w:t xml:space="preserve">4.</w:t>
+        <w:tab/>
+        <w:t xml:space="preserve">Set the status to </w:t>
+      </w:r>
+      <w:r>
+        <w:rPr>
+          <w:b/>
+        </w:rPr>
+        <w:t xml:space="preserve">Investigating</w:t>
+      </w:r>
+      <w:r>
+        <w:t xml:space="preserve"> or </w:t>
+      </w:r>
+      <w:r>
+        <w:rPr>
+          <w:b/>
+        </w:rPr>
+        <w:t xml:space="preserve">Waiting</w:t>
+      </w:r>
+      <w:r>
+        <w:t xml:space="preserve"> as the work moves. Link or unlink alerts when the picture changes.</w:t>
+      </w:r>
+    </w:p>
+    <w:p>
+      <w:pPr>
+        <w:spacing w:before="0" w:after="60" w:line="276" w:lineRule="auto"/>
+        <w:ind w:left="-37" w:right="-680" w:hanging="360"/>
+      </w:pPr>
+      <w:r>
+        <w:t xml:space="preserve">5.</w:t>
+        <w:tab/>
+        <w:t xml:space="preserve">Write the root cause, affected vehicles and decision into </w:t>
+      </w:r>
+      <w:r>
+        <w:rPr>
+          <w:b/>
+        </w:rPr>
+        <w:t xml:space="preserve">Findings and decision</w:t>
+      </w:r>
+      <w:r>
+        <w:t xml:space="preserve">. Add comments for anything others should know.</w:t>
+      </w:r>
+    </w:p>
+    <w:p>
+      <w:pPr>
+        <w:spacing w:before="0" w:after="60" w:line="276" w:lineRule="auto"/>
+        <w:ind w:left="-37" w:right="-680" w:hanging="360"/>
+      </w:pPr>
+      <w:r>
+        <w:t xml:space="preserve">6.</w:t>
+        <w:tab/>
+        <w:t xml:space="preserve">Choose </w:t>
+      </w:r>
+      <w:r>
+        <w:rPr>
+          <w:b/>
+        </w:rPr>
+        <w:t xml:space="preserve">Close case</w:t>
+      </w:r>
+      <w:r>
+        <w:t xml:space="preserve"> and pick a resolution. Open alerts of the case can be resolved at the same time. </w:t>
+      </w:r>
+      <w:r>
+        <w:rPr>
+          <w:b/>
+        </w:rPr>
+        <w:t xml:space="preserve">Reopen</w:t>
+      </w:r>
+      <w:r>
+        <w:t xml:space="preserve"> brings a closed case back.</w:t>
+      </w:r>
+    </w:p>
+    <w:p>
+      <w:pPr>
+        <w:spacing w:before="0" w:after="60" w:line="276" w:lineRule="auto"/>
+        <w:ind w:left="-37" w:right="-680" w:hanging="360"/>
+      </w:pPr>
+      <w:r>
+        <w:t xml:space="preserve">7.</w:t>
+        <w:tab/>
+        <w:t xml:space="preserve">Choose </w:t>
+      </w:r>
+      <w:r>
+        <w:rPr>
+          <w:b/>
+        </w:rPr>
+        <w:t xml:space="preserve">Export report</w:t>
+      </w:r>
+      <w:r>
+        <w:t xml:space="preserve"> at any time to open a printable report of the case. In the print dialog choose Save as PDF. Each export is written to the audit log.</w:t>
+      </w:r>
+    </w:p>
+    <w:p>
+      <w:pPr>
+        <w:keepNext/>
+        <w:spacing w:before="80" w:after="40"/>
+        <w:spacing w:line="276" w:lineRule="auto"/>
+        <w:ind w:left="-397" w:right="-680"/>
+      </w:pPr>
+      <w:r>
+        <w:drawing>
+          <wp:inline xmlns:a="http://schemas.openxmlformats.org/drawingml/2006/main" xmlns:pic="http://schemas.openxmlformats.org/drawingml/2006/picture">
+            <wp:extent cx="5760720" cy="3651803"/>
+            <wp:docPr id="1" name="Picture 1"/>
+            <wp:cNvGraphicFramePr>
+              <a:graphicFrameLocks noChangeAspect="1"/>
+            </wp:cNvGraphicFramePr>
+            <a:graphic>
+              <a:graphicData uri="http://schemas.openxmlformats.org/drawingml/2006/picture">
+                <pic:pic>
+                  <pic:nvPicPr>
+                    <pic:cNvPr id="0" name="09_case.png"/>
+                    <pic:cNvPicPr/>
+                  </pic:nvPicPr>
+                  <pic:blipFill>
+                    <a:blip r:embed="rId22"/>
+                    <a:stretch>
+                      <a:fillRect/>
+                    </a:stretch>
+                  </pic:blipFill>
+                  <pic:spPr>
+                    <a:xfrm>
+                      <a:off x="0" y="0"/>
+                      <a:ext cx="5760720" cy="3651803"/>
+                    </a:xfrm>
+                    <a:prstGeom prst="rect"/>
+                  </pic:spPr>
+                </pic:pic>
+              </a:graphicData>
+            </a:graphic>
+          </wp:inline>
+        </w:drawing>
+      </w:r>
+    </w:p>
+    <w:p>
+      <w:pPr>
+        <w:spacing w:before="0" w:after="140" w:line="276" w:lineRule="auto"/>
+        <w:ind w:left="-397" w:right="-680"/>
+      </w:pPr>
+      <w:r>
+        <w:rPr>
+          <w:i/>
+          <w:sz w:val="18"/>
+          <w:szCs w:val="18"/>
+        </w:rPr>
+        <w:t xml:space="preserve">Figure 8: Case with checklist, details and linked alerts</w:t>
       </w:r>
     </w:p>
     <w:p>
@@ -5517,7 +5606,7 @@
                     <pic:cNvPicPr/>
                   </pic:nvPicPr>
                   <pic:blipFill>
-                    <a:blip r:embed="rId22"/>
+                    <a:blip r:embed="rId23"/>
                     <a:stretch>
                       <a:fillRect/>
                     </a:stretch>
@@ -5547,7 +5636,7 @@
           <w:sz w:val="18"/>
           <w:szCs w:val="18"/>
         </w:rPr>
-        <w:t xml:space="preserve">Figure 8: Case report (top part)</w:t>
+        <w:t xml:space="preserve">Figure 9: Case report (top part)</w:t>
       </w:r>
     </w:p>
     <w:p>
@@ -6105,7 +6194,7 @@
                     <pic:cNvPicPr/>
                   </pic:nvPicPr>
                   <pic:blipFill>
-                    <a:blip r:embed="rId23"/>
+                    <a:blip r:embed="rId24"/>
                     <a:stretch>
                       <a:fillRect/>
                     </a:stretch>
@@ -6135,7 +6224,7 @@
           <w:sz w:val="18"/>
           <w:szCs w:val="18"/>
         </w:rPr>
-        <w:t xml:space="preserve">Figure 9: Detection rules</w:t>
+        <w:t xml:space="preserve">Figure 10: Detection rules</w:t>
       </w:r>
     </w:p>
     <w:p>
@@ -6239,7 +6328,7 @@
                     <pic:cNvPicPr/>
                   </pic:nvPicPr>
                   <pic:blipFill>
-                    <a:blip r:embed="rId24"/>
+                    <a:blip r:embed="rId25"/>
                     <a:stretch>
                       <a:fillRect/>
                     </a:stretch>
@@ -6269,7 +6358,7 @@
           <w:sz w:val="18"/>
           <w:szCs w:val="18"/>
         </w:rPr>
-        <w:t xml:space="preserve">Figure 10: Suppression rules on the Detections page</w:t>
+        <w:t xml:space="preserve">Figure 11: Suppression rules on the Detections page</w:t>
       </w:r>
     </w:p>
     <w:p>
@@ -6498,7 +6587,7 @@
                     <pic:cNvPicPr/>
                   </pic:nvPicPr>
                   <pic:blipFill>
-                    <a:blip r:embed="rId25"/>
+                    <a:blip r:embed="rId26"/>
                     <a:stretch>
                       <a:fillRect/>
                     </a:stretch>
@@ -6528,7 +6617,7 @@
           <w:sz w:val="18"/>
           <w:szCs w:val="18"/>
         </w:rPr>
-        <w:t xml:space="preserve">Figure 11: Setting up the authenticator app</w:t>
+        <w:t xml:space="preserve">Figure 12: Setting up the authenticator app</w:t>
       </w:r>
     </w:p>
     <w:p>
@@ -6554,7 +6643,7 @@
                     <pic:cNvPicPr/>
                   </pic:nvPicPr>
                   <pic:blipFill>
-                    <a:blip r:embed="rId26"/>
+                    <a:blip r:embed="rId27"/>
                     <a:stretch>
                       <a:fillRect/>
                     </a:stretch>
@@ -6584,7 +6673,7 @@
           <w:sz w:val="18"/>
           <w:szCs w:val="18"/>
         </w:rPr>
-        <w:t xml:space="preserve">Figure 12: Two-step sign-in with an authenticator app and a passkey</w:t>
+        <w:t xml:space="preserve">Figure 13: Two-step sign-in with an authenticator app and a passkey</w:t>
       </w:r>
     </w:p>
     <w:p>
@@ -6643,7 +6732,7 @@
                     <pic:cNvPicPr/>
                   </pic:nvPicPr>
                   <pic:blipFill>
-                    <a:blip r:embed="rId27"/>
+                    <a:blip r:embed="rId28"/>
                     <a:stretch>
                       <a:fillRect/>
                     </a:stretch>
@@ -6673,7 +6762,7 @@
           <w:sz w:val="18"/>
           <w:szCs w:val="18"/>
         </w:rPr>
-        <w:t xml:space="preserve">Figure 13: Second step of the sign-in</w:t>
+        <w:t xml:space="preserve">Figure 14: Second step of the sign-in</w:t>
       </w:r>
     </w:p>
     <w:p>
@@ -6887,169 +6976,6 @@
                 <pic:pic>
                   <pic:nvPicPr>
                     <pic:cNvPr id="0" name="12_users.png"/>
-                    <pic:cNvPicPr/>
-                  </pic:nvPicPr>
-                  <pic:blipFill>
-                    <a:blip r:embed="rId28"/>
-                    <a:stretch>
-                      <a:fillRect/>
-                    </a:stretch>
-                  </pic:blipFill>
-                  <pic:spPr>
-                    <a:xfrm>
-                      <a:off x="0" y="0"/>
-                      <a:ext cx="5486400" cy="3477908"/>
-                    </a:xfrm>
-                    <a:prstGeom prst="rect"/>
-                  </pic:spPr>
-                </pic:pic>
-              </a:graphicData>
-            </a:graphic>
-          </wp:inline>
-        </w:drawing>
-      </w:r>
-    </w:p>
-    <w:p>
-      <w:pPr>
-        <w:spacing w:before="0" w:after="140" w:line="276" w:lineRule="auto"/>
-        <w:ind w:left="-397" w:right="-680"/>
-      </w:pPr>
-      <w:r>
-        <w:rPr>
-          <w:i/>
-          <w:sz w:val="18"/>
-          <w:szCs w:val="18"/>
-        </w:rPr>
-        <w:t xml:space="preserve">Figure 14: Users page</w:t>
-      </w:r>
-    </w:p>
-    <w:p>
-      <w:pPr>
-        <w:spacing w:before="60" w:after="100" w:line="276" w:lineRule="auto"/>
-        <w:ind w:left="-397" w:right="-680"/>
-      </w:pPr>
-      <w:r>
-        <w:t xml:space="preserve">A token is used with the header </w:t>
-      </w:r>
-      <w:r>
-        <w:rPr>
-          <w:b/>
-        </w:rPr>
-        <w:t xml:space="preserve">Authorization: Bearer ids_…</w:t>
-      </w:r>
-      <w:r>
-        <w:t xml:space="preserve"> on the tool’s API. The effective access is the lower of the token and its owner’s role.</w:t>
-      </w:r>
-    </w:p>
-    <w:p>
-      <w:pPr>
-        <w:pStyle w:val="berschrift2"/>
-        <w:rPr>
-          <w:lang w:val="en-GB"/>
-        </w:rPr>
-        <w:ind w:left="133" w:hanging="757"/>
-      </w:pPr>
-      <w:bookmarkStart w:id="9024" w:name="_Toc000009024"/>
-      <w:r>
-        <w:rPr>
-          <w:bCs/>
-          <w:lang w:val="en-GB"/>
-        </w:rPr>
-        <w:t xml:space="preserve">Check the audit log</w:t>
-      </w:r>
-      <w:bookmarkEnd w:id="9024"/>
-    </w:p>
-    <w:p>
-      <w:pPr>
-        <w:spacing w:before="0" w:after="60" w:line="276" w:lineRule="auto"/>
-        <w:ind w:left="-37" w:right="-680" w:hanging="360"/>
-      </w:pPr>
-      <w:r>
-        <w:t xml:space="preserve">1.</w:t>
-        <w:tab/>
-        <w:t xml:space="preserve">Open </w:t>
-      </w:r>
-      <w:r>
-        <w:rPr>
-          <w:b/>
-        </w:rPr>
-        <w:t xml:space="preserve">Audit log</w:t>
-      </w:r>
-      <w:r>
-        <w:t xml:space="preserve"> (administrator).</w:t>
-      </w:r>
-    </w:p>
-    <w:p>
-      <w:pPr>
-        <w:spacing w:before="0" w:after="60" w:line="276" w:lineRule="auto"/>
-        <w:ind w:left="-37" w:right="-680" w:hanging="360"/>
-      </w:pPr>
-      <w:r>
-        <w:t xml:space="preserve">2.</w:t>
-        <w:tab/>
-        <w:t xml:space="preserve">Search for a person, action or target, or filter by person, action group and date.</w:t>
-      </w:r>
-    </w:p>
-    <w:p>
-      <w:pPr>
-        <w:spacing w:before="0" w:after="60" w:line="276" w:lineRule="auto"/>
-        <w:ind w:left="-37" w:right="-680" w:hanging="360"/>
-      </w:pPr>
-      <w:r>
-        <w:t xml:space="preserve">3.</w:t>
-        <w:tab/>
-        <w:t xml:space="preserve">Choose </w:t>
-      </w:r>
-      <w:r>
-        <w:rPr>
-          <w:b/>
-        </w:rPr>
-        <w:t xml:space="preserve">Verify integrity</w:t>
-      </w:r>
-      <w:r>
-        <w:t xml:space="preserve"> to check the hash chain. It reports where the chain breaks.</w:t>
-      </w:r>
-    </w:p>
-    <w:p>
-      <w:pPr>
-        <w:spacing w:before="0" w:after="60" w:line="276" w:lineRule="auto"/>
-        <w:ind w:left="-37" w:right="-680" w:hanging="360"/>
-      </w:pPr>
-      <w:r>
-        <w:t xml:space="preserve">4.</w:t>
-        <w:tab/>
-        <w:t xml:space="preserve">Choose </w:t>
-      </w:r>
-      <w:r>
-        <w:rPr>
-          <w:b/>
-        </w:rPr>
-        <w:t xml:space="preserve">Export CSV</w:t>
-      </w:r>
-      <w:r>
-        <w:t xml:space="preserve"> to hand the log to an auditor.</w:t>
-      </w:r>
-    </w:p>
-    <w:p>
-      <w:pPr>
-        <w:keepNext/>
-        <w:spacing w:before="80" w:after="40"/>
-        <w:spacing w:line="276" w:lineRule="auto"/>
-        <w:ind w:left="-397" w:right="-680"/>
-      </w:pPr>
-      <w:r>
-        <w:drawing>
-          <wp:inline xmlns:a="http://schemas.openxmlformats.org/drawingml/2006/main" xmlns:pic="http://schemas.openxmlformats.org/drawingml/2006/picture">
-            <wp:extent cx="5486400" cy="3477908"/>
-            <wp:docPr id="1" name="Picture 1"/>
-            <wp:cNvGraphicFramePr>
-              <a:graphicFrameLocks noChangeAspect="1"/>
-            </wp:cNvGraphicFramePr>
-            <a:graphic>
-              <a:graphicData uri="http://schemas.openxmlformats.org/drawingml/2006/picture">
-                <pic:pic>
-                  <pic:nvPicPr>
-                    <pic:cNvPr id="0" name="13_audit.png"/>
                     <pic:cNvPicPr/>
                   </pic:nvPicPr>
                   <pic:blipFill>
@@ -7083,7 +7009,170 @@
           <w:sz w:val="18"/>
           <w:szCs w:val="18"/>
         </w:rPr>
-        <w:t xml:space="preserve">Figure 15: Audit log</w:t>
+        <w:t xml:space="preserve">Figure 15: Users page</w:t>
+      </w:r>
+    </w:p>
+    <w:p>
+      <w:pPr>
+        <w:spacing w:before="60" w:after="100" w:line="276" w:lineRule="auto"/>
+        <w:ind w:left="-397" w:right="-680"/>
+      </w:pPr>
+      <w:r>
+        <w:t xml:space="preserve">A token is used with the header </w:t>
+      </w:r>
+      <w:r>
+        <w:rPr>
+          <w:b/>
+        </w:rPr>
+        <w:t xml:space="preserve">Authorization: Bearer ids_…</w:t>
+      </w:r>
+      <w:r>
+        <w:t xml:space="preserve"> on the tool’s API. The effective access is the lower of the token and its owner’s role.</w:t>
+      </w:r>
+    </w:p>
+    <w:p>
+      <w:pPr>
+        <w:pStyle w:val="berschrift2"/>
+        <w:rPr>
+          <w:lang w:val="en-GB"/>
+        </w:rPr>
+        <w:ind w:left="133" w:hanging="757"/>
+      </w:pPr>
+      <w:bookmarkStart w:id="9024" w:name="_Toc000009024"/>
+      <w:r>
+        <w:rPr>
+          <w:bCs/>
+          <w:lang w:val="en-GB"/>
+        </w:rPr>
+        <w:t xml:space="preserve">Check the audit log</w:t>
+      </w:r>
+      <w:bookmarkEnd w:id="9024"/>
+    </w:p>
+    <w:p>
+      <w:pPr>
+        <w:spacing w:before="0" w:after="60" w:line="276" w:lineRule="auto"/>
+        <w:ind w:left="-37" w:right="-680" w:hanging="360"/>
+      </w:pPr>
+      <w:r>
+        <w:t xml:space="preserve">1.</w:t>
+        <w:tab/>
+        <w:t xml:space="preserve">Open </w:t>
+      </w:r>
+      <w:r>
+        <w:rPr>
+          <w:b/>
+        </w:rPr>
+        <w:t xml:space="preserve">Audit log</w:t>
+      </w:r>
+      <w:r>
+        <w:t xml:space="preserve"> (administrator).</w:t>
+      </w:r>
+    </w:p>
+    <w:p>
+      <w:pPr>
+        <w:spacing w:before="0" w:after="60" w:line="276" w:lineRule="auto"/>
+        <w:ind w:left="-37" w:right="-680" w:hanging="360"/>
+      </w:pPr>
+      <w:r>
+        <w:t xml:space="preserve">2.</w:t>
+        <w:tab/>
+        <w:t xml:space="preserve">Search for a person, action or target, or filter by person, action group and date.</w:t>
+      </w:r>
+    </w:p>
+    <w:p>
+      <w:pPr>
+        <w:spacing w:before="0" w:after="60" w:line="276" w:lineRule="auto"/>
+        <w:ind w:left="-37" w:right="-680" w:hanging="360"/>
+      </w:pPr>
+      <w:r>
+        <w:t xml:space="preserve">3.</w:t>
+        <w:tab/>
+        <w:t xml:space="preserve">Choose </w:t>
+      </w:r>
+      <w:r>
+        <w:rPr>
+          <w:b/>
+        </w:rPr>
+        <w:t xml:space="preserve">Verify integrity</w:t>
+      </w:r>
+      <w:r>
+        <w:t xml:space="preserve"> to check the hash chain. It reports where the chain breaks.</w:t>
+      </w:r>
+    </w:p>
+    <w:p>
+      <w:pPr>
+        <w:spacing w:before="0" w:after="60" w:line="276" w:lineRule="auto"/>
+        <w:ind w:left="-37" w:right="-680" w:hanging="360"/>
+      </w:pPr>
+      <w:r>
+        <w:t xml:space="preserve">4.</w:t>
+        <w:tab/>
+        <w:t xml:space="preserve">Choose </w:t>
+      </w:r>
+      <w:r>
+        <w:rPr>
+          <w:b/>
+        </w:rPr>
+        <w:t xml:space="preserve">Export CSV</w:t>
+      </w:r>
+      <w:r>
+        <w:t xml:space="preserve"> to hand the log to an auditor.</w:t>
+      </w:r>
+    </w:p>
+    <w:p>
+      <w:pPr>
+        <w:keepNext/>
+        <w:spacing w:before="80" w:after="40"/>
+        <w:spacing w:line="276" w:lineRule="auto"/>
+        <w:ind w:left="-397" w:right="-680"/>
+      </w:pPr>
+      <w:r>
+        <w:drawing>
+          <wp:inline xmlns:a="http://schemas.openxmlformats.org/drawingml/2006/main" xmlns:pic="http://schemas.openxmlformats.org/drawingml/2006/picture">
+            <wp:extent cx="5486400" cy="3477908"/>
+            <wp:docPr id="1" name="Picture 1"/>
+            <wp:cNvGraphicFramePr>
+              <a:graphicFrameLocks noChangeAspect="1"/>
+            </wp:cNvGraphicFramePr>
+            <a:graphic>
+              <a:graphicData uri="http://schemas.openxmlformats.org/drawingml/2006/picture">
+                <pic:pic>
+                  <pic:nvPicPr>
+                    <pic:cNvPr id="0" name="13_audit.png"/>
+                    <pic:cNvPicPr/>
+                  </pic:nvPicPr>
+                  <pic:blipFill>
+                    <a:blip r:embed="rId30"/>
+                    <a:stretch>
+                      <a:fillRect/>
+                    </a:stretch>
+                  </pic:blipFill>
+                  <pic:spPr>
+                    <a:xfrm>
+                      <a:off x="0" y="0"/>
+                      <a:ext cx="5486400" cy="3477908"/>
+                    </a:xfrm>
+                    <a:prstGeom prst="rect"/>
+                  </pic:spPr>
+                </pic:pic>
+              </a:graphicData>
+            </a:graphic>
+          </wp:inline>
+        </w:drawing>
+      </w:r>
+    </w:p>
+    <w:p>
+      <w:pPr>
+        <w:spacing w:before="0" w:after="140" w:line="276" w:lineRule="auto"/>
+        <w:ind w:left="-397" w:right="-680"/>
+      </w:pPr>
+      <w:r>
+        <w:rPr>
+          <w:i/>
+          <w:sz w:val="18"/>
+          <w:szCs w:val="18"/>
+        </w:rPr>
+        <w:t xml:space="preserve">Figure 16: Audit log</w:t>
       </w:r>
     </w:p>
     <w:p>
@@ -8809,6 +8898,111 @@
                 <w:lang w:val="en-GB"/>
               </w:rPr>
               <w:t xml:space="preserve">Added two-step sign-in (authenticator app, passkeys, recovery codes)</w:t>
+            </w:r>
+          </w:p>
+        </w:tc>
+        <w:tc>
+          <w:tcPr>
+            <w:tcW w:w="2268" w:type="dxa"/>
+            <w:tcBorders>
+              <w:top w:val="single" w:sz="6" w:space="0" w:color="auto"/>
+              <w:left w:val="single" w:sz="6" w:space="0" w:color="auto"/>
+              <w:bottom w:val="single" w:sz="6" w:space="0" w:color="auto"/>
+              <w:right w:val="single" w:sz="6" w:space="0" w:color="auto"/>
+            </w:tcBorders>
+          </w:tcPr>
+          <w:p>
+            <w:pPr>
+              <w:spacing w:line="276" w:lineRule="auto"/>
+              <w:rPr>
+                <w:lang w:val="en-GB"/>
+              </w:rPr>
+            </w:pPr>
+            <w:r>
+              <w:rPr>
+                <w:lang w:val="en-GB"/>
+              </w:rPr>
+              <w:t xml:space="preserve">M. Wachs</w:t>
+            </w:r>
+          </w:p>
+        </w:tc>
+        <w:tc>
+          <w:tcPr>
+            <w:tcW w:w="1134" w:type="dxa"/>
+            <w:tcBorders>
+              <w:top w:val="single" w:sz="6" w:space="0" w:color="auto"/>
+              <w:left w:val="single" w:sz="6" w:space="0" w:color="auto"/>
+              <w:bottom w:val="single" w:sz="6" w:space="0" w:color="auto"/>
+              <w:right w:val="single" w:sz="6" w:space="0" w:color="auto"/>
+            </w:tcBorders>
+          </w:tcPr>
+          <w:p>
+            <w:pPr>
+              <w:spacing w:line="276" w:lineRule="auto"/>
+              <w:rPr>
+                <w:lang w:val="en-GB"/>
+              </w:rPr>
+            </w:pPr>
+            <w:r>
+              <w:rPr>
+                <w:lang w:val="en-GB"/>
+              </w:rPr>
+              <w:t xml:space="preserve">14.10.2026</w:t>
+            </w:r>
+          </w:p>
+        </w:tc>
+      </w:tr>
+      <w:tr>
+        <w:trPr>
+          <w:trHeight w:val="300"/>
+        </w:trPr>
+        <w:tc>
+          <w:tcPr>
+            <w:tcW w:w="920" w:type="dxa"/>
+            <w:tcBorders>
+              <w:top w:val="single" w:sz="6" w:space="0" w:color="auto"/>
+              <w:left w:val="single" w:sz="6" w:space="0" w:color="auto"/>
+              <w:bottom w:val="single" w:sz="6" w:space="0" w:color="auto"/>
+              <w:right w:val="single" w:sz="6" w:space="0" w:color="auto"/>
+            </w:tcBorders>
+          </w:tcPr>
+          <w:p>
+            <w:pPr>
+              <w:spacing w:line="276" w:lineRule="auto"/>
+              <w:rPr>
+                <w:lang w:val="en-GB"/>
+              </w:rPr>
+            </w:pPr>
+            <w:r>
+              <w:rPr>
+                <w:lang w:val="en-GB"/>
+              </w:rPr>
+              <w:t xml:space="preserve">004</w:t>
+            </w:r>
+          </w:p>
+        </w:tc>
+        <w:tc>
+          <w:tcPr>
+            <w:tcW w:w="5885" w:type="dxa"/>
+            <w:tcBorders>
+              <w:top w:val="single" w:sz="6" w:space="0" w:color="auto"/>
+              <w:left w:val="single" w:sz="6" w:space="0" w:color="auto"/>
+              <w:bottom w:val="single" w:sz="6" w:space="0" w:color="auto"/>
+              <w:right w:val="single" w:sz="6" w:space="0" w:color="auto"/>
+            </w:tcBorders>
+          </w:tcPr>
+          <w:p>
+            <w:pPr>
+              <w:spacing w:line="276" w:lineRule="auto"/>
+              <w:rPr>
+                <w:lang w:val="en-GB"/>
+              </w:rPr>
+            </w:pPr>
+            <w:r>
+              <w:rPr>
+                <w:lang w:val="en-GB"/>
+              </w:rPr>
+              <w:t xml:space="preserve">Added automatic sync schedule</w:t>
             </w:r>
           </w:p>
         </w:tc>
@@ -9373,7 +9567,7 @@
         </w:tcPr>
         <w:p>
           <w:r>
-            <w:t>Revision: 003</w:t>
+            <w:t>Revision: 004</w:t>
           </w:r>
           <w:r/>
         </w:p>

--- a/docs/Fleet_IDS_User_Manual.docx
+++ b/docs/Fleet_IDS_User_Manual.docx
@@ -3838,7 +3838,7 @@
       <w:r>
         <w:drawing>
           <wp:inline xmlns:a="http://schemas.openxmlformats.org/drawingml/2006/main" xmlns:pic="http://schemas.openxmlformats.org/drawingml/2006/picture">
-            <wp:extent cx="5760720" cy="3651803"/>
+            <wp:extent cx="5760720" cy="3456432"/>
             <wp:docPr id="1" name="Picture 1"/>
             <wp:cNvGraphicFramePr>
               <a:graphicFrameLocks noChangeAspect="1"/>
@@ -3859,7 +3859,7 @@
                   <pic:spPr>
                     <a:xfrm>
                       <a:off x="0" y="0"/>
-                      <a:ext cx="5760720" cy="3651803"/>
+                      <a:ext cx="5760720" cy="3456432"/>
                     </a:xfrm>
                     <a:prstGeom prst="rect"/>
                   </pic:spPr>
@@ -4147,6 +4147,63 @@
         <w:ind w:left="-397" w:right="-680"/>
       </w:pPr>
       <w:r>
+        <w:rPr>
+          <w:b/>
+        </w:rPr>
+        <w:t xml:space="preserve">Start over (administrator):</w:t>
+      </w:r>
+      <w:r>
+        <w:t xml:space="preserve"> choose </w:t>
+      </w:r>
+      <w:r>
+        <w:rPr>
+          <w:b/>
+        </w:rPr>
+        <w:t xml:space="preserve">Start over</w:t>
+      </w:r>
+      <w:r>
+        <w:t xml:space="preserve"> on the Data page when you want a complete sync from the beginning. Stored events are kept and are not duplicated; events that were synced before get their backend details filled in when they are fetched again. On the command line use </w:t>
+      </w:r>
+      <w:r>
+        <w:rPr>
+          <w:b/>
+        </w:rPr>
+        <w:t xml:space="preserve">--sync --restart</w:t>
+      </w:r>
+      <w:r>
+        <w:t xml:space="preserve">.</w:t>
+      </w:r>
+    </w:p>
+    <w:p>
+      <w:pPr>
+        <w:spacing w:before="60" w:after="100" w:line="276" w:lineRule="auto"/>
+        <w:ind w:left="-397" w:right="-680"/>
+      </w:pPr>
+      <w:r>
+        <w:rPr>
+          <w:b/>
+        </w:rPr>
+        <w:t xml:space="preserve">Backend details:</w:t>
+      </w:r>
+      <w:r>
+        <w:t xml:space="preserve"> each synced event keeps what the backend reported: the CycurGUARD severity (1 to 3), the report type, the named fields with their meaning, the CAN message (id, name, sender and receivers), the violated rule with its limits and the measured values, and the time window when the backend gave no exact time. They are shown in the event drawer. An administrator can upload the CycurGUARD severity configuration on the Data page so that the configured meaning of an event is shown as well. </w:t>
+      </w:r>
+      <w:r>
+        <w:rPr>
+          <w:b/>
+        </w:rPr>
+        <w:t xml:space="preserve">Show all fields</w:t>
+      </w:r>
+      <w:r>
+        <w:t xml:space="preserve"> lists which fields the backend delivers.</w:t>
+      </w:r>
+    </w:p>
+    <w:p>
+      <w:pPr>
+        <w:spacing w:before="60" w:after="100" w:line="276" w:lineRule="auto"/>
+        <w:ind w:left="-397" w:right="-680"/>
+      </w:pPr>
+      <w:r>
         <w:t xml:space="preserve">The same can be done on the command line: </w:t>
       </w:r>
       <w:r>
@@ -4263,7 +4320,7 @@
       <w:r>
         <w:drawing>
           <wp:inline xmlns:a="http://schemas.openxmlformats.org/drawingml/2006/main" xmlns:pic="http://schemas.openxmlformats.org/drawingml/2006/picture">
-            <wp:extent cx="5760720" cy="3651803"/>
+            <wp:extent cx="5760720" cy="3456432"/>
             <wp:docPr id="1" name="Picture 1"/>
             <wp:cNvGraphicFramePr>
               <a:graphicFrameLocks noChangeAspect="1"/>
@@ -4284,7 +4341,7 @@
                   <pic:spPr>
                     <a:xfrm>
                       <a:off x="0" y="0"/>
-                      <a:ext cx="5760720" cy="3651803"/>
+                      <a:ext cx="5760720" cy="3456432"/>
                     </a:xfrm>
                     <a:prstGeom prst="rect"/>
                   </pic:spPr>
@@ -4393,7 +4450,7 @@
       <w:r>
         <w:t xml:space="preserve">3.</w:t>
         <w:tab/>
-        <w:t xml:space="preserve">Select a row to open the event drawer. Add an analyst note there; it is attributed to you.</w:t>
+        <w:t xml:space="preserve">Select a row to open the event drawer. It shows the event, the backend details (section 7.3), the alerts that cover the event and its case, and related events of the same vehicle. Add an analyst note there; it is attributed to you.</w:t>
       </w:r>
     </w:p>
     <w:p>
@@ -4403,6 +4460,44 @@
       </w:pPr>
       <w:r>
         <w:t xml:space="preserve">4.</w:t>
+        <w:tab/>
+        <w:t xml:space="preserve">The column </w:t>
+      </w:r>
+      <w:r>
+        <w:rPr>
+          <w:b/>
+        </w:rPr>
+        <w:t xml:space="preserve">Alert, case</w:t>
+      </w:r>
+      <w:r>
+        <w:t xml:space="preserve"> shows which alerts cover each event (for example #42) and the case they belong to. Use the filters </w:t>
+      </w:r>
+      <w:r>
+        <w:rPr>
+          <w:b/>
+        </w:rPr>
+        <w:t xml:space="preserve">Alert</w:t>
+      </w:r>
+      <w:r>
+        <w:t xml:space="preserve"> (covered, not covered) and </w:t>
+      </w:r>
+      <w:r>
+        <w:rPr>
+          <w:b/>
+        </w:rPr>
+        <w:t xml:space="preserve">Case</w:t>
+      </w:r>
+      <w:r>
+        <w:t xml:space="preserve"> (in a case, not in a case) to find events that nobody has looked at yet.</w:t>
+      </w:r>
+    </w:p>
+    <w:p>
+      <w:pPr>
+        <w:spacing w:before="0" w:after="60" w:line="276" w:lineRule="auto"/>
+        <w:ind w:left="-37" w:right="-680" w:hanging="360"/>
+      </w:pPr>
+      <w:r>
+        <w:t xml:space="preserve">5.</w:t>
         <w:tab/>
         <w:t xml:space="preserve">Choose </w:t>
       </w:r>
@@ -4920,6 +5015,15 @@
     </w:p>
     <w:p>
       <w:pPr>
+        <w:spacing w:before="60" w:after="100" w:line="276" w:lineRule="auto"/>
+        <w:ind w:left="-397" w:right="-680"/>
+      </w:pPr>
+      <w:r>
+        <w:t xml:space="preserve">An alert covers an event when the event lies inside the filter of the alert (vehicle, event type, ECU and time window). These are the same events that the alert shows. An event counts as being in a case when one of the alerts that cover it is linked to that case, whatever the status of the alert.</w:t>
+      </w:r>
+    </w:p>
+    <w:p>
+      <w:pPr>
         <w:keepNext/>
         <w:spacing w:before="80" w:after="40"/>
         <w:spacing w:line="276" w:lineRule="auto"/>
@@ -4928,7 +5032,7 @@
       <w:r>
         <w:drawing>
           <wp:inline xmlns:a="http://schemas.openxmlformats.org/drawingml/2006/main" xmlns:pic="http://schemas.openxmlformats.org/drawingml/2006/picture">
-            <wp:extent cx="5760720" cy="3651803"/>
+            <wp:extent cx="5760720" cy="3456432"/>
             <wp:docPr id="1" name="Picture 1"/>
             <wp:cNvGraphicFramePr>
               <a:graphicFrameLocks noChangeAspect="1"/>
@@ -4949,7 +5053,7 @@
                   <pic:spPr>
                     <a:xfrm>
                       <a:off x="0" y="0"/>
-                      <a:ext cx="5760720" cy="3651803"/>
+                      <a:ext cx="5760720" cy="3456432"/>
                     </a:xfrm>
                     <a:prstGeom prst="rect"/>
                   </pic:spPr>
@@ -4971,7 +5075,7 @@
           <w:sz w:val="18"/>
           <w:szCs w:val="18"/>
         </w:rPr>
-        <w:t xml:space="preserve">Figure 5: Events page with search, facets and result list</w:t>
+        <w:t xml:space="preserve">Figure 5: Events page with the Alert and Case filters and the Alert, case column</w:t>
       </w:r>
     </w:p>
     <w:p>
@@ -5081,7 +5185,7 @@
       <w:r>
         <w:drawing>
           <wp:inline xmlns:a="http://schemas.openxmlformats.org/drawingml/2006/main" xmlns:pic="http://schemas.openxmlformats.org/drawingml/2006/picture">
-            <wp:extent cx="5760720" cy="3651803"/>
+            <wp:extent cx="5760720" cy="3456432"/>
             <wp:docPr id="1" name="Picture 1"/>
             <wp:cNvGraphicFramePr>
               <a:graphicFrameLocks noChangeAspect="1"/>
@@ -5102,7 +5206,7 @@
                   <pic:spPr>
                     <a:xfrm>
                       <a:off x="0" y="0"/>
-                      <a:ext cx="5760720" cy="3651803"/>
+                      <a:ext cx="5760720" cy="3456432"/>
                     </a:xfrm>
                     <a:prstGeom prst="rect"/>
                   </pic:spPr>
@@ -5257,7 +5361,16 @@
       <w:r>
         <w:t xml:space="preserve">5.</w:t>
         <w:tab/>
-        <w:t xml:space="preserve">If the alert needs real investigation, create a case from it (next step).</w:t>
+        <w:t xml:space="preserve">If the drawer shows </w:t>
+      </w:r>
+      <w:r>
+        <w:rPr>
+          <w:b/>
+        </w:rPr>
+        <w:t xml:space="preserve">May belong to an existing case</w:t>
+      </w:r>
+      <w:r>
+        <w:t xml:space="preserve">, the same vehicle already has a case for the same event type within 30 days. Open it, or add the alert to it. Nothing is linked automatically. The alert list shows the hint as “maybe #N”.</w:t>
       </w:r>
     </w:p>
     <w:p>
@@ -5268,6 +5381,17 @@
       <w:r>
         <w:t xml:space="preserve">6.</w:t>
         <w:tab/>
+        <w:t xml:space="preserve">If the alert needs real investigation, create a case from it (next step).</w:t>
+      </w:r>
+    </w:p>
+    <w:p>
+      <w:pPr>
+        <w:spacing w:before="0" w:after="60" w:line="276" w:lineRule="auto"/>
+        <w:ind w:left="-37" w:right="-680" w:hanging="360"/>
+      </w:pPr>
+      <w:r>
+        <w:t xml:space="preserve">7.</w:t>
+        <w:tab/>
         <w:t xml:space="preserve">If the same harmless pattern keeps coming back, choose </w:t>
       </w:r>
       <w:r>
@@ -5278,6 +5402,30 @@
       </w:r>
       <w:r>
         <w:t xml:space="preserve"> in the drawer (analyst). See section 7.9.</w:t>
+      </w:r>
+    </w:p>
+    <w:p>
+      <w:pPr>
+        <w:spacing w:before="60" w:after="120" w:line="276" w:lineRule="auto"/>
+        <w:ind w:left="-397" w:right="-680"/>
+      </w:pPr>
+      <w:r>
+        <w:rPr>
+          <w:b/>
+        </w:rPr>
+        <w:t xml:space="preserve">Note:</w:t>
+      </w:r>
+      <w:r>
+        <w:t xml:space="preserve"> Alert and case titles are real links. Right-click and choose </w:t>
+      </w:r>
+      <w:r>
+        <w:rPr>
+          <w:b/>
+        </w:rPr>
+        <w:t xml:space="preserve">Open in new tab</w:t>
+      </w:r>
+      <w:r>
+        <w:t xml:space="preserve"> (or Ctrl-click, or middle-click) to open the alert or the case in its own tab. On a vehicle page a click on an alert opens its details in place and does not leave the vehicle.</w:t>
       </w:r>
     </w:p>
     <w:p>
@@ -5290,7 +5438,7 @@
       <w:r>
         <w:drawing>
           <wp:inline xmlns:a="http://schemas.openxmlformats.org/drawingml/2006/main" xmlns:pic="http://schemas.openxmlformats.org/drawingml/2006/picture">
-            <wp:extent cx="5760720" cy="3651803"/>
+            <wp:extent cx="5760720" cy="3456432"/>
             <wp:docPr id="1" name="Picture 1"/>
             <wp:cNvGraphicFramePr>
               <a:graphicFrameLocks noChangeAspect="1"/>
@@ -5311,7 +5459,7 @@
                   <pic:spPr>
                     <a:xfrm>
                       <a:off x="0" y="0"/>
-                      <a:ext cx="5760720" cy="3651803"/>
+                      <a:ext cx="5760720" cy="3456432"/>
                     </a:xfrm>
                     <a:prstGeom prst="rect"/>
                   </pic:spPr>
@@ -5428,25 +5576,7 @@
       <w:r>
         <w:t xml:space="preserve">4.</w:t>
         <w:tab/>
-        <w:t xml:space="preserve">Set the status to </w:t>
-      </w:r>
-      <w:r>
-        <w:rPr>
-          <w:b/>
-        </w:rPr>
-        <w:t xml:space="preserve">Investigating</w:t>
-      </w:r>
-      <w:r>
-        <w:t xml:space="preserve"> or </w:t>
-      </w:r>
-      <w:r>
-        <w:rPr>
-          <w:b/>
-        </w:rPr>
-        <w:t xml:space="preserve">Waiting</w:t>
-      </w:r>
-      <w:r>
-        <w:t xml:space="preserve"> as the work moves. Link or unlink alerts when the picture changes.</w:t>
+        <w:t xml:space="preserve">Write the result of each step into the box under the task, for example what you found or decided. It is saved when you leave the box and appears in the activity log and in the case report.</w:t>
       </w:r>
     </w:p>
     <w:p>
@@ -5457,16 +5587,25 @@
       <w:r>
         <w:t xml:space="preserve">5.</w:t>
         <w:tab/>
-        <w:t xml:space="preserve">Write the root cause, affected vehicles and decision into </w:t>
+        <w:t xml:space="preserve">Set the status to </w:t>
       </w:r>
       <w:r>
         <w:rPr>
           <w:b/>
         </w:rPr>
-        <w:t xml:space="preserve">Findings and decision</w:t>
-      </w:r>
-      <w:r>
-        <w:t xml:space="preserve">. Add comments for anything others should know.</w:t>
+        <w:t xml:space="preserve">Investigating</w:t>
+      </w:r>
+      <w:r>
+        <w:t xml:space="preserve"> or </w:t>
+      </w:r>
+      <w:r>
+        <w:rPr>
+          <w:b/>
+        </w:rPr>
+        <w:t xml:space="preserve">Waiting</w:t>
+      </w:r>
+      <w:r>
+        <w:t xml:space="preserve"> as the work moves. Link or unlink alerts when the picture changes.</w:t>
       </w:r>
     </w:p>
     <w:p>
@@ -5477,25 +5616,16 @@
       <w:r>
         <w:t xml:space="preserve">6.</w:t>
         <w:tab/>
-        <w:t xml:space="preserve">Choose </w:t>
+        <w:t xml:space="preserve">Write the root cause, affected vehicles and decision into </w:t>
       </w:r>
       <w:r>
         <w:rPr>
           <w:b/>
         </w:rPr>
-        <w:t xml:space="preserve">Close case</w:t>
-      </w:r>
-      <w:r>
-        <w:t xml:space="preserve"> and pick a resolution. Open alerts of the case can be resolved at the same time. </w:t>
-      </w:r>
-      <w:r>
-        <w:rPr>
-          <w:b/>
-        </w:rPr>
-        <w:t xml:space="preserve">Reopen</w:t>
-      </w:r>
-      <w:r>
-        <w:t xml:space="preserve"> brings a closed case back.</w:t>
+        <w:t xml:space="preserve">Findings and decision</w:t>
+      </w:r>
+      <w:r>
+        <w:t xml:space="preserve">. Add comments for anything others should know.</w:t>
       </w:r>
     </w:p>
     <w:p>
@@ -5505,6 +5635,35 @@
       </w:pPr>
       <w:r>
         <w:t xml:space="preserve">7.</w:t>
+        <w:tab/>
+        <w:t xml:space="preserve">Choose </w:t>
+      </w:r>
+      <w:r>
+        <w:rPr>
+          <w:b/>
+        </w:rPr>
+        <w:t xml:space="preserve">Close case</w:t>
+      </w:r>
+      <w:r>
+        <w:t xml:space="preserve"> and pick a resolution. Open alerts of the case can be resolved at the same time. </w:t>
+      </w:r>
+      <w:r>
+        <w:rPr>
+          <w:b/>
+        </w:rPr>
+        <w:t xml:space="preserve">Reopen</w:t>
+      </w:r>
+      <w:r>
+        <w:t xml:space="preserve"> brings a closed case back.</w:t>
+      </w:r>
+    </w:p>
+    <w:p>
+      <w:pPr>
+        <w:spacing w:before="0" w:after="60" w:line="276" w:lineRule="auto"/>
+        <w:ind w:left="-37" w:right="-680" w:hanging="360"/>
+      </w:pPr>
+      <w:r>
+        <w:t xml:space="preserve">8.</w:t>
         <w:tab/>
         <w:t xml:space="preserve">Choose </w:t>
       </w:r>
@@ -5528,7 +5687,7 @@
       <w:r>
         <w:drawing>
           <wp:inline xmlns:a="http://schemas.openxmlformats.org/drawingml/2006/main" xmlns:pic="http://schemas.openxmlformats.org/drawingml/2006/picture">
-            <wp:extent cx="5760720" cy="3651803"/>
+            <wp:extent cx="5760720" cy="3456432"/>
             <wp:docPr id="1" name="Picture 1"/>
             <wp:cNvGraphicFramePr>
               <a:graphicFrameLocks noChangeAspect="1"/>
@@ -5549,7 +5708,7 @@
                   <pic:spPr>
                     <a:xfrm>
                       <a:off x="0" y="0"/>
-                      <a:ext cx="5760720" cy="3651803"/>
+                      <a:ext cx="5760720" cy="3456432"/>
                     </a:xfrm>
                     <a:prstGeom prst="rect"/>
                   </pic:spPr>
@@ -5571,7 +5730,7 @@
           <w:sz w:val="18"/>
           <w:szCs w:val="18"/>
         </w:rPr>
-        <w:t xml:space="preserve">Figure 8: Case with checklist, details and linked alerts</w:t>
+        <w:t xml:space="preserve">Figure 8: Case with checklist results, details and linked alerts</w:t>
       </w:r>
     </w:p>
     <w:p>
@@ -6181,7 +6340,7 @@
       <w:r>
         <w:drawing>
           <wp:inline xmlns:a="http://schemas.openxmlformats.org/drawingml/2006/main" xmlns:pic="http://schemas.openxmlformats.org/drawingml/2006/picture">
-            <wp:extent cx="5486400" cy="3477908"/>
+            <wp:extent cx="5486400" cy="3291840"/>
             <wp:docPr id="1" name="Picture 1"/>
             <wp:cNvGraphicFramePr>
               <a:graphicFrameLocks noChangeAspect="1"/>
@@ -6202,7 +6361,7 @@
                   <pic:spPr>
                     <a:xfrm>
                       <a:off x="0" y="0"/>
-                      <a:ext cx="5486400" cy="3477908"/>
+                      <a:ext cx="5486400" cy="3291840"/>
                     </a:xfrm>
                     <a:prstGeom prst="rect"/>
                   </pic:spPr>
@@ -6966,7 +7125,7 @@
       <w:r>
         <w:drawing>
           <wp:inline xmlns:a="http://schemas.openxmlformats.org/drawingml/2006/main" xmlns:pic="http://schemas.openxmlformats.org/drawingml/2006/picture">
-            <wp:extent cx="5486400" cy="3477908"/>
+            <wp:extent cx="5486400" cy="3291840"/>
             <wp:docPr id="1" name="Picture 1"/>
             <wp:cNvGraphicFramePr>
               <a:graphicFrameLocks noChangeAspect="1"/>
@@ -6987,7 +7146,7 @@
                   <pic:spPr>
                     <a:xfrm>
                       <a:off x="0" y="0"/>
-                      <a:ext cx="5486400" cy="3477908"/>
+                      <a:ext cx="5486400" cy="3291840"/>
                     </a:xfrm>
                     <a:prstGeom prst="rect"/>
                   </pic:spPr>
@@ -7129,7 +7288,7 @@
       <w:r>
         <w:drawing>
           <wp:inline xmlns:a="http://schemas.openxmlformats.org/drawingml/2006/main" xmlns:pic="http://schemas.openxmlformats.org/drawingml/2006/picture">
-            <wp:extent cx="5486400" cy="3477908"/>
+            <wp:extent cx="5486400" cy="3291840"/>
             <wp:docPr id="1" name="Picture 1"/>
             <wp:cNvGraphicFramePr>
               <a:graphicFrameLocks noChangeAspect="1"/>
@@ -7150,7 +7309,7 @@
                   <pic:spPr>
                     <a:xfrm>
                       <a:off x="0" y="0"/>
-                      <a:ext cx="5486400" cy="3477908"/>
+                      <a:ext cx="5486400" cy="3291840"/>
                     </a:xfrm>
                     <a:prstGeom prst="rect"/>
                   </pic:spPr>
@@ -9053,6 +9212,111 @@
                 <w:lang w:val="en-GB"/>
               </w:rPr>
               <w:t xml:space="preserve">14.10.2026</w:t>
+            </w:r>
+          </w:p>
+        </w:tc>
+      </w:tr>
+      <w:tr>
+        <w:trPr>
+          <w:trHeight w:val="300"/>
+        </w:trPr>
+        <w:tc>
+          <w:tcPr>
+            <w:tcW w:w="920" w:type="dxa"/>
+            <w:tcBorders>
+              <w:top w:val="single" w:sz="6" w:space="0" w:color="auto"/>
+              <w:left w:val="single" w:sz="6" w:space="0" w:color="auto"/>
+              <w:bottom w:val="single" w:sz="6" w:space="0" w:color="auto"/>
+              <w:right w:val="single" w:sz="6" w:space="0" w:color="auto"/>
+            </w:tcBorders>
+          </w:tcPr>
+          <w:p>
+            <w:pPr>
+              <w:spacing w:line="276" w:lineRule="auto"/>
+              <w:rPr>
+                <w:lang w:val="en-GB"/>
+              </w:rPr>
+            </w:pPr>
+            <w:r>
+              <w:rPr>
+                <w:lang w:val="en-GB"/>
+              </w:rPr>
+              <w:t xml:space="preserve">005</w:t>
+            </w:r>
+          </w:p>
+        </w:tc>
+        <w:tc>
+          <w:tcPr>
+            <w:tcW w:w="5885" w:type="dxa"/>
+            <w:tcBorders>
+              <w:top w:val="single" w:sz="6" w:space="0" w:color="auto"/>
+              <w:left w:val="single" w:sz="6" w:space="0" w:color="auto"/>
+              <w:bottom w:val="single" w:sz="6" w:space="0" w:color="auto"/>
+              <w:right w:val="single" w:sz="6" w:space="0" w:color="auto"/>
+            </w:tcBorders>
+          </w:tcPr>
+          <w:p>
+            <w:pPr>
+              <w:spacing w:line="276" w:lineRule="auto"/>
+              <w:rPr>
+                <w:lang w:val="en-GB"/>
+              </w:rPr>
+            </w:pPr>
+            <w:r>
+              <w:rPr>
+                <w:lang w:val="en-GB"/>
+              </w:rPr>
+              <w:t xml:space="preserve">Added document number CORP-P2-ENG-0164. Added backend event details, alert and case coverage of events, suggested cases, step results in the case checklist and links that open in a new tab</w:t>
+            </w:r>
+          </w:p>
+        </w:tc>
+        <w:tc>
+          <w:tcPr>
+            <w:tcW w:w="2268" w:type="dxa"/>
+            <w:tcBorders>
+              <w:top w:val="single" w:sz="6" w:space="0" w:color="auto"/>
+              <w:left w:val="single" w:sz="6" w:space="0" w:color="auto"/>
+              <w:bottom w:val="single" w:sz="6" w:space="0" w:color="auto"/>
+              <w:right w:val="single" w:sz="6" w:space="0" w:color="auto"/>
+            </w:tcBorders>
+          </w:tcPr>
+          <w:p>
+            <w:pPr>
+              <w:spacing w:line="276" w:lineRule="auto"/>
+              <w:rPr>
+                <w:lang w:val="en-GB"/>
+              </w:rPr>
+            </w:pPr>
+            <w:r>
+              <w:rPr>
+                <w:lang w:val="en-GB"/>
+              </w:rPr>
+              <w:t xml:space="preserve">M. Wachs</w:t>
+            </w:r>
+          </w:p>
+        </w:tc>
+        <w:tc>
+          <w:tcPr>
+            <w:tcW w:w="1134" w:type="dxa"/>
+            <w:tcBorders>
+              <w:top w:val="single" w:sz="6" w:space="0" w:color="auto"/>
+              <w:left w:val="single" w:sz="6" w:space="0" w:color="auto"/>
+              <w:bottom w:val="single" w:sz="6" w:space="0" w:color="auto"/>
+              <w:right w:val="single" w:sz="6" w:space="0" w:color="auto"/>
+            </w:tcBorders>
+          </w:tcPr>
+          <w:p>
+            <w:pPr>
+              <w:spacing w:line="276" w:lineRule="auto"/>
+              <w:rPr>
+                <w:lang w:val="en-GB"/>
+              </w:rPr>
+            </w:pPr>
+            <w:r>
+              <w:rPr>
+                <w:lang w:val="en-GB"/>
+              </w:rPr>
+              <w:t xml:space="preserve">15.10.2026</w:t>
             </w:r>
           </w:p>
         </w:tc>
@@ -9344,8 +9608,8 @@
     </w:tblPr>
     <w:tblGrid>
       <w:gridCol w:w="1413"/>
-      <w:gridCol w:w="6663"/>
-      <w:gridCol w:w="2267"/>
+      <w:gridCol w:w="4758"/>
+      <w:gridCol w:w="4172"/>
     </w:tblGrid>
     <w:tr>
       <w:trPr>
@@ -9431,7 +9695,7 @@
       </w:tc>
       <w:tc>
         <w:tcPr>
-          <w:tcW w:w="3221" w:type="pct"/>
+          <w:tcW w:w="2300" w:type="pct"/>
           <w:noWrap/>
           <w:vAlign w:val="center"/>
         </w:tcPr>
@@ -9479,7 +9743,7 @@
       </w:tc>
       <w:tc>
         <w:tcPr>
-          <w:tcW w:w="1096" w:type="pct"/>
+          <w:tcW w:w="2017" w:type="pct"/>
           <w:vAlign w:val="center"/>
         </w:tcPr>
         <w:p>
@@ -9494,7 +9758,7 @@
               <w:b/>
               <w:bCs/>
             </w:rPr>
-            <w:t>Doc. no.: TBD</w:t>
+            <w:t>Doc. no.: CORP-P2-ENG-0164</w:t>
           </w:r>
           <w:r>
             <w:rPr>
@@ -9538,7 +9802,7 @@
       </w:tc>
       <w:tc>
         <w:tcPr>
-          <w:tcW w:w="3221" w:type="pct"/>
+          <w:tcW w:w="2300" w:type="pct"/>
           <w:vAlign w:val="center"/>
         </w:tcPr>
         <w:p>
@@ -9562,12 +9826,12 @@
       </w:tc>
       <w:tc>
         <w:tcPr>
-          <w:tcW w:w="1096" w:type="pct"/>
+          <w:tcW w:w="2017" w:type="pct"/>
           <w:vAlign w:val="center"/>
         </w:tcPr>
         <w:p>
           <w:r>
-            <w:t>Revision: 004</w:t>
+            <w:t>Revision: 005</w:t>
           </w:r>
           <w:r/>
         </w:p>
